--- a/reports/实验三_原型构建与实现.docx
+++ b/reports/实验三_原型构建与实现.docx
@@ -356,17 +356,16 @@
     </w:p>
     <w:p>
       <w:pPr>
-        <w:pStyle w:val="Heading3"/>
         <w:keepNext/>
-        <w:spacing w:before="120" w:after="60" w:line="360" w:lineRule="auto"/>
+        <w:spacing w:before="120" w:after="120" w:line="360" w:lineRule="auto"/>
         <w:ind w:firstLine="0"/>
         <w:jc w:val="center"/>
       </w:pPr>
       <w:r>
         <w:rPr>
-          <w:rFonts w:ascii="Times New Roman" w:hAnsi="Times New Roman" w:eastAsia="宋体"/>
+          <w:rFonts w:ascii="Times New Roman" w:hAnsi="Times New Roman" w:eastAsia="黑体"/>
           <w:b/>
-          <w:sz w:val="24"/>
+          <w:sz w:val="21"/>
         </w:rPr>
         <w:t>表 3-1 构建阶段与完成判据</w:t>
       </w:r>
@@ -386,9 +385,9 @@
         </w:tblBorders>
       </w:tblPr>
       <w:tblGrid>
-        <w:gridCol w:w="1151"/>
-        <w:gridCol w:w="4344"/>
-        <w:gridCol w:w="3359"/>
+        <w:gridCol w:w="1121"/>
+        <w:gridCol w:w="4189"/>
+        <w:gridCol w:w="3544"/>
       </w:tblGrid>
       <w:tr>
         <w:trPr>
@@ -397,7 +396,7 @@
         </w:trPr>
         <w:tc>
           <w:tcPr>
-            <w:tcW w:type="dxa" w:w="1151"/>
+            <w:tcW w:type="dxa" w:w="1121"/>
             <w:shd w:fill="F2F2F2" w:val="clear"/>
             <w:tcBorders>
               <w:bottom w:val="single" w:sz="6" w:space="0" w:color="000000"/>
@@ -423,7 +422,7 @@
         </w:tc>
         <w:tc>
           <w:tcPr>
-            <w:tcW w:type="dxa" w:w="4344"/>
+            <w:tcW w:type="dxa" w:w="4189"/>
             <w:shd w:fill="F2F2F2" w:val="clear"/>
             <w:tcBorders>
               <w:bottom w:val="single" w:sz="6" w:space="0" w:color="000000"/>
@@ -449,7 +448,7 @@
         </w:tc>
         <w:tc>
           <w:tcPr>
-            <w:tcW w:type="dxa" w:w="3360"/>
+            <w:tcW w:type="dxa" w:w="3545"/>
             <w:shd w:fill="F2F2F2" w:val="clear"/>
             <w:tcBorders>
               <w:bottom w:val="single" w:sz="6" w:space="0" w:color="000000"/>
@@ -480,7 +479,7 @@
         </w:trPr>
         <w:tc>
           <w:tcPr>
-            <w:tcW w:type="dxa" w:w="1151"/>
+            <w:tcW w:type="dxa" w:w="1121"/>
           </w:tcPr>
           <w:p>
             <w:pPr>
@@ -500,7 +499,7 @@
         </w:tc>
         <w:tc>
           <w:tcPr>
-            <w:tcW w:type="dxa" w:w="4344"/>
+            <w:tcW w:type="dxa" w:w="4189"/>
           </w:tcPr>
           <w:p>
             <w:pPr>
@@ -520,7 +519,7 @@
         </w:tc>
         <w:tc>
           <w:tcPr>
-            <w:tcW w:type="dxa" w:w="3360"/>
+            <w:tcW w:type="dxa" w:w="3545"/>
           </w:tcPr>
           <w:p>
             <w:pPr>
@@ -545,7 +544,7 @@
         </w:trPr>
         <w:tc>
           <w:tcPr>
-            <w:tcW w:type="dxa" w:w="1151"/>
+            <w:tcW w:type="dxa" w:w="1121"/>
           </w:tcPr>
           <w:p>
             <w:pPr>
@@ -565,7 +564,7 @@
         </w:tc>
         <w:tc>
           <w:tcPr>
-            <w:tcW w:type="dxa" w:w="4344"/>
+            <w:tcW w:type="dxa" w:w="4189"/>
           </w:tcPr>
           <w:p>
             <w:pPr>
@@ -585,7 +584,7 @@
         </w:tc>
         <w:tc>
           <w:tcPr>
-            <w:tcW w:type="dxa" w:w="3360"/>
+            <w:tcW w:type="dxa" w:w="3545"/>
           </w:tcPr>
           <w:p>
             <w:pPr>
@@ -610,7 +609,7 @@
         </w:trPr>
         <w:tc>
           <w:tcPr>
-            <w:tcW w:type="dxa" w:w="1151"/>
+            <w:tcW w:type="dxa" w:w="1121"/>
           </w:tcPr>
           <w:p>
             <w:pPr>
@@ -630,7 +629,7 @@
         </w:tc>
         <w:tc>
           <w:tcPr>
-            <w:tcW w:type="dxa" w:w="4344"/>
+            <w:tcW w:type="dxa" w:w="4189"/>
           </w:tcPr>
           <w:p>
             <w:pPr>
@@ -650,7 +649,7 @@
         </w:tc>
         <w:tc>
           <w:tcPr>
-            <w:tcW w:type="dxa" w:w="3360"/>
+            <w:tcW w:type="dxa" w:w="3545"/>
           </w:tcPr>
           <w:p>
             <w:pPr>
@@ -675,7 +674,7 @@
         </w:trPr>
         <w:tc>
           <w:tcPr>
-            <w:tcW w:type="dxa" w:w="1151"/>
+            <w:tcW w:type="dxa" w:w="1121"/>
           </w:tcPr>
           <w:p>
             <w:pPr>
@@ -695,7 +694,7 @@
         </w:tc>
         <w:tc>
           <w:tcPr>
-            <w:tcW w:type="dxa" w:w="4344"/>
+            <w:tcW w:type="dxa" w:w="4189"/>
           </w:tcPr>
           <w:p>
             <w:pPr>
@@ -715,7 +714,7 @@
         </w:tc>
         <w:tc>
           <w:tcPr>
-            <w:tcW w:type="dxa" w:w="3360"/>
+            <w:tcW w:type="dxa" w:w="3545"/>
           </w:tcPr>
           <w:p>
             <w:pPr>
@@ -740,7 +739,7 @@
         </w:trPr>
         <w:tc>
           <w:tcPr>
-            <w:tcW w:type="dxa" w:w="1151"/>
+            <w:tcW w:type="dxa" w:w="1121"/>
           </w:tcPr>
           <w:p>
             <w:pPr>
@@ -760,7 +759,7 @@
         </w:tc>
         <w:tc>
           <w:tcPr>
-            <w:tcW w:type="dxa" w:w="4344"/>
+            <w:tcW w:type="dxa" w:w="4189"/>
           </w:tcPr>
           <w:p>
             <w:pPr>
@@ -780,7 +779,7 @@
         </w:tc>
         <w:tc>
           <w:tcPr>
-            <w:tcW w:type="dxa" w:w="3360"/>
+            <w:tcW w:type="dxa" w:w="3545"/>
           </w:tcPr>
           <w:p>
             <w:pPr>
@@ -805,7 +804,7 @@
         </w:trPr>
         <w:tc>
           <w:tcPr>
-            <w:tcW w:type="dxa" w:w="1151"/>
+            <w:tcW w:type="dxa" w:w="1121"/>
           </w:tcPr>
           <w:p>
             <w:pPr>
@@ -825,7 +824,7 @@
         </w:tc>
         <w:tc>
           <w:tcPr>
-            <w:tcW w:type="dxa" w:w="4344"/>
+            <w:tcW w:type="dxa" w:w="4189"/>
           </w:tcPr>
           <w:p>
             <w:pPr>
@@ -845,7 +844,7 @@
         </w:tc>
         <w:tc>
           <w:tcPr>
-            <w:tcW w:type="dxa" w:w="3360"/>
+            <w:tcW w:type="dxa" w:w="3545"/>
           </w:tcPr>
           <w:p>
             <w:pPr>
@@ -870,7 +869,7 @@
         </w:trPr>
         <w:tc>
           <w:tcPr>
-            <w:tcW w:type="dxa" w:w="1151"/>
+            <w:tcW w:type="dxa" w:w="1121"/>
           </w:tcPr>
           <w:p>
             <w:pPr>
@@ -890,7 +889,7 @@
         </w:tc>
         <w:tc>
           <w:tcPr>
-            <w:tcW w:type="dxa" w:w="4344"/>
+            <w:tcW w:type="dxa" w:w="4189"/>
           </w:tcPr>
           <w:p>
             <w:pPr>
@@ -910,7 +909,7 @@
         </w:tc>
         <w:tc>
           <w:tcPr>
-            <w:tcW w:type="dxa" w:w="3360"/>
+            <w:tcW w:type="dxa" w:w="3545"/>
           </w:tcPr>
           <w:p>
             <w:pPr>
@@ -925,6 +924,71 @@
                 <w:sz w:val="21"/>
               </w:rPr>
               <w:t xml:space="preserve">买家/卖家/管理员都能完成主要操作</w:t>
+            </w:r>
+          </w:p>
+        </w:tc>
+      </w:tr>
+      <w:tr>
+        <w:trPr>
+          <w:cantSplit/>
+        </w:trPr>
+        <w:tc>
+          <w:tcPr>
+            <w:tcW w:type="dxa" w:w="1121"/>
+          </w:tcPr>
+          <w:p>
+            <w:pPr>
+              <w:jc w:val="center"/>
+              <w:spacing w:before="30" w:after="30" w:line="240" w:lineRule="auto"/>
+              <w:ind w:firstLineChars="0" w:firstLine="0"/>
+            </w:pPr>
+            <w:r>
+              <w:rPr>
+                <w:rFonts w:ascii="Times New Roman" w:hAnsi="Times New Roman" w:eastAsia="宋体"/>
+                <w:b w:val="0"/>
+                <w:sz w:val="21"/>
+              </w:rPr>
+              <w:t xml:space="preserve">8</w:t>
+            </w:r>
+          </w:p>
+        </w:tc>
+        <w:tc>
+          <w:tcPr>
+            <w:tcW w:type="dxa" w:w="4189"/>
+          </w:tcPr>
+          <w:p>
+            <w:pPr>
+              <w:jc w:val="left"/>
+              <w:spacing w:before="30" w:after="30" w:line="240" w:lineRule="auto"/>
+              <w:ind w:firstLineChars="0" w:firstLine="0"/>
+            </w:pPr>
+            <w:r>
+              <w:rPr>
+                <w:rFonts w:ascii="Times New Roman" w:hAnsi="Times New Roman" w:eastAsia="宋体"/>
+                <w:b w:val="0"/>
+                <w:sz w:val="21"/>
+              </w:rPr>
+              <w:t xml:space="preserve">第二轮迭代：店铺营业状态、搜索联动、账户与收藏</w:t>
+            </w:r>
+          </w:p>
+        </w:tc>
+        <w:tc>
+          <w:tcPr>
+            <w:tcW w:type="dxa" w:w="3545"/>
+          </w:tcPr>
+          <w:p>
+            <w:pPr>
+              <w:jc w:val="left"/>
+              <w:spacing w:before="30" w:after="30" w:line="240" w:lineRule="auto"/>
+              <w:ind w:firstLineChars="0" w:firstLine="0"/>
+            </w:pPr>
+            <w:r>
+              <w:rPr>
+                <w:rFonts w:ascii="Times New Roman" w:hAnsi="Times New Roman" w:eastAsia="宋体"/>
+                <w:b w:val="0"/>
+                <w:sz w:val="21"/>
+              </w:rPr>
+              <w:t xml:space="preserve">店铺停用后商品隐身且不可下单，筛选条件可保留</w:t>
             </w:r>
           </w:p>
         </w:tc>
@@ -949,7 +1013,63 @@
     </w:p>
     <w:p>
       <w:pPr>
-        <w:spacing w:line="360" w:lineRule="auto" w:before="120" w:after="60"/>
+        <w:spacing w:line="360" w:lineRule="auto"/>
+        <w:ind w:firstLine="480"/>
+        <w:jc w:val="both"/>
+      </w:pPr>
+      <w:r>
+        <w:rPr>
+          <w:rFonts w:ascii="Times New Roman" w:hAnsi="Times New Roman" w:eastAsia="宋体"/>
+          <w:sz w:val="24"/>
+        </w:rPr>
+        <w:t xml:space="preserve">下表文件数取自当前 </w:t>
+      </w:r>
+      <w:r>
+        <w:rPr>
+          <w:rFonts w:ascii="Times New Roman" w:cs="Consolas" w:eastAsia="宋体" w:hAnsi="Times New Roman"/>
+          <w:sz w:val="24"/>
+        </w:rPr>
+        <w:t xml:space="preserve">main</w:t>
+      </w:r>
+      <w:r>
+        <w:rPr>
+          <w:rFonts w:ascii="Times New Roman" w:hAnsi="Times New Roman" w:eastAsia="宋体"/>
+          <w:sz w:val="24"/>
+        </w:rPr>
+        <w:t xml:space="preserve"> 分支 </w:t>
+      </w:r>
+      <w:r>
+        <w:rPr>
+          <w:rFonts w:ascii="Times New Roman" w:cs="Consolas" w:eastAsia="宋体" w:hAnsi="Times New Roman"/>
+          <w:sz w:val="24"/>
+        </w:rPr>
+        <w:t xml:space="preserve">src/&lt;服务&gt;/src/main/java</w:t>
+      </w:r>
+      <w:r>
+        <w:rPr>
+          <w:rFonts w:ascii="Times New Roman" w:hAnsi="Times New Roman" w:eastAsia="宋体"/>
+          <w:sz w:val="24"/>
+        </w:rPr>
+        <w:t xml:space="preserve"> 与 </w:t>
+      </w:r>
+      <w:r>
+        <w:rPr>
+          <w:rFonts w:ascii="Times New Roman" w:cs="Consolas" w:eastAsia="宋体" w:hAnsi="Times New Roman"/>
+          <w:sz w:val="24"/>
+        </w:rPr>
+        <w:t xml:space="preserve">src/&lt;服务&gt;/src/test/java</w:t>
+      </w:r>
+      <w:r>
+        <w:rPr>
+          <w:rFonts w:ascii="Times New Roman" w:hAnsi="Times New Roman" w:eastAsia="宋体"/>
+          <w:sz w:val="24"/>
+        </w:rPr>
+        <w:t xml:space="preserve"> 的实际统计：</w:t>
+      </w:r>
+    </w:p>
+    <w:p>
+      <w:pPr>
+        <w:spacing w:before="120" w:after="60" w:line="276" w:lineRule="auto"/>
         <w:ind w:firstLine="0"/>
         <w:jc w:val="center"/>
       </w:pPr>
@@ -959,7 +1079,7 @@
           <w:b/>
           <w:sz w:val="24"/>
         </w:rPr>
-        <w:t>表 3-2 各模块实现范围</w:t>
+        <w:t>表 3-2 模块实现范围</w:t>
       </w:r>
     </w:p>
     <w:tbl>
@@ -977,10 +1097,10 @@
         </w:tblBorders>
       </w:tblPr>
       <w:tblGrid>
-        <w:gridCol w:w="4152"/>
-        <w:gridCol w:w="1451"/>
-        <w:gridCol w:w="1159"/>
-        <w:gridCol w:w="2091"/>
+        <w:gridCol w:w="4117"/>
+        <w:gridCol w:w="1414"/>
+        <w:gridCol w:w="1141"/>
+        <w:gridCol w:w="2181"/>
       </w:tblGrid>
       <w:tr>
         <w:trPr>
@@ -989,7 +1109,7 @@
         </w:trPr>
         <w:tc>
           <w:tcPr>
-            <w:tcW w:type="dxa" w:w="4153"/>
+            <w:tcW w:type="dxa" w:w="4118"/>
             <w:shd w:fill="F2F2F2" w:val="clear"/>
             <w:tcBorders>
               <w:bottom w:val="single" w:sz="6" w:space="0" w:color="000000"/>
@@ -1015,7 +1135,7 @@
         </w:tc>
         <w:tc>
           <w:tcPr>
-            <w:tcW w:type="dxa" w:w="1451"/>
+            <w:tcW w:type="dxa" w:w="1414"/>
             <w:shd w:fill="F2F2F2" w:val="clear"/>
             <w:tcBorders>
               <w:bottom w:val="single" w:sz="6" w:space="0" w:color="000000"/>
@@ -1041,7 +1161,7 @@
         </w:tc>
         <w:tc>
           <w:tcPr>
-            <w:tcW w:type="dxa" w:w="1160"/>
+            <w:tcW w:type="dxa" w:w="1142"/>
             <w:shd w:fill="F2F2F2" w:val="clear"/>
             <w:tcBorders>
               <w:bottom w:val="single" w:sz="6" w:space="0" w:color="000000"/>
@@ -1067,7 +1187,7 @@
         </w:tc>
         <w:tc>
           <w:tcPr>
-            <w:tcW w:type="dxa" w:w="2091"/>
+            <w:tcW w:type="dxa" w:w="2181"/>
             <w:shd w:fill="F2F2F2" w:val="clear"/>
             <w:tcBorders>
               <w:bottom w:val="single" w:sz="6" w:space="0" w:color="000000"/>
@@ -1098,7 +1218,7 @@
         </w:trPr>
         <w:tc>
           <w:tcPr>
-            <w:tcW w:type="dxa" w:w="4153"/>
+            <w:tcW w:type="dxa" w:w="4118"/>
           </w:tcPr>
           <w:p>
             <w:pPr>
@@ -1119,7 +1239,7 @@
         </w:tc>
         <w:tc>
           <w:tcPr>
-            <w:tcW w:type="dxa" w:w="1451"/>
+            <w:tcW w:type="dxa" w:w="1414"/>
           </w:tcPr>
           <w:p>
             <w:pPr>
@@ -1140,7 +1260,7 @@
         </w:tc>
         <w:tc>
           <w:tcPr>
-            <w:tcW w:type="dxa" w:w="1160"/>
+            <w:tcW w:type="dxa" w:w="1142"/>
           </w:tcPr>
           <w:p>
             <w:pPr>
@@ -1161,7 +1281,7 @@
         </w:tc>
         <w:tc>
           <w:tcPr>
-            <w:tcW w:type="dxa" w:w="2091"/>
+            <w:tcW w:type="dxa" w:w="2181"/>
           </w:tcPr>
           <w:p>
             <w:pPr>
@@ -1187,7 +1307,7 @@
         </w:trPr>
         <w:tc>
           <w:tcPr>
-            <w:tcW w:type="dxa" w:w="4153"/>
+            <w:tcW w:type="dxa" w:w="4118"/>
           </w:tcPr>
           <w:p>
             <w:pPr>
@@ -1207,27 +1327,27 @@
         </w:tc>
         <w:tc>
           <w:tcPr>
-            <w:tcW w:type="dxa" w:w="1451"/>
-          </w:tcPr>
-          <w:p>
-            <w:pPr>
-              <w:jc w:val="left"/>
-              <w:spacing w:before="30" w:after="30" w:line="240" w:lineRule="auto"/>
-              <w:ind w:firstLineChars="0" w:firstLine="0"/>
-            </w:pPr>
-            <w:r>
-              <w:rPr>
-                <w:rFonts w:ascii="Times New Roman" w:hAnsi="Times New Roman" w:eastAsia="宋体"/>
-                <w:b w:val="0"/>
-                <w:sz w:val="21"/>
-              </w:rPr>
-              <w:t xml:space="preserve">32</w:t>
-            </w:r>
-          </w:p>
-        </w:tc>
-        <w:tc>
-          <w:tcPr>
-            <w:tcW w:type="dxa" w:w="1160"/>
+            <w:tcW w:type="dxa" w:w="1414"/>
+          </w:tcPr>
+          <w:p>
+            <w:pPr>
+              <w:jc w:val="left"/>
+              <w:spacing w:before="30" w:after="30" w:line="240" w:lineRule="auto"/>
+              <w:ind w:firstLineChars="0" w:firstLine="0"/>
+            </w:pPr>
+            <w:r>
+              <w:rPr>
+                <w:rFonts w:ascii="Times New Roman" w:hAnsi="Times New Roman" w:eastAsia="宋体"/>
+                <w:b w:val="0"/>
+                <w:sz w:val="21"/>
+              </w:rPr>
+              <w:t xml:space="preserve">62</w:t>
+            </w:r>
+          </w:p>
+        </w:tc>
+        <w:tc>
+          <w:tcPr>
+            <w:tcW w:type="dxa" w:w="1142"/>
           </w:tcPr>
           <w:p>
             <w:pPr>
@@ -1247,21 +1367,21 @@
         </w:tc>
         <w:tc>
           <w:tcPr>
-            <w:tcW w:type="dxa" w:w="2091"/>
-          </w:tcPr>
-          <w:p>
-            <w:pPr>
-              <w:jc w:val="left"/>
-              <w:spacing w:before="30" w:after="30" w:line="240" w:lineRule="auto"/>
-              <w:ind w:firstLineChars="0" w:firstLine="0"/>
-            </w:pPr>
-            <w:r>
-              <w:rPr>
-                <w:rFonts w:ascii="Times New Roman" w:hAnsi="Times New Roman" w:eastAsia="宋体"/>
-                <w:b w:val="0"/>
-                <w:sz w:val="21"/>
-              </w:rPr>
-              <w:t xml:space="preserve">用户、地址、认证</w:t>
+            <w:tcW w:type="dxa" w:w="2181"/>
+          </w:tcPr>
+          <w:p>
+            <w:pPr>
+              <w:jc w:val="left"/>
+              <w:spacing w:before="30" w:after="30" w:line="240" w:lineRule="auto"/>
+              <w:ind w:firstLineChars="0" w:firstLine="0"/>
+            </w:pPr>
+            <w:r>
+              <w:rPr>
+                <w:rFonts w:ascii="Times New Roman" w:hAnsi="Times New Roman" w:eastAsia="宋体"/>
+                <w:b w:val="0"/>
+                <w:sz w:val="21"/>
+              </w:rPr>
+              <w:t xml:space="preserve">用户、地址、认证、店铺、收藏与足迹</w:t>
             </w:r>
           </w:p>
         </w:tc>
@@ -1272,7 +1392,7 @@
         </w:trPr>
         <w:tc>
           <w:tcPr>
-            <w:tcW w:type="dxa" w:w="4153"/>
+            <w:tcW w:type="dxa" w:w="4118"/>
           </w:tcPr>
           <w:p>
             <w:pPr>
@@ -1292,61 +1412,61 @@
         </w:tc>
         <w:tc>
           <w:tcPr>
-            <w:tcW w:type="dxa" w:w="1451"/>
-          </w:tcPr>
-          <w:p>
-            <w:pPr>
-              <w:jc w:val="left"/>
-              <w:spacing w:before="30" w:after="30" w:line="240" w:lineRule="auto"/>
-              <w:ind w:firstLineChars="0" w:firstLine="0"/>
-            </w:pPr>
-            <w:r>
-              <w:rPr>
-                <w:rFonts w:ascii="Times New Roman" w:hAnsi="Times New Roman" w:eastAsia="宋体"/>
-                <w:b w:val="0"/>
-                <w:sz w:val="21"/>
-              </w:rPr>
-              <w:t xml:space="preserve">45</w:t>
-            </w:r>
-          </w:p>
-        </w:tc>
-        <w:tc>
-          <w:tcPr>
-            <w:tcW w:type="dxa" w:w="1160"/>
-          </w:tcPr>
-          <w:p>
-            <w:pPr>
-              <w:jc w:val="left"/>
-              <w:spacing w:before="30" w:after="30" w:line="240" w:lineRule="auto"/>
-              <w:ind w:firstLineChars="0" w:firstLine="0"/>
-            </w:pPr>
-            <w:r>
-              <w:rPr>
-                <w:rFonts w:ascii="Times New Roman" w:hAnsi="Times New Roman" w:eastAsia="宋体"/>
-                <w:b w:val="0"/>
-                <w:sz w:val="21"/>
-              </w:rPr>
-              <w:t xml:space="preserve">2</w:t>
-            </w:r>
-          </w:p>
-        </w:tc>
-        <w:tc>
-          <w:tcPr>
-            <w:tcW w:type="dxa" w:w="2091"/>
-          </w:tcPr>
-          <w:p>
-            <w:pPr>
-              <w:jc w:val="left"/>
-              <w:spacing w:before="30" w:after="30" w:line="240" w:lineRule="auto"/>
-              <w:ind w:firstLineChars="0" w:firstLine="0"/>
-            </w:pPr>
-            <w:r>
-              <w:rPr>
-                <w:rFonts w:ascii="Times New Roman" w:hAnsi="Times New Roman" w:eastAsia="宋体"/>
-                <w:b w:val="0"/>
-                <w:sz w:val="21"/>
-              </w:rPr>
-              <w:t xml:space="preserve">商品、SKU、分类、库存预占</w:t>
+            <w:tcW w:type="dxa" w:w="1414"/>
+          </w:tcPr>
+          <w:p>
+            <w:pPr>
+              <w:jc w:val="left"/>
+              <w:spacing w:before="30" w:after="30" w:line="240" w:lineRule="auto"/>
+              <w:ind w:firstLineChars="0" w:firstLine="0"/>
+            </w:pPr>
+            <w:r>
+              <w:rPr>
+                <w:rFonts w:ascii="Times New Roman" w:hAnsi="Times New Roman" w:eastAsia="宋体"/>
+                <w:b w:val="0"/>
+                <w:sz w:val="21"/>
+              </w:rPr>
+              <w:t xml:space="preserve">58</w:t>
+            </w:r>
+          </w:p>
+        </w:tc>
+        <w:tc>
+          <w:tcPr>
+            <w:tcW w:type="dxa" w:w="1142"/>
+          </w:tcPr>
+          <w:p>
+            <w:pPr>
+              <w:jc w:val="left"/>
+              <w:spacing w:before="30" w:after="30" w:line="240" w:lineRule="auto"/>
+              <w:ind w:firstLineChars="0" w:firstLine="0"/>
+            </w:pPr>
+            <w:r>
+              <w:rPr>
+                <w:rFonts w:ascii="Times New Roman" w:hAnsi="Times New Roman" w:eastAsia="宋体"/>
+                <w:b w:val="0"/>
+                <w:sz w:val="21"/>
+              </w:rPr>
+              <w:t xml:space="preserve">4</w:t>
+            </w:r>
+          </w:p>
+        </w:tc>
+        <w:tc>
+          <w:tcPr>
+            <w:tcW w:type="dxa" w:w="2181"/>
+          </w:tcPr>
+          <w:p>
+            <w:pPr>
+              <w:jc w:val="left"/>
+              <w:spacing w:before="30" w:after="30" w:line="240" w:lineRule="auto"/>
+              <w:ind w:firstLineChars="0" w:firstLine="0"/>
+            </w:pPr>
+            <w:r>
+              <w:rPr>
+                <w:rFonts w:ascii="Times New Roman" w:hAnsi="Times New Roman" w:eastAsia="宋体"/>
+                <w:b w:val="0"/>
+                <w:sz w:val="21"/>
+              </w:rPr>
+              <w:t xml:space="preserve">商品、SKU、分类、库存预占与预警</w:t>
             </w:r>
           </w:p>
         </w:tc>
@@ -1357,7 +1477,7 @@
         </w:trPr>
         <w:tc>
           <w:tcPr>
-            <w:tcW w:type="dxa" w:w="4153"/>
+            <w:tcW w:type="dxa" w:w="4118"/>
           </w:tcPr>
           <w:p>
             <w:pPr>
@@ -1377,7 +1497,7 @@
         </w:tc>
         <w:tc>
           <w:tcPr>
-            <w:tcW w:type="dxa" w:w="1451"/>
+            <w:tcW w:type="dxa" w:w="1414"/>
           </w:tcPr>
           <w:p>
             <w:pPr>
@@ -1397,7 +1517,7 @@
         </w:tc>
         <w:tc>
           <w:tcPr>
-            <w:tcW w:type="dxa" w:w="1160"/>
+            <w:tcW w:type="dxa" w:w="1142"/>
           </w:tcPr>
           <w:p>
             <w:pPr>
@@ -1417,7 +1537,7 @@
         </w:tc>
         <w:tc>
           <w:tcPr>
-            <w:tcW w:type="dxa" w:w="2091"/>
+            <w:tcW w:type="dxa" w:w="2181"/>
           </w:tcPr>
           <w:p>
             <w:pPr>
@@ -1442,7 +1562,7 @@
         </w:trPr>
         <w:tc>
           <w:tcPr>
-            <w:tcW w:type="dxa" w:w="4153"/>
+            <w:tcW w:type="dxa" w:w="4118"/>
           </w:tcPr>
           <w:p>
             <w:pPr>
@@ -1462,61 +1582,61 @@
         </w:tc>
         <w:tc>
           <w:tcPr>
-            <w:tcW w:type="dxa" w:w="1451"/>
-          </w:tcPr>
-          <w:p>
-            <w:pPr>
-              <w:jc w:val="left"/>
-              <w:spacing w:before="30" w:after="30" w:line="240" w:lineRule="auto"/>
-              <w:ind w:firstLineChars="0" w:firstLine="0"/>
-            </w:pPr>
-            <w:r>
-              <w:rPr>
-                <w:rFonts w:ascii="Times New Roman" w:hAnsi="Times New Roman" w:eastAsia="宋体"/>
-                <w:b w:val="0"/>
-                <w:sz w:val="21"/>
-              </w:rPr>
-              <w:t xml:space="preserve">43</w:t>
-            </w:r>
-          </w:p>
-        </w:tc>
-        <w:tc>
-          <w:tcPr>
-            <w:tcW w:type="dxa" w:w="1160"/>
-          </w:tcPr>
-          <w:p>
-            <w:pPr>
-              <w:jc w:val="left"/>
-              <w:spacing w:before="30" w:after="30" w:line="240" w:lineRule="auto"/>
-              <w:ind w:firstLineChars="0" w:firstLine="0"/>
-            </w:pPr>
-            <w:r>
-              <w:rPr>
-                <w:rFonts w:ascii="Times New Roman" w:hAnsi="Times New Roman" w:eastAsia="宋体"/>
-                <w:b w:val="0"/>
-                <w:sz w:val="21"/>
-              </w:rPr>
-              <w:t xml:space="preserve">3</w:t>
-            </w:r>
-          </w:p>
-        </w:tc>
-        <w:tc>
-          <w:tcPr>
-            <w:tcW w:type="dxa" w:w="2091"/>
-          </w:tcPr>
-          <w:p>
-            <w:pPr>
-              <w:jc w:val="left"/>
-              <w:spacing w:before="30" w:after="30" w:line="240" w:lineRule="auto"/>
-              <w:ind w:firstLineChars="0" w:firstLine="0"/>
-            </w:pPr>
-            <w:r>
-              <w:rPr>
-                <w:rFonts w:ascii="Times New Roman" w:hAnsi="Times New Roman" w:eastAsia="宋体"/>
-                <w:b w:val="0"/>
-                <w:sz w:val="21"/>
-              </w:rPr>
-              <w:t xml:space="preserve">订单、幂等、状态机、补偿</w:t>
+            <w:tcW w:type="dxa" w:w="1414"/>
+          </w:tcPr>
+          <w:p>
+            <w:pPr>
+              <w:jc w:val="left"/>
+              <w:spacing w:before="30" w:after="30" w:line="240" w:lineRule="auto"/>
+              <w:ind w:firstLineChars="0" w:firstLine="0"/>
+            </w:pPr>
+            <w:r>
+              <w:rPr>
+                <w:rFonts w:ascii="Times New Roman" w:hAnsi="Times New Roman" w:eastAsia="宋体"/>
+                <w:b w:val="0"/>
+                <w:sz w:val="21"/>
+              </w:rPr>
+              <w:t xml:space="preserve">50</w:t>
+            </w:r>
+          </w:p>
+        </w:tc>
+        <w:tc>
+          <w:tcPr>
+            <w:tcW w:type="dxa" w:w="1142"/>
+          </w:tcPr>
+          <w:p>
+            <w:pPr>
+              <w:jc w:val="left"/>
+              <w:spacing w:before="30" w:after="30" w:line="240" w:lineRule="auto"/>
+              <w:ind w:firstLineChars="0" w:firstLine="0"/>
+            </w:pPr>
+            <w:r>
+              <w:rPr>
+                <w:rFonts w:ascii="Times New Roman" w:hAnsi="Times New Roman" w:eastAsia="宋体"/>
+                <w:b w:val="0"/>
+                <w:sz w:val="21"/>
+              </w:rPr>
+              <w:t xml:space="preserve">5</w:t>
+            </w:r>
+          </w:p>
+        </w:tc>
+        <w:tc>
+          <w:tcPr>
+            <w:tcW w:type="dxa" w:w="2181"/>
+          </w:tcPr>
+          <w:p>
+            <w:pPr>
+              <w:jc w:val="left"/>
+              <w:spacing w:before="30" w:after="30" w:line="240" w:lineRule="auto"/>
+              <w:ind w:firstLineChars="0" w:firstLine="0"/>
+            </w:pPr>
+            <w:r>
+              <w:rPr>
+                <w:rFonts w:ascii="Times New Roman" w:hAnsi="Times New Roman" w:eastAsia="宋体"/>
+                <w:b w:val="0"/>
+                <w:sz w:val="21"/>
+              </w:rPr>
+              <w:t xml:space="preserve">订单、幂等、状态机、补偿、配置</w:t>
             </w:r>
           </w:p>
         </w:tc>
@@ -1527,7 +1647,7 @@
         </w:trPr>
         <w:tc>
           <w:tcPr>
-            <w:tcW w:type="dxa" w:w="4153"/>
+            <w:tcW w:type="dxa" w:w="4118"/>
           </w:tcPr>
           <w:p>
             <w:pPr>
@@ -1547,7 +1667,7 @@
         </w:tc>
         <w:tc>
           <w:tcPr>
-            <w:tcW w:type="dxa" w:w="1451"/>
+            <w:tcW w:type="dxa" w:w="1414"/>
           </w:tcPr>
           <w:p>
             <w:pPr>
@@ -1567,7 +1687,7 @@
         </w:tc>
         <w:tc>
           <w:tcPr>
-            <w:tcW w:type="dxa" w:w="1160"/>
+            <w:tcW w:type="dxa" w:w="1142"/>
           </w:tcPr>
           <w:p>
             <w:pPr>
@@ -1587,7 +1707,7 @@
         </w:tc>
         <w:tc>
           <w:tcPr>
-            <w:tcW w:type="dxa" w:w="2091"/>
+            <w:tcW w:type="dxa" w:w="2181"/>
           </w:tcPr>
           <w:p>
             <w:pPr>
@@ -1612,7 +1732,7 @@
         </w:trPr>
         <w:tc>
           <w:tcPr>
-            <w:tcW w:type="dxa" w:w="4153"/>
+            <w:tcW w:type="dxa" w:w="4118"/>
           </w:tcPr>
           <w:p>
             <w:pPr>
@@ -1632,27 +1752,27 @@
         </w:tc>
         <w:tc>
           <w:tcPr>
-            <w:tcW w:type="dxa" w:w="1451"/>
-          </w:tcPr>
-          <w:p>
-            <w:pPr>
-              <w:jc w:val="left"/>
-              <w:spacing w:before="30" w:after="30" w:line="240" w:lineRule="auto"/>
-              <w:ind w:firstLineChars="0" w:firstLine="0"/>
-            </w:pPr>
-            <w:r>
-              <w:rPr>
-                <w:rFonts w:ascii="Times New Roman" w:hAnsi="Times New Roman" w:eastAsia="宋体"/>
-                <w:b w:val="0"/>
-                <w:sz w:val="21"/>
-              </w:rPr>
-              <w:t xml:space="preserve">17 个页面 + 2 个组件</w:t>
-            </w:r>
-          </w:p>
-        </w:tc>
-        <w:tc>
-          <w:tcPr>
-            <w:tcW w:type="dxa" w:w="1160"/>
+            <w:tcW w:type="dxa" w:w="1414"/>
+          </w:tcPr>
+          <w:p>
+            <w:pPr>
+              <w:jc w:val="left"/>
+              <w:spacing w:before="30" w:after="30" w:line="240" w:lineRule="auto"/>
+              <w:ind w:firstLineChars="0" w:firstLine="0"/>
+            </w:pPr>
+            <w:r>
+              <w:rPr>
+                <w:rFonts w:ascii="Times New Roman" w:hAnsi="Times New Roman" w:eastAsia="宋体"/>
+                <w:b w:val="0"/>
+                <w:sz w:val="21"/>
+              </w:rPr>
+              <w:t xml:space="preserve">25 个页面 + 2 个组件</w:t>
+            </w:r>
+          </w:p>
+        </w:tc>
+        <w:tc>
+          <w:tcPr>
+            <w:tcW w:type="dxa" w:w="1142"/>
           </w:tcPr>
           <w:p>
             <w:pPr>
@@ -1672,21 +1792,21 @@
         </w:tc>
         <w:tc>
           <w:tcPr>
-            <w:tcW w:type="dxa" w:w="2091"/>
-          </w:tcPr>
-          <w:p>
-            <w:pPr>
-              <w:jc w:val="left"/>
-              <w:spacing w:before="30" w:after="30" w:line="240" w:lineRule="auto"/>
-              <w:ind w:firstLineChars="0" w:firstLine="0"/>
-            </w:pPr>
-            <w:r>
-              <w:rPr>
-                <w:rFonts w:ascii="Times New Roman" w:hAnsi="Times New Roman" w:eastAsia="宋体"/>
-                <w:b w:val="0"/>
-                <w:sz w:val="21"/>
-              </w:rPr>
-              <w:t xml:space="preserve">买家/卖家/管理员</w:t>
+            <w:tcW w:type="dxa" w:w="2181"/>
+          </w:tcPr>
+          <w:p>
+            <w:pPr>
+              <w:jc w:val="left"/>
+              <w:spacing w:before="30" w:after="30" w:line="240" w:lineRule="auto"/>
+              <w:ind w:firstLineChars="0" w:firstLine="0"/>
+            </w:pPr>
+            <w:r>
+              <w:rPr>
+                <w:rFonts w:ascii="Times New Roman" w:hAnsi="Times New Roman" w:eastAsia="宋体"/>
+                <w:b w:val="0"/>
+                <w:sz w:val="21"/>
+              </w:rPr>
+              <w:t xml:space="preserve">买家 / 卖家 / 管理员</w:t>
             </w:r>
           </w:p>
         </w:tc>
@@ -1714,6 +1834,13 @@
         </w:rPr>
         <w:t xml:space="preserve">：JDK 17、Spring Boot 3.2.5、Spring Cloud 2023.0.1、Spring Cloud Alibaba 2023.0.3.2、Nacos 2.3.2、MySQL 8.4.9、MyBatis 3.0.3、Vue 3 + Vite + Tailwind CSS 4。</w:t>
       </w:r>
+    </w:p>
+    <w:p>
+      <w:pPr>
+        <w:pBdr>
+          <w:bottom w:val="single" w:color="BFBFBF" w:sz="6" w:space="1"/>
+        </w:pBdr>
+      </w:pPr>
     </w:p>
     <w:p>
       <w:pPr>
@@ -1776,7 +1903,7 @@
           <wp:inline distT="0" distB="0" distL="0" distR="0">
             <wp:extent cx="5760085" cy="3189468"/>
             <wp:effectExtent t="0" r="0" b="0" l="0"/>
-            <wp:docPr id="11" name="图 3-1 商品列表" descr="图 3-1 商品列表" title="图 3-1 商品列表"/>
+            <wp:docPr id="20" name="图 3-1 商品列表" descr="图 3-1 商品列表" title="图 3-1 商品列表"/>
             <wp:cNvGraphicFramePr>
               <a:graphicFrameLocks xmlns:a="http://schemas.openxmlformats.org/drawingml/2006/main" noChangeAspect="1"/>
             </wp:cNvGraphicFramePr>
@@ -1815,7 +1942,7 @@
     <w:p>
       <w:pPr>
         <w:keepNext/>
-        <w:spacing w:before="60" w:after="120"/>
+        <w:spacing w:before="60" w:after="120" w:line="276" w:lineRule="auto"/>
         <w:ind w:firstLine="0"/>
         <w:jc w:val="center"/>
       </w:pPr>
@@ -1920,7 +2047,7 @@
           <wp:inline distT="0" distB="0" distL="0" distR="0">
             <wp:extent cx="5760085" cy="3018094"/>
             <wp:effectExtent t="0" r="0" b="0" l="0"/>
-            <wp:docPr id="12" name="图 3-2 商品详情" descr="图 3-2 商品详情" title="图 3-2 商品详情"/>
+            <wp:docPr id="21" name="图 3-2 商品详情" descr="图 3-2 商品详情" title="图 3-2 商品详情"/>
             <wp:cNvGraphicFramePr>
               <a:graphicFrameLocks xmlns:a="http://schemas.openxmlformats.org/drawingml/2006/main" noChangeAspect="1"/>
             </wp:cNvGraphicFramePr>
@@ -1959,7 +2086,7 @@
     <w:p>
       <w:pPr>
         <w:keepNext/>
-        <w:spacing w:before="60" w:after="120"/>
+        <w:spacing w:before="60" w:after="120" w:line="276" w:lineRule="auto"/>
         <w:ind w:firstLine="0"/>
         <w:jc w:val="center"/>
       </w:pPr>
@@ -2006,7 +2133,21 @@
           <w:rFonts w:ascii="Times New Roman" w:hAnsi="Times New Roman" w:eastAsia="宋体"/>
           <w:sz w:val="24"/>
         </w:rPr>
-        <w:t xml:space="preserve">：商品详情接口只返回 categoryId，前端额外拉一次分类列表把 ID 翻译成名称。这是开发后期发现的问题——之前一直显示「未分类」。</w:t>
+        <w:t xml:space="preserve">：商品详情接口只返回 </w:t>
+      </w:r>
+      <w:r>
+        <w:rPr>
+          <w:rFonts w:ascii="Times New Roman" w:cs="Consolas" w:eastAsia="宋体" w:hAnsi="Times New Roman"/>
+          <w:sz w:val="24"/>
+        </w:rPr>
+        <w:t xml:space="preserve">categoryId</w:t>
+      </w:r>
+      <w:r>
+        <w:rPr>
+          <w:rFonts w:ascii="Times New Roman" w:hAnsi="Times New Roman" w:eastAsia="宋体"/>
+          <w:sz w:val="24"/>
+        </w:rPr>
+        <w:t xml:space="preserve">，前端额外拉一次分类列表把 ID 翻译成名称。这是开发后期发现的问题——之前一直显示「未分类」。</w:t>
       </w:r>
     </w:p>
     <w:p>
@@ -2036,7 +2177,7 @@
           <wp:inline distT="0" distB="0" distL="0" distR="0">
             <wp:extent cx="5760085" cy="2170742"/>
             <wp:effectExtent t="0" r="0" b="0" l="0"/>
-            <wp:docPr id="13" name="图 3-3 购物车" descr="图 3-3 购物车" title="图 3-3 购物车"/>
+            <wp:docPr id="22" name="图 3-3 购物车" descr="图 3-3 购物车" title="图 3-3 购物车"/>
             <wp:cNvGraphicFramePr>
               <a:graphicFrameLocks xmlns:a="http://schemas.openxmlformats.org/drawingml/2006/main" noChangeAspect="1"/>
             </wp:cNvGraphicFramePr>
@@ -2075,7 +2216,7 @@
     <w:p>
       <w:pPr>
         <w:keepNext/>
-        <w:spacing w:before="60" w:after="120"/>
+        <w:spacing w:before="60" w:after="120" w:line="276" w:lineRule="auto"/>
         <w:ind w:firstLine="0"/>
         <w:jc w:val="center"/>
       </w:pPr>
@@ -2122,7 +2263,21 @@
           <w:rFonts w:ascii="Times New Roman" w:hAnsi="Times New Roman" w:eastAsia="宋体"/>
           <w:sz w:val="24"/>
         </w:rPr>
-        <w:t xml:space="preserve">：购物车只存 skuId，标题、价格、库存由 cart-service 调 product-service 补齐。这样商品改价后购物车显示的价格始终是最新的。</w:t>
+        <w:t xml:space="preserve">：购物车只存 </w:t>
+      </w:r>
+      <w:r>
+        <w:rPr>
+          <w:rFonts w:ascii="Times New Roman" w:cs="Consolas" w:eastAsia="宋体" w:hAnsi="Times New Roman"/>
+          <w:sz w:val="24"/>
+        </w:rPr>
+        <w:t xml:space="preserve">skuId</w:t>
+      </w:r>
+      <w:r>
+        <w:rPr>
+          <w:rFonts w:ascii="Times New Roman" w:hAnsi="Times New Roman" w:eastAsia="宋体"/>
+          <w:sz w:val="24"/>
+        </w:rPr>
+        <w:t xml:space="preserve">，标题、价格、库存由 cart-service 调 product-service 补齐。这样商品改价后购物车显示的价格始终是最新的。</w:t>
       </w:r>
     </w:p>
     <w:p>
@@ -2152,7 +2307,7 @@
           <wp:inline distT="0" distB="0" distL="0" distR="0">
             <wp:extent cx="5760085" cy="2332596"/>
             <wp:effectExtent t="0" r="0" b="0" l="0"/>
-            <wp:docPr id="14" name="图 3-4 确认订单" descr="图 3-4 确认订单" title="图 3-4 确认订单"/>
+            <wp:docPr id="23" name="图 3-4 确认订单" descr="图 3-4 确认订单" title="图 3-4 确认订单"/>
             <wp:cNvGraphicFramePr>
               <a:graphicFrameLocks xmlns:a="http://schemas.openxmlformats.org/drawingml/2006/main" noChangeAspect="1"/>
             </wp:cNvGraphicFramePr>
@@ -2191,7 +2346,7 @@
     <w:p>
       <w:pPr>
         <w:keepNext/>
-        <w:spacing w:before="60" w:after="120"/>
+        <w:spacing w:before="60" w:after="120" w:line="276" w:lineRule="auto"/>
         <w:ind w:firstLine="0"/>
         <w:jc w:val="center"/>
       </w:pPr>
@@ -2268,7 +2423,7 @@
           <wp:inline distT="0" distB="0" distL="0" distR="0">
             <wp:extent cx="5760085" cy="2170742"/>
             <wp:effectExtent t="0" r="0" b="0" l="0"/>
-            <wp:docPr id="15" name="图 3-5 支付页" descr="图 3-5 支付页" title="图 3-5 支付页"/>
+            <wp:docPr id="24" name="图 3-5 支付页" descr="图 3-5 支付页" title="图 3-5 支付页"/>
             <wp:cNvGraphicFramePr>
               <a:graphicFrameLocks xmlns:a="http://schemas.openxmlformats.org/drawingml/2006/main" noChangeAspect="1"/>
             </wp:cNvGraphicFramePr>
@@ -2307,7 +2462,7 @@
     <w:p>
       <w:pPr>
         <w:keepNext/>
-        <w:spacing w:before="60" w:after="120"/>
+        <w:spacing w:before="60" w:after="120" w:line="276" w:lineRule="auto"/>
         <w:ind w:firstLine="0"/>
         <w:jc w:val="center"/>
       </w:pPr>
@@ -2384,7 +2539,7 @@
           <wp:inline distT="0" distB="0" distL="0" distR="0">
             <wp:extent cx="5760085" cy="2418283"/>
             <wp:effectExtent t="0" r="0" b="0" l="0"/>
-            <wp:docPr id="16" name="图 3-6 支付成功后的订单详情" descr="图 3-6 支付成功后的订单详情" title="图 3-6 支付成功后的订单详情"/>
+            <wp:docPr id="25" name="图 3-6 支付成功后的订单详情" descr="图 3-6 支付成功后的订单详情" title="图 3-6 支付成功后的订单详情"/>
             <wp:cNvGraphicFramePr>
               <a:graphicFrameLocks xmlns:a="http://schemas.openxmlformats.org/drawingml/2006/main" noChangeAspect="1"/>
             </wp:cNvGraphicFramePr>
@@ -2423,7 +2578,7 @@
     <w:p>
       <w:pPr>
         <w:keepNext/>
-        <w:spacing w:before="60" w:after="120"/>
+        <w:spacing w:before="60" w:after="120" w:line="276" w:lineRule="auto"/>
         <w:ind w:firstLine="0"/>
         <w:jc w:val="center"/>
       </w:pPr>
@@ -2470,45 +2625,62 @@
           <w:rFonts w:ascii="Times New Roman" w:hAnsi="Times New Roman" w:eastAsia="宋体"/>
           <w:sz w:val="24"/>
         </w:rPr>
-        <w:t xml:space="preserve">（与截图为同一时刻）：</w:t>
-      </w:r>
-    </w:p>
-    <w:p>
-      <w:pPr>
-        <w:pStyle w:val="ListParagraph"/>
-        <w:numPr>
-          <w:ilvl w:val="0"/>
-          <w:numId w:val="2"/>
-        </w:numPr>
+        <w:t xml:space="preserve">（截图为同一时刻）：</w:t>
+      </w:r>
+    </w:p>
+    <w:p>
+      <w:pPr>
         <w:spacing w:line="360" w:lineRule="auto"/>
         <w:ind w:firstLine="480"/>
         <w:jc w:val="both"/>
       </w:pPr>
       <w:r>
         <w:rPr>
-          <w:rFonts w:ascii="Times New Roman" w:hAnsi="Times New Roman" w:eastAsia="宋体"/>
-          <w:sz w:val="24"/>
-        </w:rPr>
-        <w:t xml:space="preserve">订单 20261027202933769688，状态 PAID，金额 17700 分</w:t>
-      </w:r>
-    </w:p>
-    <w:p>
-      <w:pPr>
-        <w:pStyle w:val="ListParagraph"/>
-        <w:numPr>
-          <w:ilvl w:val="0"/>
-          <w:numId w:val="2"/>
-        </w:numPr>
-        <w:spacing w:line="360" w:lineRule="auto"/>
-        <w:ind w:firstLine="480"/>
-        <w:jc w:val="both"/>
-      </w:pPr>
-      <w:r>
-        <w:rPr>
-          <w:rFonts w:ascii="Times New Roman" w:hAnsi="Times New Roman" w:eastAsia="宋体"/>
-          <w:sz w:val="24"/>
-        </w:rPr>
-        <w:t xml:space="preserve">库存 stock_available 从 10 变为 7，stock_locked 归零</w:t>
+          <w:rFonts w:ascii="Times New Roman" w:cs="Consolas" w:eastAsia="宋体" w:hAnsi="Times New Roman"/>
+          <w:sz w:val="24"/>
+          <w:szCs w:val="21"/>
+        </w:rPr>
+        <w:t xml:space="preserve">order_no                  status   pay_amount</w:t>
+      </w:r>
+      <w:r>
+        <w:rPr>
+          <w:rFonts w:ascii="Times New Roman" w:cs="Consolas" w:eastAsia="宋体" w:hAnsi="Times New Roman"/>
+          <w:sz w:val="24"/>
+          <w:szCs w:val="21"/>
+        </w:rPr>
+        <w:br/>
+      </w:r>
+      <w:r>
+        <w:rPr>
+          <w:rFonts w:ascii="Times New Roman" w:cs="Consolas" w:eastAsia="宋体" w:hAnsi="Times New Roman"/>
+          <w:sz w:val="24"/>
+          <w:szCs w:val="21"/>
+        </w:rPr>
+        <w:t xml:space="preserve">20261027202933769688      PAID     17700</w:t>
+      </w:r>
+      <w:r>
+        <w:rPr>
+          <w:rFonts w:ascii="Times New Roman" w:cs="Consolas" w:eastAsia="宋体" w:hAnsi="Times New Roman"/>
+          <w:sz w:val="24"/>
+          <w:szCs w:val="21"/>
+        </w:rPr>
+        <w:br/>
+      </w:r>
+      <w:r>
+        <w:rPr>
+          <w:rFonts w:ascii="Times New Roman" w:cs="Consolas" w:eastAsia="宋体" w:hAnsi="Times New Roman"/>
+          <w:sz w:val="24"/>
+          <w:szCs w:val="21"/>
+        </w:rPr>
+        <w:t xml:space="preserve">sku: stock_available=7  stock_locked=0     -- 原 10，卖出 3 件</w:t>
+      </w:r>
+      <w:r>
+        <w:rPr>
+          <w:rFonts w:ascii="Times New Roman" w:cs="Consolas" w:eastAsia="宋体" w:hAnsi="Times New Roman"/>
+          <w:sz w:val="24"/>
+          <w:szCs w:val="21"/>
+        </w:rPr>
+        <w:br/>
       </w:r>
     </w:p>
     <w:p>
@@ -2555,7 +2727,7 @@
           <wp:inline distT="0" distB="0" distL="0" distR="0">
             <wp:extent cx="5760085" cy="1570932"/>
             <wp:effectExtent t="0" r="0" b="0" l="0"/>
-            <wp:docPr id="17" name="图 3-7 卖家商品管理" descr="图 3-7 卖家商品管理" title="图 3-7 卖家商品管理"/>
+            <wp:docPr id="26" name="图 3-7 卖家商品管理" descr="图 3-7 卖家商品管理" title="图 3-7 卖家商品管理"/>
             <wp:cNvGraphicFramePr>
               <a:graphicFrameLocks xmlns:a="http://schemas.openxmlformats.org/drawingml/2006/main" noChangeAspect="1"/>
             </wp:cNvGraphicFramePr>
@@ -2594,7 +2766,7 @@
     <w:p>
       <w:pPr>
         <w:keepNext/>
-        <w:spacing w:before="60" w:after="120"/>
+        <w:spacing w:before="60" w:after="120" w:line="276" w:lineRule="auto"/>
         <w:ind w:firstLine="0"/>
         <w:jc w:val="center"/>
       </w:pPr>
@@ -2655,7 +2827,21 @@
           <w:rFonts w:ascii="Times New Roman" w:hAnsi="Times New Roman" w:eastAsia="宋体"/>
           <w:sz w:val="24"/>
         </w:rPr>
-        <w:t xml:space="preserve"> 按当前登录用户的 sellerId 过滤，卖家只能看到自己的商品。</w:t>
+        <w:t xml:space="preserve"> 按当前登录用户的 </w:t>
+      </w:r>
+      <w:r>
+        <w:rPr>
+          <w:rFonts w:ascii="Times New Roman" w:cs="Consolas" w:eastAsia="宋体" w:hAnsi="Times New Roman"/>
+          <w:sz w:val="24"/>
+        </w:rPr>
+        <w:t xml:space="preserve">sellerId</w:t>
+      </w:r>
+      <w:r>
+        <w:rPr>
+          <w:rFonts w:ascii="Times New Roman" w:hAnsi="Times New Roman" w:eastAsia="宋体"/>
+          <w:sz w:val="24"/>
+        </w:rPr>
+        <w:t xml:space="preserve"> 过滤，卖家只能看到自己的商品。</w:t>
       </w:r>
     </w:p>
     <w:p>
@@ -2702,7 +2888,7 @@
           <wp:inline distT="0" distB="0" distL="0" distR="0">
             <wp:extent cx="5760085" cy="1827993"/>
             <wp:effectExtent t="0" r="0" b="0" l="0"/>
-            <wp:docPr id="18" name="图 3-8 资金对账" descr="图 3-8 资金对账" title="图 3-8 资金对账"/>
+            <wp:docPr id="27" name="图 3-8 资金对账" descr="图 3-8 资金对账" title="图 3-8 资金对账"/>
             <wp:cNvGraphicFramePr>
               <a:graphicFrameLocks xmlns:a="http://schemas.openxmlformats.org/drawingml/2006/main" noChangeAspect="1"/>
             </wp:cNvGraphicFramePr>
@@ -2741,7 +2927,7 @@
     <w:p>
       <w:pPr>
         <w:keepNext/>
-        <w:spacing w:before="60" w:after="120"/>
+        <w:spacing w:before="60" w:after="120" w:line="276" w:lineRule="auto"/>
         <w:ind w:firstLine="0"/>
         <w:jc w:val="center"/>
       </w:pPr>
@@ -2818,7 +3004,7 @@
           <wp:inline distT="0" distB="0" distL="0" distR="0">
             <wp:extent cx="5760085" cy="1656619"/>
             <wp:effectExtent t="0" r="0" b="0" l="0"/>
-            <wp:docPr id="19" name="图 3-9 基础风控" descr="图 3-9 基础风控" title="图 3-9 基础风控"/>
+            <wp:docPr id="28" name="图 3-9 基础风控" descr="图 3-9 基础风控" title="图 3-9 基础风控"/>
             <wp:cNvGraphicFramePr>
               <a:graphicFrameLocks xmlns:a="http://schemas.openxmlformats.org/drawingml/2006/main" noChangeAspect="1"/>
             </wp:cNvGraphicFramePr>
@@ -2857,7 +3043,7 @@
     <w:p>
       <w:pPr>
         <w:keepNext/>
-        <w:spacing w:before="60" w:after="120"/>
+        <w:spacing w:before="60" w:after="120" w:line="276" w:lineRule="auto"/>
         <w:ind w:firstLine="0"/>
         <w:jc w:val="center"/>
       </w:pPr>
@@ -2881,7 +3067,7 @@
           <w:rFonts w:ascii="Times New Roman" w:hAnsi="Times New Roman" w:eastAsia="宋体"/>
           <w:sz w:val="24"/>
         </w:rPr>
-        <w:t xml:space="preserve">风控用 5 条可解释规则扫描全平台数据：高频退款、大额退款、价格异常、库存告罄、冻结账号在售。截图扫出 1 条中危——某买家累计 2 笔退款 118 元。</w:t>
+        <w:t xml:space="preserve">风控用 5 条可解释规则扫描全平台数据：高频退款、大额退款、价格异常、库存告罄、冻结账号在售。截图扫出 1 条中危——某买家累计 2 笔退款 ¥118.00。</w:t>
       </w:r>
     </w:p>
     <w:p>
@@ -2905,23 +3091,6 @@
           <w:sz w:val="24"/>
         </w:rPr>
         <w:t xml:space="preserve">：规则可解释、可复现、可调阈值，答辩时能逐条讲清判断依据；黑盒模型在课程规模下既没有训练数据，也无法解释单条命中。</w:t>
-      </w:r>
-    </w:p>
-    <w:p>
-      <w:pPr>
-        <w:pStyle w:val="Heading2"/>
-        <w:keepNext/>
-        <w:spacing w:before="120" w:after="120" w:line="360" w:lineRule="auto"/>
-        <w:ind w:firstLine="0"/>
-        <w:jc w:val="left"/>
-      </w:pPr>
-      <w:r>
-        <w:rPr>
-          <w:rFonts w:ascii="Times New Roman" w:hAnsi="Times New Roman" w:eastAsia="黑体"/>
-          <w:b w:val="0"/>
-          <w:sz w:val="28"/>
-        </w:rPr>
-        <w:t xml:space="preserve">3. 核心代码片段</w:t>
       </w:r>
     </w:p>
     <w:p>
@@ -2938,7 +3107,7 @@
           <w:b w:val="0"/>
           <w:sz w:val="24"/>
         </w:rPr>
-        <w:t xml:space="preserve">3.1 防超卖：条件 UPDATE</w:t>
+        <w:t xml:space="preserve">2.4 第二轮迭代（#49 ~ #52）</w:t>
       </w:r>
     </w:p>
     <w:p>
@@ -2952,284 +3121,7 @@
           <w:rFonts w:ascii="Times New Roman" w:hAnsi="Times New Roman" w:eastAsia="宋体"/>
           <w:sz w:val="24"/>
         </w:rPr>
-        <w:t xml:space="preserve">这是整个系统最关键的 SQL。把「库存是否足够」写进 WHERE，由数据库行锁保证原子性：</w:t>
-      </w:r>
-    </w:p>
-    <w:p>
-      <w:pPr>
-        <w:spacing w:line="360" w:lineRule="auto"/>
-        <w:ind w:firstLine="480"/>
-        <w:jc w:val="both"/>
-      </w:pPr>
-      <w:r>
-        <w:rPr>
-          <w:rFonts w:ascii="Times New Roman" w:cs="Consolas" w:eastAsia="宋体" w:hAnsi="Times New Roman"/>
-          <w:sz w:val="24"/>
-          <w:szCs w:val="21"/>
-        </w:rPr>
-        <w:t xml:space="preserve">&lt;update id="reserve"&gt;</w:t>
-      </w:r>
-      <w:r>
-        <w:rPr>
-          <w:rFonts w:ascii="Times New Roman" w:cs="Consolas" w:eastAsia="宋体" w:hAnsi="Times New Roman"/>
-          <w:sz w:val="24"/>
-          <w:szCs w:val="21"/>
-        </w:rPr>
-        <w:br/>
-      </w:r>
-      <w:r>
-        <w:rPr>
-          <w:rFonts w:ascii="Times New Roman" w:cs="Consolas" w:eastAsia="宋体" w:hAnsi="Times New Roman"/>
-          <w:sz w:val="24"/>
-          <w:szCs w:val="21"/>
-        </w:rPr>
-        <w:t xml:space="preserve">    UPDATE sku</w:t>
-      </w:r>
-      <w:r>
-        <w:rPr>
-          <w:rFonts w:ascii="Times New Roman" w:cs="Consolas" w:eastAsia="宋体" w:hAnsi="Times New Roman"/>
-          <w:sz w:val="24"/>
-          <w:szCs w:val="21"/>
-        </w:rPr>
-        <w:br/>
-      </w:r>
-      <w:r>
-        <w:rPr>
-          <w:rFonts w:ascii="Times New Roman" w:cs="Consolas" w:eastAsia="宋体" w:hAnsi="Times New Roman"/>
-          <w:sz w:val="24"/>
-          <w:szCs w:val="21"/>
-        </w:rPr>
-        <w:t xml:space="preserve">    SET stock_locked = stock_locked + #{quantity},</w:t>
-      </w:r>
-      <w:r>
-        <w:rPr>
-          <w:rFonts w:ascii="Times New Roman" w:cs="Consolas" w:eastAsia="宋体" w:hAnsi="Times New Roman"/>
-          <w:sz w:val="24"/>
-          <w:szCs w:val="21"/>
-        </w:rPr>
-        <w:br/>
-      </w:r>
-      <w:r>
-        <w:rPr>
-          <w:rFonts w:ascii="Times New Roman" w:cs="Consolas" w:eastAsia="宋体" w:hAnsi="Times New Roman"/>
-          <w:sz w:val="24"/>
-          <w:szCs w:val="21"/>
-        </w:rPr>
-        <w:t xml:space="preserve">        stock_available = stock_available - #{quantity},</w:t>
-      </w:r>
-      <w:r>
-        <w:rPr>
-          <w:rFonts w:ascii="Times New Roman" w:cs="Consolas" w:eastAsia="宋体" w:hAnsi="Times New Roman"/>
-          <w:sz w:val="24"/>
-          <w:szCs w:val="21"/>
-        </w:rPr>
-        <w:br/>
-      </w:r>
-      <w:r>
-        <w:rPr>
-          <w:rFonts w:ascii="Times New Roman" w:cs="Consolas" w:eastAsia="宋体" w:hAnsi="Times New Roman"/>
-          <w:sz w:val="24"/>
-          <w:szCs w:val="21"/>
-        </w:rPr>
-        <w:t xml:space="preserve">        version = version + 1,</w:t>
-      </w:r>
-      <w:r>
-        <w:rPr>
-          <w:rFonts w:ascii="Times New Roman" w:cs="Consolas" w:eastAsia="宋体" w:hAnsi="Times New Roman"/>
-          <w:sz w:val="24"/>
-          <w:szCs w:val="21"/>
-        </w:rPr>
-        <w:br/>
-      </w:r>
-      <w:r>
-        <w:rPr>
-          <w:rFonts w:ascii="Times New Roman" w:cs="Consolas" w:eastAsia="宋体" w:hAnsi="Times New Roman"/>
-          <w:sz w:val="24"/>
-          <w:szCs w:val="21"/>
-        </w:rPr>
-        <w:t xml:space="preserve">        updated_at = NOW()</w:t>
-      </w:r>
-      <w:r>
-        <w:rPr>
-          <w:rFonts w:ascii="Times New Roman" w:cs="Consolas" w:eastAsia="宋体" w:hAnsi="Times New Roman"/>
-          <w:sz w:val="24"/>
-          <w:szCs w:val="21"/>
-        </w:rPr>
-        <w:br/>
-      </w:r>
-      <w:r>
-        <w:rPr>
-          <w:rFonts w:ascii="Times New Roman" w:cs="Consolas" w:eastAsia="宋体" w:hAnsi="Times New Roman"/>
-          <w:sz w:val="24"/>
-          <w:szCs w:val="21"/>
-        </w:rPr>
-        <w:t xml:space="preserve">    WHERE sku_id = #{skuId}</w:t>
-      </w:r>
-      <w:r>
-        <w:rPr>
-          <w:rFonts w:ascii="Times New Roman" w:cs="Consolas" w:eastAsia="宋体" w:hAnsi="Times New Roman"/>
-          <w:sz w:val="24"/>
-          <w:szCs w:val="21"/>
-        </w:rPr>
-        <w:br/>
-      </w:r>
-      <w:r>
-        <w:rPr>
-          <w:rFonts w:ascii="Times New Roman" w:cs="Consolas" w:eastAsia="宋体" w:hAnsi="Times New Roman"/>
-          <w:sz w:val="24"/>
-          <w:szCs w:val="21"/>
-        </w:rPr>
-        <w:t xml:space="preserve">      AND is_deleted = 0</w:t>
-      </w:r>
-      <w:r>
-        <w:rPr>
-          <w:rFonts w:ascii="Times New Roman" w:cs="Consolas" w:eastAsia="宋体" w:hAnsi="Times New Roman"/>
-          <w:sz w:val="24"/>
-          <w:szCs w:val="21"/>
-        </w:rPr>
-        <w:br/>
-      </w:r>
-      <w:r>
-        <w:rPr>
-          <w:rFonts w:ascii="Times New Roman" w:cs="Consolas" w:eastAsia="宋体" w:hAnsi="Times New Roman"/>
-          <w:sz w:val="24"/>
-          <w:szCs w:val="21"/>
-        </w:rPr>
-        <w:t xml:space="preserve">      AND stock_available &amp;gt;= #{quantity}</w:t>
-      </w:r>
-      <w:r>
-        <w:rPr>
-          <w:rFonts w:ascii="Times New Roman" w:cs="Consolas" w:eastAsia="宋体" w:hAnsi="Times New Roman"/>
-          <w:sz w:val="24"/>
-          <w:szCs w:val="21"/>
-        </w:rPr>
-        <w:br/>
-      </w:r>
-      <w:r>
-        <w:rPr>
-          <w:rFonts w:ascii="Times New Roman" w:cs="Consolas" w:eastAsia="宋体" w:hAnsi="Times New Roman"/>
-          <w:sz w:val="24"/>
-          <w:szCs w:val="21"/>
-        </w:rPr>
-        <w:t xml:space="preserve">      AND EXISTS (</w:t>
-      </w:r>
-      <w:r>
-        <w:rPr>
-          <w:rFonts w:ascii="Times New Roman" w:cs="Consolas" w:eastAsia="宋体" w:hAnsi="Times New Roman"/>
-          <w:sz w:val="24"/>
-          <w:szCs w:val="21"/>
-        </w:rPr>
-        <w:br/>
-      </w:r>
-      <w:r>
-        <w:rPr>
-          <w:rFonts w:ascii="Times New Roman" w:cs="Consolas" w:eastAsia="宋体" w:hAnsi="Times New Roman"/>
-          <w:sz w:val="24"/>
-          <w:szCs w:val="21"/>
-        </w:rPr>
-        <w:t xml:space="preserve">          SELECT 1 FROM product p</w:t>
-      </w:r>
-      <w:r>
-        <w:rPr>
-          <w:rFonts w:ascii="Times New Roman" w:cs="Consolas" w:eastAsia="宋体" w:hAnsi="Times New Roman"/>
-          <w:sz w:val="24"/>
-          <w:szCs w:val="21"/>
-        </w:rPr>
-        <w:br/>
-      </w:r>
-      <w:r>
-        <w:rPr>
-          <w:rFonts w:ascii="Times New Roman" w:cs="Consolas" w:eastAsia="宋体" w:hAnsi="Times New Roman"/>
-          <w:sz w:val="24"/>
-          <w:szCs w:val="21"/>
-        </w:rPr>
-        <w:t xml:space="preserve">          WHERE p.product_id = sku.product_id</w:t>
-      </w:r>
-      <w:r>
-        <w:rPr>
-          <w:rFonts w:ascii="Times New Roman" w:cs="Consolas" w:eastAsia="宋体" w:hAnsi="Times New Roman"/>
-          <w:sz w:val="24"/>
-          <w:szCs w:val="21"/>
-        </w:rPr>
-        <w:br/>
-      </w:r>
-      <w:r>
-        <w:rPr>
-          <w:rFonts w:ascii="Times New Roman" w:cs="Consolas" w:eastAsia="宋体" w:hAnsi="Times New Roman"/>
-          <w:sz w:val="24"/>
-          <w:szCs w:val="21"/>
-        </w:rPr>
-        <w:t xml:space="preserve">            AND p.is_deleted = 0</w:t>
-      </w:r>
-      <w:r>
-        <w:rPr>
-          <w:rFonts w:ascii="Times New Roman" w:cs="Consolas" w:eastAsia="宋体" w:hAnsi="Times New Roman"/>
-          <w:sz w:val="24"/>
-          <w:szCs w:val="21"/>
-        </w:rPr>
-        <w:br/>
-      </w:r>
-      <w:r>
-        <w:rPr>
-          <w:rFonts w:ascii="Times New Roman" w:cs="Consolas" w:eastAsia="宋体" w:hAnsi="Times New Roman"/>
-          <w:sz w:val="24"/>
-          <w:szCs w:val="21"/>
-        </w:rPr>
-        <w:t xml:space="preserve">            AND p.status = 'ON_SALE'</w:t>
-      </w:r>
-      <w:r>
-        <w:rPr>
-          <w:rFonts w:ascii="Times New Roman" w:cs="Consolas" w:eastAsia="宋体" w:hAnsi="Times New Roman"/>
-          <w:sz w:val="24"/>
-          <w:szCs w:val="21"/>
-        </w:rPr>
-        <w:br/>
-      </w:r>
-      <w:r>
-        <w:rPr>
-          <w:rFonts w:ascii="Times New Roman" w:cs="Consolas" w:eastAsia="宋体" w:hAnsi="Times New Roman"/>
-          <w:sz w:val="24"/>
-          <w:szCs w:val="21"/>
-        </w:rPr>
-        <w:t xml:space="preserve">      )</w:t>
-      </w:r>
-      <w:r>
-        <w:rPr>
-          <w:rFonts w:ascii="Times New Roman" w:cs="Consolas" w:eastAsia="宋体" w:hAnsi="Times New Roman"/>
-          <w:sz w:val="24"/>
-          <w:szCs w:val="21"/>
-        </w:rPr>
-        <w:br/>
-      </w:r>
-      <w:r>
-        <w:rPr>
-          <w:rFonts w:ascii="Times New Roman" w:cs="Consolas" w:eastAsia="宋体" w:hAnsi="Times New Roman"/>
-          <w:sz w:val="24"/>
-          <w:szCs w:val="21"/>
-        </w:rPr>
-        <w:t xml:space="preserve">&lt;/update&gt;</w:t>
-      </w:r>
-      <w:r>
-        <w:rPr>
-          <w:rFonts w:ascii="Times New Roman" w:cs="Consolas" w:eastAsia="宋体" w:hAnsi="Times New Roman"/>
-          <w:sz w:val="24"/>
-          <w:szCs w:val="21"/>
-        </w:rPr>
-        <w:br/>
-      </w:r>
-    </w:p>
-    <w:p>
-      <w:pPr>
-        <w:spacing w:line="360" w:lineRule="auto"/>
-        <w:ind w:firstLine="480"/>
-        <w:jc w:val="both"/>
-      </w:pPr>
-      <w:r>
-        <w:rPr>
-          <w:rFonts w:ascii="Times New Roman" w:hAnsi="Times New Roman" w:eastAsia="宋体"/>
-          <w:sz w:val="24"/>
-        </w:rPr>
-        <w:t xml:space="preserve">影响行数为 0 即库存不足或商品已下架，直接返回 30003。</w:t>
+        <w:t xml:space="preserve">第一轮跑通主链路后，第二轮补齐了店铺、搜索、账户与收藏四块。这一轮的特点是</w:t>
       </w:r>
       <w:r>
         <w:rPr>
@@ -3238,19 +3130,19 @@
           <w:bCs/>
           <w:sz w:val="24"/>
         </w:rPr>
-        <w:t xml:space="preserve">不需要分布式锁</w:t>
-      </w:r>
-      <w:r>
-        <w:rPr>
-          <w:rFonts w:ascii="Times New Roman" w:hAnsi="Times New Roman" w:eastAsia="宋体"/>
-          <w:sz w:val="24"/>
-        </w:rPr>
-        <w:t xml:space="preserve">，也不需要「先查再扣」。</w:t>
-      </w:r>
-    </w:p>
-    <w:p>
-      <w:pPr>
-        <w:pStyle w:val="Heading3"/>
+        <w:t xml:space="preserve">改动横跨多个服务</w:t>
+      </w:r>
+      <w:r>
+        <w:rPr>
+          <w:rFonts w:ascii="Times New Roman" w:hAnsi="Times New Roman" w:eastAsia="宋体"/>
+          <w:sz w:val="24"/>
+        </w:rPr>
+        <w:t xml:space="preserve">，是后文「跨服务一致性」问题的主要来源。</w:t>
+      </w:r>
+    </w:p>
+    <w:p>
+      <w:pPr>
+        <w:pStyle w:val="Heading4"/>
         <w:keepNext/>
         <w:spacing w:before="120" w:after="120" w:line="360" w:lineRule="auto"/>
         <w:ind w:firstLine="0"/>
@@ -3262,7 +3154,7 @@
           <w:b w:val="0"/>
           <w:sz w:val="24"/>
         </w:rPr>
-        <w:t xml:space="preserve">3.2 下单幂等：唯一键兜底</w:t>
+        <w:t xml:space="preserve">2.4.1 店铺资料与营业状态（#49）</w:t>
       </w:r>
     </w:p>
     <w:p>
@@ -3273,211 +3165,52 @@
       </w:pPr>
       <w:r>
         <w:rPr>
-          <w:rFonts w:ascii="Times New Roman" w:cs="Consolas" w:eastAsia="宋体" w:hAnsi="Times New Roman"/>
-          <w:sz w:val="24"/>
-          <w:szCs w:val="21"/>
-        </w:rPr>
-        <w:t xml:space="preserve">try {</w:t>
-      </w:r>
-      <w:r>
-        <w:rPr>
-          <w:rFonts w:ascii="Times New Roman" w:cs="Consolas" w:eastAsia="宋体" w:hAnsi="Times New Roman"/>
-          <w:sz w:val="24"/>
-          <w:szCs w:val="21"/>
-        </w:rPr>
-        <w:br/>
-      </w:r>
-      <w:r>
-        <w:rPr>
-          <w:rFonts w:ascii="Times New Roman" w:cs="Consolas" w:eastAsia="宋体" w:hAnsi="Times New Roman"/>
-          <w:sz w:val="24"/>
-          <w:szCs w:val="21"/>
-        </w:rPr>
-        <w:t xml:space="preserve">    idempotencyMapper.insert(OrderIdempotency.builder()</w:t>
-      </w:r>
-      <w:r>
-        <w:rPr>
-          <w:rFonts w:ascii="Times New Roman" w:cs="Consolas" w:eastAsia="宋体" w:hAnsi="Times New Roman"/>
-          <w:sz w:val="24"/>
-          <w:szCs w:val="21"/>
-        </w:rPr>
-        <w:br/>
-      </w:r>
-      <w:r>
-        <w:rPr>
-          <w:rFonts w:ascii="Times New Roman" w:cs="Consolas" w:eastAsia="宋体" w:hAnsi="Times New Roman"/>
-          <w:sz w:val="24"/>
-          <w:szCs w:val="21"/>
-        </w:rPr>
-        <w:t xml:space="preserve">            .idemKey(key)</w:t>
-      </w:r>
-      <w:r>
-        <w:rPr>
-          <w:rFonts w:ascii="Times New Roman" w:cs="Consolas" w:eastAsia="宋体" w:hAnsi="Times New Roman"/>
-          <w:sz w:val="24"/>
-          <w:szCs w:val="21"/>
-        </w:rPr>
-        <w:br/>
-      </w:r>
-      <w:r>
-        <w:rPr>
-          <w:rFonts w:ascii="Times New Roman" w:cs="Consolas" w:eastAsia="宋体" w:hAnsi="Times New Roman"/>
-          <w:sz w:val="24"/>
-          <w:szCs w:val="21"/>
-        </w:rPr>
-        <w:t xml:space="preserve">            .buyerId(buyerId)</w:t>
-      </w:r>
-      <w:r>
-        <w:rPr>
-          <w:rFonts w:ascii="Times New Roman" w:cs="Consolas" w:eastAsia="宋体" w:hAnsi="Times New Roman"/>
-          <w:sz w:val="24"/>
-          <w:szCs w:val="21"/>
-        </w:rPr>
-        <w:br/>
-      </w:r>
-      <w:r>
-        <w:rPr>
-          <w:rFonts w:ascii="Times New Roman" w:cs="Consolas" w:eastAsia="宋体" w:hAnsi="Times New Roman"/>
-          <w:sz w:val="24"/>
-          <w:szCs w:val="21"/>
-        </w:rPr>
-        <w:t xml:space="preserve">            .requestHash(requestHash)</w:t>
-      </w:r>
-      <w:r>
-        <w:rPr>
-          <w:rFonts w:ascii="Times New Roman" w:cs="Consolas" w:eastAsia="宋体" w:hAnsi="Times New Roman"/>
-          <w:sz w:val="24"/>
-          <w:szCs w:val="21"/>
-        </w:rPr>
-        <w:br/>
-      </w:r>
-      <w:r>
-        <w:rPr>
-          <w:rFonts w:ascii="Times New Roman" w:cs="Consolas" w:eastAsia="宋体" w:hAnsi="Times New Roman"/>
-          <w:sz w:val="24"/>
-          <w:szCs w:val="21"/>
-        </w:rPr>
-        <w:t xml:space="preserve">            .orderId(orderId)</w:t>
-      </w:r>
-      <w:r>
-        <w:rPr>
-          <w:rFonts w:ascii="Times New Roman" w:cs="Consolas" w:eastAsia="宋体" w:hAnsi="Times New Roman"/>
-          <w:sz w:val="24"/>
-          <w:szCs w:val="21"/>
-        </w:rPr>
-        <w:br/>
-      </w:r>
-      <w:r>
-        <w:rPr>
-          <w:rFonts w:ascii="Times New Roman" w:cs="Consolas" w:eastAsia="宋体" w:hAnsi="Times New Roman"/>
-          <w:sz w:val="24"/>
-          <w:szCs w:val="21"/>
-        </w:rPr>
-        <w:t xml:space="preserve">            .status(IdempotencyStatus.PROCESSING)</w:t>
-      </w:r>
-      <w:r>
-        <w:rPr>
-          <w:rFonts w:ascii="Times New Roman" w:cs="Consolas" w:eastAsia="宋体" w:hAnsi="Times New Roman"/>
-          <w:sz w:val="24"/>
-          <w:szCs w:val="21"/>
-        </w:rPr>
-        <w:br/>
-      </w:r>
-      <w:r>
-        <w:rPr>
-          <w:rFonts w:ascii="Times New Roman" w:cs="Consolas" w:eastAsia="宋体" w:hAnsi="Times New Roman"/>
-          <w:sz w:val="24"/>
-          <w:szCs w:val="21"/>
-        </w:rPr>
-        <w:t xml:space="preserve">            .build());</w:t>
-      </w:r>
-      <w:r>
-        <w:rPr>
-          <w:rFonts w:ascii="Times New Roman" w:cs="Consolas" w:eastAsia="宋体" w:hAnsi="Times New Roman"/>
-          <w:sz w:val="24"/>
-          <w:szCs w:val="21"/>
-        </w:rPr>
-        <w:br/>
-      </w:r>
-      <w:r>
-        <w:rPr>
-          <w:rFonts w:ascii="Times New Roman" w:cs="Consolas" w:eastAsia="宋体" w:hAnsi="Times New Roman"/>
-          <w:sz w:val="24"/>
-          <w:szCs w:val="21"/>
-        </w:rPr>
-        <w:t xml:space="preserve">} catch (DataIntegrityViolationException e) {</w:t>
-      </w:r>
-      <w:r>
-        <w:rPr>
-          <w:rFonts w:ascii="Times New Roman" w:cs="Consolas" w:eastAsia="宋体" w:hAnsi="Times New Roman"/>
-          <w:sz w:val="24"/>
-          <w:szCs w:val="21"/>
-        </w:rPr>
-        <w:br/>
-      </w:r>
-      <w:r>
-        <w:rPr>
-          <w:rFonts w:ascii="Times New Roman" w:cs="Consolas" w:eastAsia="宋体" w:hAnsi="Times New Roman"/>
-          <w:sz w:val="24"/>
-          <w:szCs w:val="21"/>
-        </w:rPr>
-        <w:t xml:space="preserve">    // 并发下另一个请求已插入，取它的结果返回</w:t>
-      </w:r>
-      <w:r>
-        <w:rPr>
-          <w:rFonts w:ascii="Times New Roman" w:cs="Consolas" w:eastAsia="宋体" w:hAnsi="Times New Roman"/>
-          <w:sz w:val="24"/>
-          <w:szCs w:val="21"/>
-        </w:rPr>
-        <w:br/>
-      </w:r>
-      <w:r>
-        <w:rPr>
-          <w:rFonts w:ascii="Times New Roman" w:cs="Consolas" w:eastAsia="宋体" w:hAnsi="Times New Roman"/>
-          <w:sz w:val="24"/>
-          <w:szCs w:val="21"/>
-        </w:rPr>
-        <w:t xml:space="preserve">    OrderIdempotency winner = idempotencyMapper.selectByKey(key);</w:t>
-      </w:r>
-      <w:r>
-        <w:rPr>
-          <w:rFonts w:ascii="Times New Roman" w:cs="Consolas" w:eastAsia="宋体" w:hAnsi="Times New Roman"/>
-          <w:sz w:val="24"/>
-          <w:szCs w:val="21"/>
-        </w:rPr>
-        <w:br/>
-      </w:r>
-      <w:r>
-        <w:rPr>
-          <w:rFonts w:ascii="Times New Roman" w:cs="Consolas" w:eastAsia="宋体" w:hAnsi="Times New Roman"/>
-          <w:sz w:val="24"/>
-          <w:szCs w:val="21"/>
-        </w:rPr>
-        <w:t xml:space="preserve">    return resume(winner, requestHash, buyerId);</w:t>
-      </w:r>
-      <w:r>
-        <w:rPr>
-          <w:rFonts w:ascii="Times New Roman" w:cs="Consolas" w:eastAsia="宋体" w:hAnsi="Times New Roman"/>
-          <w:sz w:val="24"/>
-          <w:szCs w:val="21"/>
-        </w:rPr>
-        <w:br/>
-      </w:r>
-      <w:r>
-        <w:rPr>
-          <w:rFonts w:ascii="Times New Roman" w:cs="Consolas" w:eastAsia="宋体" w:hAnsi="Times New Roman"/>
-          <w:sz w:val="24"/>
-          <w:szCs w:val="21"/>
-        </w:rPr>
-        <w:t xml:space="preserve">}</w:t>
-      </w:r>
-      <w:r>
-        <w:rPr>
-          <w:rFonts w:ascii="Times New Roman" w:cs="Consolas" w:eastAsia="宋体" w:hAnsi="Times New Roman"/>
-          <w:sz w:val="24"/>
-          <w:szCs w:val="21"/>
-        </w:rPr>
-        <w:br/>
+          <w:rFonts w:ascii="Times New Roman" w:hAnsi="Times New Roman" w:eastAsia="宋体"/>
+          <w:sz w:val="24"/>
+        </w:rPr>
+        <w:t xml:space="preserve">卖家在「店铺资料」页维护店铺名称、头像、简介、联系方式（</w:t>
+      </w:r>
+      <w:r>
+        <w:rPr>
+          <w:rFonts w:ascii="Times New Roman" w:cs="Consolas" w:eastAsia="宋体" w:hAnsi="Times New Roman"/>
+          <w:sz w:val="24"/>
+        </w:rPr>
+        <w:t xml:space="preserve">views/seller/ShopProfile.vue</w:t>
+      </w:r>
+      <w:r>
+        <w:rPr>
+          <w:rFonts w:ascii="Times New Roman" w:hAnsi="Times New Roman" w:eastAsia="宋体"/>
+          <w:sz w:val="24"/>
+        </w:rPr>
+        <w:t xml:space="preserve">，路由 </w:t>
+      </w:r>
+      <w:r>
+        <w:rPr>
+          <w:rFonts w:ascii="Times New Roman" w:cs="Consolas" w:eastAsia="宋体" w:hAnsi="Times New Roman"/>
+          <w:sz w:val="24"/>
+        </w:rPr>
+        <w:t xml:space="preserve">seller-shop</w:t>
+      </w:r>
+      <w:r>
+        <w:rPr>
+          <w:rFonts w:ascii="Times New Roman" w:hAnsi="Times New Roman" w:eastAsia="宋体"/>
+          <w:sz w:val="24"/>
+        </w:rPr>
+        <w:t xml:space="preserve">）；管理员在「店铺管理」页查看全平台店铺并停用 / 恢复（</w:t>
+      </w:r>
+      <w:r>
+        <w:rPr>
+          <w:rFonts w:ascii="Times New Roman" w:cs="Consolas" w:eastAsia="宋体" w:hAnsi="Times New Roman"/>
+          <w:sz w:val="24"/>
+        </w:rPr>
+        <w:t xml:space="preserve">views/admin/AdminShops.vue</w:t>
+      </w:r>
+      <w:r>
+        <w:rPr>
+          <w:rFonts w:ascii="Times New Roman" w:hAnsi="Times New Roman" w:eastAsia="宋体"/>
+          <w:sz w:val="24"/>
+        </w:rPr>
+        <w:t xml:space="preserve">）。卖家首次进入时按昵称自动建店，不需要额外的开店流程。</w:t>
       </w:r>
     </w:p>
     <w:p>
@@ -3489,26 +3222,11 @@
       <w:r>
         <w:rPr>
           <w:rFonts w:ascii="Times New Roman" w:hAnsi="Times New Roman" w:eastAsia="宋体"/>
-          <w:sz w:val="24"/>
-        </w:rPr>
-        <w:t xml:space="preserve">靠 uk_idem_key 唯一索引去重，而不是「先 select 再 insert」——后者在并发下会两个请求同时查不到再同时插入。</w:t>
-      </w:r>
-    </w:p>
-    <w:p>
-      <w:pPr>
-        <w:pStyle w:val="Heading3"/>
-        <w:keepNext/>
-        <w:spacing w:before="120" w:after="120" w:line="360" w:lineRule="auto"/>
-        <w:ind w:firstLine="0"/>
-        <w:jc w:val="left"/>
-      </w:pPr>
-      <w:r>
-        <w:rPr>
-          <w:rFonts w:ascii="Times New Roman" w:hAnsi="Times New Roman" w:eastAsia="黑体"/>
-          <w:b w:val="0"/>
-          <w:sz w:val="24"/>
-        </w:rPr>
-        <w:t xml:space="preserve">3.3 支付回调：固定顺序</w:t>
+          <w:b/>
+          <w:bCs/>
+          <w:sz w:val="24"/>
+        </w:rPr>
+        <w:t xml:space="preserve">核心设计：店铺状态是唯一真相</w:t>
       </w:r>
     </w:p>
     <w:p>
@@ -3519,699 +3237,15 @@
       </w:pPr>
       <w:r>
         <w:rPr>
-          <w:rFonts w:ascii="Times New Roman" w:cs="Consolas" w:eastAsia="宋体" w:hAnsi="Times New Roman"/>
-          <w:sz w:val="24"/>
-          <w:szCs w:val="21"/>
-        </w:rPr>
-        <w:t xml:space="preserve">// 1. 验签</w:t>
-      </w:r>
-      <w:r>
-        <w:rPr>
-          <w:rFonts w:ascii="Times New Roman" w:cs="Consolas" w:eastAsia="宋体" w:hAnsi="Times New Roman"/>
-          <w:sz w:val="24"/>
-          <w:szCs w:val="21"/>
-        </w:rPr>
-        <w:br/>
-      </w:r>
-      <w:r>
-        <w:rPr>
-          <w:rFonts w:ascii="Times New Roman" w:cs="Consolas" w:eastAsia="宋体" w:hAnsi="Times New Roman"/>
-          <w:sz w:val="24"/>
-          <w:szCs w:val="21"/>
-        </w:rPr>
-        <w:t xml:space="preserve">if (!signatureService.verify(payload)) {</w:t>
-      </w:r>
-      <w:r>
-        <w:rPr>
-          <w:rFonts w:ascii="Times New Roman" w:cs="Consolas" w:eastAsia="宋体" w:hAnsi="Times New Roman"/>
-          <w:sz w:val="24"/>
-          <w:szCs w:val="21"/>
-        </w:rPr>
-        <w:br/>
-      </w:r>
-      <w:r>
-        <w:rPr>
-          <w:rFonts w:ascii="Times New Roman" w:cs="Consolas" w:eastAsia="宋体" w:hAnsi="Times New Roman"/>
-          <w:sz w:val="24"/>
-          <w:szCs w:val="21"/>
-        </w:rPr>
-        <w:t xml:space="preserve">    throw new BizException(ErrorCode.CALLBACK_SIGN_INVALID, "回调验签失败");</w:t>
-      </w:r>
-      <w:r>
-        <w:rPr>
-          <w:rFonts w:ascii="Times New Roman" w:cs="Consolas" w:eastAsia="宋体" w:hAnsi="Times New Roman"/>
-          <w:sz w:val="24"/>
-          <w:szCs w:val="21"/>
-        </w:rPr>
-        <w:br/>
-      </w:r>
-      <w:r>
-        <w:rPr>
-          <w:rFonts w:ascii="Times New Roman" w:cs="Consolas" w:eastAsia="宋体" w:hAnsi="Times New Roman"/>
-          <w:sz w:val="24"/>
-          <w:szCs w:val="21"/>
-        </w:rPr>
-        <w:t xml:space="preserve">}</w:t>
-      </w:r>
-      <w:r>
-        <w:rPr>
-          <w:rFonts w:ascii="Times New Roman" w:cs="Consolas" w:eastAsia="宋体" w:hAnsi="Times New Roman"/>
-          <w:sz w:val="24"/>
-          <w:szCs w:val="21"/>
-        </w:rPr>
-        <w:br/>
-      </w:r>
-      <w:r>
-        <w:rPr>
-          <w:rFonts w:ascii="Times New Roman" w:cs="Consolas" w:eastAsia="宋体" w:hAnsi="Times New Roman"/>
-          <w:sz w:val="24"/>
-          <w:szCs w:val="21"/>
-        </w:rPr>
-        <w:t xml:space="preserve">// 2. 幂等去重：uk_trade_no 唯一键</w:t>
-      </w:r>
-      <w:r>
-        <w:rPr>
-          <w:rFonts w:ascii="Times New Roman" w:cs="Consolas" w:eastAsia="宋体" w:hAnsi="Times New Roman"/>
-          <w:sz w:val="24"/>
-          <w:szCs w:val="21"/>
-        </w:rPr>
-        <w:br/>
-      </w:r>
-      <w:r>
-        <w:rPr>
-          <w:rFonts w:ascii="Times New Roman" w:cs="Consolas" w:eastAsia="宋体" w:hAnsi="Times New Roman"/>
-          <w:sz w:val="24"/>
-          <w:szCs w:val="21"/>
-        </w:rPr>
-        <w:t xml:space="preserve">try {</w:t>
-      </w:r>
-      <w:r>
-        <w:rPr>
-          <w:rFonts w:ascii="Times New Roman" w:cs="Consolas" w:eastAsia="宋体" w:hAnsi="Times New Roman"/>
-          <w:sz w:val="24"/>
-          <w:szCs w:val="21"/>
-        </w:rPr>
-        <w:br/>
-      </w:r>
-      <w:r>
-        <w:rPr>
-          <w:rFonts w:ascii="Times New Roman" w:cs="Consolas" w:eastAsia="宋体" w:hAnsi="Times New Roman"/>
-          <w:sz w:val="24"/>
-          <w:szCs w:val="21"/>
-        </w:rPr>
-        <w:t xml:space="preserve">    callbackMapper.insert(callback);</w:t>
-      </w:r>
-      <w:r>
-        <w:rPr>
-          <w:rFonts w:ascii="Times New Roman" w:cs="Consolas" w:eastAsia="宋体" w:hAnsi="Times New Roman"/>
-          <w:sz w:val="24"/>
-          <w:szCs w:val="21"/>
-        </w:rPr>
-        <w:br/>
-      </w:r>
-      <w:r>
-        <w:rPr>
-          <w:rFonts w:ascii="Times New Roman" w:cs="Consolas" w:eastAsia="宋体" w:hAnsi="Times New Roman"/>
-          <w:sz w:val="24"/>
-          <w:szCs w:val="21"/>
-        </w:rPr>
-        <w:t xml:space="preserve">} catch (DataIntegrityViolationException e) {</w:t>
-      </w:r>
-      <w:r>
-        <w:rPr>
-          <w:rFonts w:ascii="Times New Roman" w:cs="Consolas" w:eastAsia="宋体" w:hAnsi="Times New Roman"/>
-          <w:sz w:val="24"/>
-          <w:szCs w:val="21"/>
-        </w:rPr>
-        <w:br/>
-      </w:r>
-      <w:r>
-        <w:rPr>
-          <w:rFonts w:ascii="Times New Roman" w:cs="Consolas" w:eastAsia="宋体" w:hAnsi="Times New Roman"/>
-          <w:sz w:val="24"/>
-          <w:szCs w:val="21"/>
-        </w:rPr>
-        <w:t xml:space="preserve">    return Result.success(null);   // 重复回调，直接返回成功</w:t>
-      </w:r>
-      <w:r>
-        <w:rPr>
-          <w:rFonts w:ascii="Times New Roman" w:cs="Consolas" w:eastAsia="宋体" w:hAnsi="Times New Roman"/>
-          <w:sz w:val="24"/>
-          <w:szCs w:val="21"/>
-        </w:rPr>
-        <w:br/>
-      </w:r>
-      <w:r>
-        <w:rPr>
-          <w:rFonts w:ascii="Times New Roman" w:cs="Consolas" w:eastAsia="宋体" w:hAnsi="Times New Roman"/>
-          <w:sz w:val="24"/>
-          <w:szCs w:val="21"/>
-        </w:rPr>
-        <w:t xml:space="preserve">}</w:t>
-      </w:r>
-      <w:r>
-        <w:rPr>
-          <w:rFonts w:ascii="Times New Roman" w:cs="Consolas" w:eastAsia="宋体" w:hAnsi="Times New Roman"/>
-          <w:sz w:val="24"/>
-          <w:szCs w:val="21"/>
-        </w:rPr>
-        <w:br/>
-      </w:r>
-      <w:r>
-        <w:rPr>
-          <w:rFonts w:ascii="Times New Roman" w:cs="Consolas" w:eastAsia="宋体" w:hAnsi="Times New Roman"/>
-          <w:sz w:val="24"/>
-          <w:szCs w:val="21"/>
-        </w:rPr>
-        <w:t xml:space="preserve">// 3. 金额核对</w:t>
-      </w:r>
-      <w:r>
-        <w:rPr>
-          <w:rFonts w:ascii="Times New Roman" w:cs="Consolas" w:eastAsia="宋体" w:hAnsi="Times New Roman"/>
-          <w:sz w:val="24"/>
-          <w:szCs w:val="21"/>
-        </w:rPr>
-        <w:br/>
-      </w:r>
-      <w:r>
-        <w:rPr>
-          <w:rFonts w:ascii="Times New Roman" w:cs="Consolas" w:eastAsia="宋体" w:hAnsi="Times New Roman"/>
-          <w:sz w:val="24"/>
-          <w:szCs w:val="21"/>
-        </w:rPr>
-        <w:t xml:space="preserve">if (!payment.getAmount().equals(callbackAmount)) {</w:t>
-      </w:r>
-      <w:r>
-        <w:rPr>
-          <w:rFonts w:ascii="Times New Roman" w:cs="Consolas" w:eastAsia="宋体" w:hAnsi="Times New Roman"/>
-          <w:sz w:val="24"/>
-          <w:szCs w:val="21"/>
-        </w:rPr>
-        <w:br/>
-      </w:r>
-      <w:r>
-        <w:rPr>
-          <w:rFonts w:ascii="Times New Roman" w:cs="Consolas" w:eastAsia="宋体" w:hAnsi="Times New Roman"/>
-          <w:sz w:val="24"/>
-          <w:szCs w:val="21"/>
-        </w:rPr>
-        <w:t xml:space="preserve">    throw new BizException(ErrorCode.CALLBACK_AMOUNT_MISMATCH, "回调金额不一致");</w:t>
-      </w:r>
-      <w:r>
-        <w:rPr>
-          <w:rFonts w:ascii="Times New Roman" w:cs="Consolas" w:eastAsia="宋体" w:hAnsi="Times New Roman"/>
-          <w:sz w:val="24"/>
-          <w:szCs w:val="21"/>
-        </w:rPr>
-        <w:br/>
-      </w:r>
-      <w:r>
-        <w:rPr>
-          <w:rFonts w:ascii="Times New Roman" w:cs="Consolas" w:eastAsia="宋体" w:hAnsi="Times New Roman"/>
-          <w:sz w:val="24"/>
-          <w:szCs w:val="21"/>
-        </w:rPr>
-        <w:t xml:space="preserve">}</w:t>
-      </w:r>
-      <w:r>
-        <w:rPr>
-          <w:rFonts w:ascii="Times New Roman" w:cs="Consolas" w:eastAsia="宋体" w:hAnsi="Times New Roman"/>
-          <w:sz w:val="24"/>
-          <w:szCs w:val="21"/>
-        </w:rPr>
-        <w:br/>
-      </w:r>
-      <w:r>
-        <w:rPr>
-          <w:rFonts w:ascii="Times New Roman" w:cs="Consolas" w:eastAsia="宋体" w:hAnsi="Times New Roman"/>
-          <w:sz w:val="24"/>
-          <w:szCs w:val="21"/>
-        </w:rPr>
-        <w:t xml:space="preserve">// 4. 更新支付单</w:t>
-      </w:r>
-      <w:r>
-        <w:rPr>
-          <w:rFonts w:ascii="Times New Roman" w:cs="Consolas" w:eastAsia="宋体" w:hAnsi="Times New Roman"/>
-          <w:sz w:val="24"/>
-          <w:szCs w:val="21"/>
-        </w:rPr>
-        <w:br/>
-      </w:r>
-      <w:r>
-        <w:rPr>
-          <w:rFonts w:ascii="Times New Roman" w:cs="Consolas" w:eastAsia="宋体" w:hAnsi="Times New Roman"/>
-          <w:sz w:val="24"/>
-          <w:szCs w:val="21"/>
-        </w:rPr>
-        <w:t xml:space="preserve">// 5. 事务提交后通知订单（远程调用不进事务）</w:t>
-      </w:r>
-      <w:r>
-        <w:rPr>
-          <w:rFonts w:ascii="Times New Roman" w:cs="Consolas" w:eastAsia="宋体" w:hAnsi="Times New Roman"/>
-          <w:sz w:val="24"/>
-          <w:szCs w:val="21"/>
-        </w:rPr>
-        <w:br/>
-      </w:r>
-    </w:p>
-    <w:p>
-      <w:pPr>
-        <w:spacing w:line="360" w:lineRule="auto"/>
-        <w:ind w:firstLine="480"/>
-        <w:jc w:val="both"/>
-      </w:pPr>
-      <w:r>
-        <w:rPr>
-          <w:rFonts w:ascii="Times New Roman" w:hAnsi="Times New Roman" w:eastAsia="宋体"/>
-          <w:b/>
-          <w:bCs/>
-          <w:sz w:val="24"/>
-        </w:rPr>
-        <w:t xml:space="preserve">顺序不能换</w:t>
-      </w:r>
-      <w:r>
-        <w:rPr>
-          <w:rFonts w:ascii="Times New Roman" w:hAnsi="Times New Roman" w:eastAsia="宋体"/>
-          <w:sz w:val="24"/>
-        </w:rPr>
-        <w:t xml:space="preserve">：先验签再谈幂等，否则伪造的回调会污染去重表；金额核对放在更新状态之前，避免「先改状态再发现金额不对」。</w:t>
-      </w:r>
-    </w:p>
-    <w:p>
-      <w:pPr>
-        <w:pStyle w:val="Heading3"/>
-        <w:keepNext/>
-        <w:spacing w:before="120" w:after="120" w:line="360" w:lineRule="auto"/>
-        <w:ind w:firstLine="0"/>
-        <w:jc w:val="left"/>
-      </w:pPr>
-      <w:r>
-        <w:rPr>
-          <w:rFonts w:ascii="Times New Roman" w:hAnsi="Times New Roman" w:eastAsia="黑体"/>
-          <w:b w:val="0"/>
-          <w:sz w:val="24"/>
-        </w:rPr>
-        <w:t xml:space="preserve">3.4 退款回补库存：状态抢占保证幂等</w:t>
-      </w:r>
-    </w:p>
-    <w:p>
-      <w:pPr>
-        <w:spacing w:line="360" w:lineRule="auto"/>
-        <w:ind w:firstLine="480"/>
-        <w:jc w:val="both"/>
-      </w:pPr>
-      <w:r>
-        <w:rPr>
-          <w:rFonts w:ascii="Times New Roman" w:cs="Consolas" w:eastAsia="宋体" w:hAnsi="Times New Roman"/>
-          <w:sz w:val="24"/>
-          <w:szCs w:val="21"/>
-        </w:rPr>
-        <w:t xml:space="preserve">-- 第一步：抢状态，只有一次调用会成功</w:t>
-      </w:r>
-      <w:r>
-        <w:rPr>
-          <w:rFonts w:ascii="Times New Roman" w:cs="Consolas" w:eastAsia="宋体" w:hAnsi="Times New Roman"/>
-          <w:sz w:val="24"/>
-          <w:szCs w:val="21"/>
-        </w:rPr>
-        <w:br/>
-      </w:r>
-      <w:r>
-        <w:rPr>
-          <w:rFonts w:ascii="Times New Roman" w:cs="Consolas" w:eastAsia="宋体" w:hAnsi="Times New Roman"/>
-          <w:sz w:val="24"/>
-          <w:szCs w:val="21"/>
-        </w:rPr>
-        <w:t xml:space="preserve">UPDATE stock_reservation SET status = 'REFUNDED'</w:t>
-      </w:r>
-      <w:r>
-        <w:rPr>
-          <w:rFonts w:ascii="Times New Roman" w:cs="Consolas" w:eastAsia="宋体" w:hAnsi="Times New Roman"/>
-          <w:sz w:val="24"/>
-          <w:szCs w:val="21"/>
-        </w:rPr>
-        <w:br/>
-      </w:r>
-      <w:r>
-        <w:rPr>
-          <w:rFonts w:ascii="Times New Roman" w:cs="Consolas" w:eastAsia="宋体" w:hAnsi="Times New Roman"/>
-          <w:sz w:val="24"/>
-          <w:szCs w:val="21"/>
-        </w:rPr>
-        <w:t xml:space="preserve">WHERE order_id = ? AND status = 'CONFIRMED';</w:t>
-      </w:r>
-      <w:r>
-        <w:rPr>
-          <w:rFonts w:ascii="Times New Roman" w:cs="Consolas" w:eastAsia="宋体" w:hAnsi="Times New Roman"/>
-          <w:sz w:val="24"/>
-          <w:szCs w:val="21"/>
-        </w:rPr>
-        <w:br/>
-      </w:r>
-      <w:r>
-        <w:rPr>
-          <w:rFonts w:ascii="Times New Roman" w:cs="Consolas" w:eastAsia="宋体" w:hAnsi="Times New Roman"/>
-          <w:sz w:val="24"/>
-          <w:szCs w:val="21"/>
-        </w:rPr>
-        <w:br/>
-      </w:r>
-      <w:r>
-        <w:rPr>
-          <w:rFonts w:ascii="Times New Roman" w:cs="Consolas" w:eastAsia="宋体" w:hAnsi="Times New Roman"/>
-          <w:sz w:val="24"/>
-          <w:szCs w:val="21"/>
-        </w:rPr>
-        <w:t xml:space="preserve">-- 第二步：仅当第一步影响行数 &gt; 0 才回补</w:t>
-      </w:r>
-      <w:r>
-        <w:rPr>
-          <w:rFonts w:ascii="Times New Roman" w:cs="Consolas" w:eastAsia="宋体" w:hAnsi="Times New Roman"/>
-          <w:sz w:val="24"/>
-          <w:szCs w:val="21"/>
-        </w:rPr>
-        <w:br/>
-      </w:r>
-      <w:r>
-        <w:rPr>
-          <w:rFonts w:ascii="Times New Roman" w:cs="Consolas" w:eastAsia="宋体" w:hAnsi="Times New Roman"/>
-          <w:sz w:val="24"/>
-          <w:szCs w:val="21"/>
-        </w:rPr>
-        <w:t xml:space="preserve">UPDATE sku SET stock_available = stock_available + #{quantity}</w:t>
-      </w:r>
-      <w:r>
-        <w:rPr>
-          <w:rFonts w:ascii="Times New Roman" w:cs="Consolas" w:eastAsia="宋体" w:hAnsi="Times New Roman"/>
-          <w:sz w:val="24"/>
-          <w:szCs w:val="21"/>
-        </w:rPr>
-        <w:br/>
-      </w:r>
-      <w:r>
-        <w:rPr>
-          <w:rFonts w:ascii="Times New Roman" w:cs="Consolas" w:eastAsia="宋体" w:hAnsi="Times New Roman"/>
-          <w:sz w:val="24"/>
-          <w:szCs w:val="21"/>
-        </w:rPr>
-        <w:t xml:space="preserve">WHERE sku_id = ? AND is_deleted = 0;</w:t>
-      </w:r>
-      <w:r>
-        <w:rPr>
-          <w:rFonts w:ascii="Times New Roman" w:cs="Consolas" w:eastAsia="宋体" w:hAnsi="Times New Roman"/>
-          <w:sz w:val="24"/>
-          <w:szCs w:val="21"/>
-        </w:rPr>
-        <w:br/>
-      </w:r>
-    </w:p>
-    <w:p>
-      <w:pPr>
-        <w:spacing w:line="360" w:lineRule="auto"/>
-        <w:ind w:firstLine="480"/>
-        <w:jc w:val="both"/>
-      </w:pPr>
-      <w:r>
-        <w:rPr>
-          <w:rFonts w:ascii="Times New Roman" w:hAnsi="Times New Roman" w:eastAsia="宋体"/>
-          <w:sz w:val="24"/>
-        </w:rPr>
-        <w:t xml:space="preserve">如果直接「先查状态再回补」，两次并发退款会重复加库存。用条件更新抢状态，天然只有一个赢家。</w:t>
-      </w:r>
-    </w:p>
-    <w:p>
-      <w:pPr>
-        <w:pStyle w:val="Heading3"/>
-        <w:keepNext/>
-        <w:spacing w:before="120" w:after="120" w:line="360" w:lineRule="auto"/>
-        <w:ind w:firstLine="0"/>
-        <w:jc w:val="left"/>
-      </w:pPr>
-      <w:r>
-        <w:rPr>
-          <w:rFonts w:ascii="Times New Roman" w:hAnsi="Times New Roman" w:eastAsia="黑体"/>
-          <w:b w:val="0"/>
-          <w:sz w:val="24"/>
-        </w:rPr>
-        <w:t xml:space="preserve">3.5 网关白名单：带令牌也注入身份</w:t>
-      </w:r>
-    </w:p>
-    <w:p>
-      <w:pPr>
-        <w:spacing w:line="360" w:lineRule="auto"/>
-        <w:ind w:firstLine="480"/>
-        <w:jc w:val="both"/>
-      </w:pPr>
-      <w:r>
-        <w:rPr>
-          <w:rFonts w:ascii="Times New Roman" w:cs="Consolas" w:eastAsia="宋体" w:hAnsi="Times New Roman"/>
-          <w:sz w:val="24"/>
-          <w:szCs w:val="21"/>
-        </w:rPr>
-        <w:t xml:space="preserve">if (isWhiteListed(request.getMethod(), path)) {</w:t>
-      </w:r>
-      <w:r>
-        <w:rPr>
-          <w:rFonts w:ascii="Times New Roman" w:cs="Consolas" w:eastAsia="宋体" w:hAnsi="Times New Roman"/>
-          <w:sz w:val="24"/>
-          <w:szCs w:val="21"/>
-        </w:rPr>
-        <w:br/>
-      </w:r>
-      <w:r>
-        <w:rPr>
-          <w:rFonts w:ascii="Times New Roman" w:cs="Consolas" w:eastAsia="宋体" w:hAnsi="Times New Roman"/>
-          <w:sz w:val="24"/>
-          <w:szCs w:val="21"/>
-        </w:rPr>
-        <w:t xml:space="preserve">    String auth = request.getHeaders().getFirst(HttpHeaders.AUTHORIZATION);</w:t>
-      </w:r>
-      <w:r>
-        <w:rPr>
-          <w:rFonts w:ascii="Times New Roman" w:cs="Consolas" w:eastAsia="宋体" w:hAnsi="Times New Roman"/>
-          <w:sz w:val="24"/>
-          <w:szCs w:val="21"/>
-        </w:rPr>
-        <w:br/>
-      </w:r>
-      <w:r>
-        <w:rPr>
-          <w:rFonts w:ascii="Times New Roman" w:cs="Consolas" w:eastAsia="宋体" w:hAnsi="Times New Roman"/>
-          <w:sz w:val="24"/>
-          <w:szCs w:val="21"/>
-        </w:rPr>
-        <w:t xml:space="preserve">    if (auth != null &amp;&amp; auth.startsWith("Bearer ")) {</w:t>
-      </w:r>
-      <w:r>
-        <w:rPr>
-          <w:rFonts w:ascii="Times New Roman" w:cs="Consolas" w:eastAsia="宋体" w:hAnsi="Times New Roman"/>
-          <w:sz w:val="24"/>
-          <w:szCs w:val="21"/>
-        </w:rPr>
-        <w:br/>
-      </w:r>
-      <w:r>
-        <w:rPr>
-          <w:rFonts w:ascii="Times New Roman" w:cs="Consolas" w:eastAsia="宋体" w:hAnsi="Times New Roman"/>
-          <w:sz w:val="24"/>
-          <w:szCs w:val="21"/>
-        </w:rPr>
-        <w:t xml:space="preserve">        Claims claims = tryParse(auth.substring(7), path);</w:t>
-      </w:r>
-      <w:r>
-        <w:rPr>
-          <w:rFonts w:ascii="Times New Roman" w:cs="Consolas" w:eastAsia="宋体" w:hAnsi="Times New Roman"/>
-          <w:sz w:val="24"/>
-          <w:szCs w:val="21"/>
-        </w:rPr>
-        <w:br/>
-      </w:r>
-      <w:r>
-        <w:rPr>
-          <w:rFonts w:ascii="Times New Roman" w:cs="Consolas" w:eastAsia="宋体" w:hAnsi="Times New Roman"/>
-          <w:sz w:val="24"/>
-          <w:szCs w:val="21"/>
-        </w:rPr>
-        <w:t xml:space="preserve">        if (claims != null) {</w:t>
-      </w:r>
-      <w:r>
-        <w:rPr>
-          <w:rFonts w:ascii="Times New Roman" w:cs="Consolas" w:eastAsia="宋体" w:hAnsi="Times New Roman"/>
-          <w:sz w:val="24"/>
-          <w:szCs w:val="21"/>
-        </w:rPr>
-        <w:br/>
-      </w:r>
-      <w:r>
-        <w:rPr>
-          <w:rFonts w:ascii="Times New Roman" w:cs="Consolas" w:eastAsia="宋体" w:hAnsi="Times New Roman"/>
-          <w:sz w:val="24"/>
-          <w:szCs w:val="21"/>
-        </w:rPr>
-        <w:t xml:space="preserve">            return chain.filter(exchange.mutate()</w:t>
-      </w:r>
-      <w:r>
-        <w:rPr>
-          <w:rFonts w:ascii="Times New Roman" w:cs="Consolas" w:eastAsia="宋体" w:hAnsi="Times New Roman"/>
-          <w:sz w:val="24"/>
-          <w:szCs w:val="21"/>
-        </w:rPr>
-        <w:br/>
-      </w:r>
-      <w:r>
-        <w:rPr>
-          <w:rFonts w:ascii="Times New Roman" w:cs="Consolas" w:eastAsia="宋体" w:hAnsi="Times New Roman"/>
-          <w:sz w:val="24"/>
-          <w:szCs w:val="21"/>
-        </w:rPr>
-        <w:t xml:space="preserve">                    .request(withIdentity(request, claims))</w:t>
-      </w:r>
-      <w:r>
-        <w:rPr>
-          <w:rFonts w:ascii="Times New Roman" w:cs="Consolas" w:eastAsia="宋体" w:hAnsi="Times New Roman"/>
-          <w:sz w:val="24"/>
-          <w:szCs w:val="21"/>
-        </w:rPr>
-        <w:br/>
-      </w:r>
-      <w:r>
-        <w:rPr>
-          <w:rFonts w:ascii="Times New Roman" w:cs="Consolas" w:eastAsia="宋体" w:hAnsi="Times New Roman"/>
-          <w:sz w:val="24"/>
-          <w:szCs w:val="21"/>
-        </w:rPr>
-        <w:t xml:space="preserve">                    .build());</w:t>
-      </w:r>
-      <w:r>
-        <w:rPr>
-          <w:rFonts w:ascii="Times New Roman" w:cs="Consolas" w:eastAsia="宋体" w:hAnsi="Times New Roman"/>
-          <w:sz w:val="24"/>
-          <w:szCs w:val="21"/>
-        </w:rPr>
-        <w:br/>
-      </w:r>
-      <w:r>
-        <w:rPr>
-          <w:rFonts w:ascii="Times New Roman" w:cs="Consolas" w:eastAsia="宋体" w:hAnsi="Times New Roman"/>
-          <w:sz w:val="24"/>
-          <w:szCs w:val="21"/>
-        </w:rPr>
-        <w:t xml:space="preserve">        }</w:t>
-      </w:r>
-      <w:r>
-        <w:rPr>
-          <w:rFonts w:ascii="Times New Roman" w:cs="Consolas" w:eastAsia="宋体" w:hAnsi="Times New Roman"/>
-          <w:sz w:val="24"/>
-          <w:szCs w:val="21"/>
-        </w:rPr>
-        <w:br/>
-      </w:r>
-      <w:r>
-        <w:rPr>
-          <w:rFonts w:ascii="Times New Roman" w:cs="Consolas" w:eastAsia="宋体" w:hAnsi="Times New Roman"/>
-          <w:sz w:val="24"/>
-          <w:szCs w:val="21"/>
-        </w:rPr>
-        <w:t xml:space="preserve">    }</w:t>
-      </w:r>
-      <w:r>
-        <w:rPr>
-          <w:rFonts w:ascii="Times New Roman" w:cs="Consolas" w:eastAsia="宋体" w:hAnsi="Times New Roman"/>
-          <w:sz w:val="24"/>
-          <w:szCs w:val="21"/>
-        </w:rPr>
-        <w:br/>
-      </w:r>
-      <w:r>
-        <w:rPr>
-          <w:rFonts w:ascii="Times New Roman" w:cs="Consolas" w:eastAsia="宋体" w:hAnsi="Times New Roman"/>
-          <w:sz w:val="24"/>
-          <w:szCs w:val="21"/>
-        </w:rPr>
-        <w:t xml:space="preserve">    return chain.filter(exchange);   // 无令牌按匿名放行</w:t>
-      </w:r>
-      <w:r>
-        <w:rPr>
-          <w:rFonts w:ascii="Times New Roman" w:cs="Consolas" w:eastAsia="宋体" w:hAnsi="Times New Roman"/>
-          <w:sz w:val="24"/>
-          <w:szCs w:val="21"/>
-        </w:rPr>
-        <w:br/>
-      </w:r>
-      <w:r>
-        <w:rPr>
-          <w:rFonts w:ascii="Times New Roman" w:cs="Consolas" w:eastAsia="宋体" w:hAnsi="Times New Roman"/>
-          <w:sz w:val="24"/>
-          <w:szCs w:val="21"/>
-        </w:rPr>
-        <w:t xml:space="preserve">}</w:t>
-      </w:r>
-      <w:r>
-        <w:rPr>
-          <w:rFonts w:ascii="Times New Roman" w:cs="Consolas" w:eastAsia="宋体" w:hAnsi="Times New Roman"/>
-          <w:sz w:val="24"/>
-          <w:szCs w:val="21"/>
-        </w:rPr>
-        <w:br/>
-      </w:r>
-    </w:p>
-    <w:p>
-      <w:pPr>
-        <w:spacing w:line="360" w:lineRule="auto"/>
-        <w:ind w:firstLine="480"/>
-        <w:jc w:val="both"/>
-      </w:pPr>
-      <w:r>
-        <w:rPr>
-          <w:rFonts w:ascii="Times New Roman" w:hAnsi="Times New Roman" w:eastAsia="宋体"/>
-          <w:b/>
-          <w:bCs/>
-          <w:sz w:val="24"/>
-        </w:rPr>
-        <w:t xml:space="preserve">为什么需要这段</w:t>
-      </w:r>
-      <w:r>
-        <w:rPr>
-          <w:rFonts w:ascii="Times New Roman" w:hAnsi="Times New Roman" w:eastAsia="宋体"/>
-          <w:sz w:val="24"/>
-        </w:rPr>
-        <w:t xml:space="preserve">：白名单接口原本「直接放行、完全不解析令牌」，导致卖家访问自己待审核的商品时，下游收到的 userId 是 null，被当成匿名访客拒绝。修复后白名单仍允许匿名，但带有效令牌时会注入身份。</w:t>
-      </w:r>
-    </w:p>
-    <w:p>
-      <w:pPr>
-        <w:pStyle w:val="Heading2"/>
-        <w:keepNext/>
-        <w:spacing w:before="120" w:after="120" w:line="360" w:lineRule="auto"/>
-        <w:ind w:firstLine="0"/>
-        <w:jc w:val="left"/>
-      </w:pPr>
-      <w:r>
-        <w:rPr>
-          <w:rFonts w:ascii="Times New Roman" w:hAnsi="Times New Roman" w:eastAsia="黑体"/>
-          <w:b w:val="0"/>
-          <w:sz w:val="28"/>
-        </w:rPr>
-        <w:t xml:space="preserve">4. 联调与问题记录</w:t>
-      </w:r>
-    </w:p>
-    <w:p>
-      <w:pPr>
-        <w:spacing w:line="360" w:lineRule="auto"/>
-        <w:ind w:firstLine="480"/>
-        <w:jc w:val="both"/>
-      </w:pPr>
-      <w:r>
-        <w:rPr>
-          <w:rFonts w:ascii="Times New Roman" w:hAnsi="Times New Roman" w:eastAsia="宋体"/>
-          <w:sz w:val="24"/>
-        </w:rPr>
-        <w:t xml:space="preserve">开发过程中遇到并修复的问题，按发现顺序：</w:t>
-      </w:r>
-    </w:p>
-    <w:p>
-      <w:pPr>
-        <w:spacing w:line="360" w:lineRule="auto" w:before="120" w:after="60"/>
+          <w:rFonts w:ascii="Times New Roman" w:hAnsi="Times New Roman" w:eastAsia="宋体"/>
+          <w:sz w:val="24"/>
+        </w:rPr>
+        <w:t xml:space="preserve">停用一家店铺，本质上是让该店所有商品对买家隐身、并且买家下不了单。这里没有在商品表上存「店铺是否营业」，而是：</w:t>
+      </w:r>
+    </w:p>
+    <w:p>
+      <w:pPr>
+        <w:spacing w:before="120" w:after="60" w:line="276" w:lineRule="auto"/>
         <w:ind w:firstLine="0"/>
         <w:jc w:val="center"/>
       </w:pPr>
@@ -4221,7 +3255,7 @@
           <w:b/>
           <w:sz w:val="24"/>
         </w:rPr>
-        <w:t>表 3-3 联调中发现的问题与修复</w:t>
+        <w:t>表 3-3 店铺营业状态的同步与兜底</w:t>
       </w:r>
     </w:p>
     <w:tbl>
@@ -4239,10 +3273,8 @@
         </w:tblBorders>
       </w:tblPr>
       <w:tblGrid>
-        <w:gridCol w:w="790"/>
-        <w:gridCol w:w="2568"/>
-        <w:gridCol w:w="3151"/>
-        <w:gridCol w:w="2344"/>
+        <w:gridCol w:w="1078"/>
+        <w:gridCol w:w="7776"/>
       </w:tblGrid>
       <w:tr>
         <w:trPr>
@@ -4251,7 +3283,7 @@
         </w:trPr>
         <w:tc>
           <w:tcPr>
-            <w:tcW w:type="dxa" w:w="790"/>
+            <w:tcW w:type="dxa" w:w="1078"/>
             <w:shd w:fill="F2F2F2" w:val="clear"/>
             <w:tcBorders>
               <w:bottom w:val="single" w:sz="6" w:space="0" w:color="000000"/>
@@ -4271,13 +3303,13 @@
                 <w:bCs/>
                 <w:sz w:val="21"/>
               </w:rPr>
-              <w:t xml:space="preserve">序号</w:t>
-            </w:r>
-          </w:p>
-        </w:tc>
-        <w:tc>
-          <w:tcPr>
-            <w:tcW w:type="dxa" w:w="2569"/>
+              <w:t xml:space="preserve">环节</w:t>
+            </w:r>
+          </w:p>
+        </w:tc>
+        <w:tc>
+          <w:tcPr>
+            <w:tcW w:type="dxa" w:w="7777"/>
             <w:shd w:fill="F2F2F2" w:val="clear"/>
             <w:tcBorders>
               <w:bottom w:val="single" w:sz="6" w:space="0" w:color="000000"/>
@@ -4297,59 +3329,7 @@
                 <w:bCs/>
                 <w:sz w:val="21"/>
               </w:rPr>
-              <w:t xml:space="preserve">现象</w:t>
-            </w:r>
-          </w:p>
-        </w:tc>
-        <w:tc>
-          <w:tcPr>
-            <w:tcW w:type="dxa" w:w="3151"/>
-            <w:shd w:fill="F2F2F2" w:val="clear"/>
-            <w:tcBorders>
-              <w:bottom w:val="single" w:sz="6" w:space="0" w:color="000000"/>
-            </w:tcBorders>
-          </w:tcPr>
-          <w:p>
-            <w:pPr>
-              <w:keepNext/>
-              <w:jc w:val="left"/>
-              <w:spacing w:before="30" w:after="30" w:line="240" w:lineRule="auto"/>
-              <w:ind w:firstLineChars="0" w:firstLine="0"/>
-            </w:pPr>
-            <w:r>
-              <w:rPr>
-                <w:rFonts w:ascii="Times New Roman" w:hAnsi="Times New Roman" w:eastAsia="宋体"/>
-                <w:b/>
-                <w:bCs/>
-                <w:sz w:val="21"/>
-              </w:rPr>
-              <w:t xml:space="preserve">根因</w:t>
-            </w:r>
-          </w:p>
-        </w:tc>
-        <w:tc>
-          <w:tcPr>
-            <w:tcW w:type="dxa" w:w="2345"/>
-            <w:shd w:fill="F2F2F2" w:val="clear"/>
-            <w:tcBorders>
-              <w:bottom w:val="single" w:sz="6" w:space="0" w:color="000000"/>
-            </w:tcBorders>
-          </w:tcPr>
-          <w:p>
-            <w:pPr>
-              <w:keepNext/>
-              <w:jc w:val="left"/>
-              <w:spacing w:before="30" w:after="30" w:line="240" w:lineRule="auto"/>
-              <w:ind w:firstLineChars="0" w:firstLine="0"/>
-            </w:pPr>
-            <w:r>
-              <w:rPr>
-                <w:rFonts w:ascii="Times New Roman" w:hAnsi="Times New Roman" w:eastAsia="宋体"/>
-                <w:b/>
-                <w:bCs/>
-                <w:sz w:val="21"/>
-              </w:rPr>
-              <w:t xml:space="preserve">修复</w:t>
+              <w:t xml:space="preserve">做法</w:t>
             </w:r>
           </w:p>
         </w:tc>
@@ -4360,11 +3340,10 @@
         </w:trPr>
         <w:tc>
           <w:tcPr>
-            <w:tcW w:type="dxa" w:w="790"/>
-          </w:tcPr>
-          <w:p>
-            <w:pPr>
-              <w:keepNext/>
+            <w:tcW w:type="dxa" w:w="1078"/>
+          </w:tcPr>
+          <w:p>
+            <w:pPr>
               <w:jc w:val="center"/>
               <w:spacing w:before="30" w:after="30" w:line="240" w:lineRule="auto"/>
               <w:ind w:firstLineChars="0" w:firstLine="0"/>
@@ -4375,70 +3354,67 @@
                 <w:b w:val="0"/>
                 <w:sz w:val="21"/>
               </w:rPr>
-              <w:t xml:space="preserve">1</w:t>
-            </w:r>
-          </w:p>
-        </w:tc>
-        <w:tc>
-          <w:tcPr>
-            <w:tcW w:type="dxa" w:w="2569"/>
-          </w:tcPr>
-          <w:p>
-            <w:pPr>
-              <w:keepNext/>
-              <w:jc w:val="left"/>
-              <w:spacing w:before="30" w:after="30" w:line="240" w:lineRule="auto"/>
-              <w:ind w:firstLineChars="0" w:firstLine="0"/>
-            </w:pPr>
-            <w:r>
-              <w:rPr>
-                <w:rFonts w:ascii="Times New Roman" w:hAnsi="Times New Roman" w:eastAsia="宋体"/>
-                <w:b w:val="0"/>
-                <w:sz w:val="21"/>
-              </w:rPr>
-              <w:t xml:space="preserve">加购/立即购买提示「缺少 productId」</w:t>
-            </w:r>
-          </w:p>
-        </w:tc>
-        <w:tc>
-          <w:tcPr>
-            <w:tcW w:type="dxa" w:w="3151"/>
-          </w:tcPr>
-          <w:p>
-            <w:pPr>
-              <w:keepNext/>
-              <w:jc w:val="left"/>
-              <w:spacing w:before="30" w:after="30" w:line="240" w:lineRule="auto"/>
-              <w:ind w:firstLineChars="0" w:firstLine="0"/>
-            </w:pPr>
-            <w:r>
-              <w:rPr>
-                <w:rFonts w:ascii="Times New Roman" w:hAnsi="Times New Roman" w:eastAsia="宋体"/>
-                <w:b w:val="0"/>
-                <w:sz w:val="21"/>
-              </w:rPr>
-              <w:t xml:space="preserve">前端只传 skuId，漏了 productId</w:t>
-            </w:r>
-          </w:p>
-        </w:tc>
-        <w:tc>
-          <w:tcPr>
-            <w:tcW w:type="dxa" w:w="2345"/>
-          </w:tcPr>
-          <w:p>
-            <w:pPr>
-              <w:keepNext/>
-              <w:jc w:val="left"/>
-              <w:spacing w:before="30" w:after="30" w:line="240" w:lineRule="auto"/>
-              <w:ind w:firstLineChars="0" w:firstLine="0"/>
-            </w:pPr>
-            <w:r>
-              <w:rPr>
-                <w:rFonts w:ascii="Times New Roman" w:hAnsi="Times New Roman" w:eastAsia="宋体"/>
-                <w:b w:val="0"/>
-                <w:sz w:val="21"/>
-              </w:rPr>
-              <w:t xml:space="preserve">补传 productId</w:t>
+              <w:t xml:space="preserve">店铺状态</w:t>
+            </w:r>
+          </w:p>
+        </w:tc>
+        <w:tc>
+          <w:tcPr>
+            <w:tcW w:type="dxa" w:w="7777"/>
+          </w:tcPr>
+          <w:p>
+            <w:pPr>
+              <w:jc w:val="left"/>
+              <w:spacing w:before="30" w:after="30" w:line="240" w:lineRule="auto"/>
+              <w:ind w:firstLineChars="0" w:firstLine="0"/>
+            </w:pPr>
+            <w:r>
+              <w:rPr>
+                <w:rFonts w:ascii="Times New Roman" w:cs="Consolas" w:eastAsia="宋体" w:hAnsi="Times New Roman"/>
+                <w:b w:val="0"/>
+                <w:sz w:val="21"/>
+              </w:rPr>
+              <w:t xml:space="preserve">shop.status</w:t>
+            </w:r>
+            <w:r>
+              <w:rPr>
+                <w:rFonts w:ascii="Times New Roman" w:hAnsi="Times New Roman" w:eastAsia="宋体"/>
+                <w:b w:val="0"/>
+                <w:sz w:val="21"/>
+              </w:rPr>
+              <w:t xml:space="preserve">，</w:t>
+            </w:r>
+            <w:r>
+              <w:rPr>
+                <w:rFonts w:ascii="Times New Roman" w:cs="Consolas" w:eastAsia="宋体" w:hAnsi="Times New Roman"/>
+                <w:b w:val="0"/>
+                <w:sz w:val="21"/>
+              </w:rPr>
+              <w:t xml:space="preserve">ACTIVE</w:t>
+            </w:r>
+            <w:r>
+              <w:rPr>
+                <w:rFonts w:ascii="Times New Roman" w:hAnsi="Times New Roman" w:eastAsia="宋体"/>
+                <w:b w:val="0"/>
+                <w:sz w:val="21"/>
+              </w:rPr>
+              <w:t xml:space="preserve"> / </w:t>
+            </w:r>
+            <w:r>
+              <w:rPr>
+                <w:rFonts w:ascii="Times New Roman" w:cs="Consolas" w:eastAsia="宋体" w:hAnsi="Times New Roman"/>
+                <w:b w:val="0"/>
+                <w:sz w:val="21"/>
+              </w:rPr>
+              <w:t xml:space="preserve">SUSPENDED</w:t>
+            </w:r>
+            <w:r>
+              <w:rPr>
+                <w:rFonts w:ascii="Times New Roman" w:hAnsi="Times New Roman" w:eastAsia="宋体"/>
+                <w:b w:val="0"/>
+                <w:sz w:val="21"/>
+              </w:rPr>
+              <w:t xml:space="preserve">，只存在一处</w:t>
             </w:r>
           </w:p>
         </w:tc>
@@ -4449,7 +3425,7 @@
         </w:trPr>
         <w:tc>
           <w:tcPr>
-            <w:tcW w:type="dxa" w:w="790"/>
+            <w:tcW w:type="dxa" w:w="1078"/>
           </w:tcPr>
           <w:p>
             <w:pPr>
@@ -4463,67 +3439,67 @@
                 <w:b w:val="0"/>
                 <w:sz w:val="21"/>
               </w:rPr>
-              <w:t xml:space="preserve">2</w:t>
-            </w:r>
-          </w:p>
-        </w:tc>
-        <w:tc>
-          <w:tcPr>
-            <w:tcW w:type="dxa" w:w="2569"/>
-          </w:tcPr>
-          <w:p>
-            <w:pPr>
-              <w:jc w:val="left"/>
-              <w:spacing w:before="30" w:after="30" w:line="240" w:lineRule="auto"/>
-              <w:ind w:firstLineChars="0" w:firstLine="0"/>
-            </w:pPr>
-            <w:r>
-              <w:rPr>
-                <w:rFonts w:ascii="Times New Roman" w:hAnsi="Times New Roman" w:eastAsia="宋体"/>
-                <w:b w:val="0"/>
-                <w:sz w:val="21"/>
-              </w:rPr>
-              <w:t xml:space="preserve">卖家打不开自己待审核商品的编辑页</w:t>
-            </w:r>
-          </w:p>
-        </w:tc>
-        <w:tc>
-          <w:tcPr>
-            <w:tcW w:type="dxa" w:w="3151"/>
-          </w:tcPr>
-          <w:p>
-            <w:pPr>
-              <w:jc w:val="left"/>
-              <w:spacing w:before="30" w:after="30" w:line="240" w:lineRule="auto"/>
-              <w:ind w:firstLineChars="0" w:firstLine="0"/>
-            </w:pPr>
-            <w:r>
-              <w:rPr>
-                <w:rFonts w:ascii="Times New Roman" w:hAnsi="Times New Roman" w:eastAsia="宋体"/>
-                <w:b w:val="0"/>
-                <w:sz w:val="21"/>
-              </w:rPr>
-              <w:t xml:space="preserve">白名单不解析令牌，下游拿不到身份</w:t>
-            </w:r>
-          </w:p>
-        </w:tc>
-        <w:tc>
-          <w:tcPr>
-            <w:tcW w:type="dxa" w:w="2345"/>
-          </w:tcPr>
-          <w:p>
-            <w:pPr>
-              <w:jc w:val="left"/>
-              <w:spacing w:before="30" w:after="30" w:line="240" w:lineRule="auto"/>
-              <w:ind w:firstLineChars="0" w:firstLine="0"/>
-            </w:pPr>
-            <w:r>
-              <w:rPr>
-                <w:rFonts w:ascii="Times New Roman" w:hAnsi="Times New Roman" w:eastAsia="宋体"/>
-                <w:b w:val="0"/>
-                <w:sz w:val="21"/>
-              </w:rPr>
-              <w:t xml:space="preserve">白名单带令牌时注入身份</w:t>
+              <w:t xml:space="preserve">商品可见性</w:t>
+            </w:r>
+          </w:p>
+        </w:tc>
+        <w:tc>
+          <w:tcPr>
+            <w:tcW w:type="dxa" w:w="7777"/>
+          </w:tcPr>
+          <w:p>
+            <w:pPr>
+              <w:jc w:val="left"/>
+              <w:spacing w:before="30" w:after="30" w:line="240" w:lineRule="auto"/>
+              <w:ind w:firstLineChars="0" w:firstLine="0"/>
+            </w:pPr>
+            <w:r>
+              <w:rPr>
+                <w:rFonts w:ascii="Times New Roman" w:hAnsi="Times New Roman" w:eastAsia="宋体"/>
+                <w:b w:val="0"/>
+                <w:sz w:val="21"/>
+              </w:rPr>
+              <w:t xml:space="preserve">停用 / 恢复时用 Feign 调 </w:t>
+            </w:r>
+            <w:r>
+              <w:rPr>
+                <w:rFonts w:ascii="Times New Roman" w:cs="Consolas" w:eastAsia="宋体" w:hAnsi="Times New Roman"/>
+                <w:b w:val="0"/>
+                <w:sz w:val="21"/>
+              </w:rPr>
+              <w:t xml:space="preserve">POST /products/internal/seller-visibility</w:t>
+            </w:r>
+            <w:r>
+              <w:rPr>
+                <w:rFonts w:ascii="Times New Roman" w:hAnsi="Times New Roman" w:eastAsia="宋体"/>
+                <w:b w:val="0"/>
+                <w:sz w:val="21"/>
+              </w:rPr>
+              <w:t xml:space="preserve">，把该卖家的在售商品批量改为 </w:t>
+            </w:r>
+            <w:r>
+              <w:rPr>
+                <w:rFonts w:ascii="Times New Roman" w:cs="Consolas" w:eastAsia="宋体" w:hAnsi="Times New Roman"/>
+                <w:b w:val="0"/>
+                <w:sz w:val="21"/>
+              </w:rPr>
+              <w:t xml:space="preserve">SUSPENDED</w:t>
+            </w:r>
+            <w:r>
+              <w:rPr>
+                <w:rFonts w:ascii="Times New Roman" w:hAnsi="Times New Roman" w:eastAsia="宋体"/>
+                <w:b w:val="0"/>
+                <w:sz w:val="21"/>
+              </w:rPr>
+              <w:t xml:space="preserve"> / 恢复为 </w:t>
+            </w:r>
+            <w:r>
+              <w:rPr>
+                <w:rFonts w:ascii="Times New Roman" w:cs="Consolas" w:eastAsia="宋体" w:hAnsi="Times New Roman"/>
+                <w:b w:val="0"/>
+                <w:sz w:val="21"/>
+              </w:rPr>
+              <w:t xml:space="preserve">ON_SALE</w:t>
             </w:r>
           </w:p>
         </w:tc>
@@ -4534,7 +3510,7 @@
         </w:trPr>
         <w:tc>
           <w:tcPr>
-            <w:tcW w:type="dxa" w:w="790"/>
+            <w:tcW w:type="dxa" w:w="1078"/>
           </w:tcPr>
           <w:p>
             <w:pPr>
@@ -4548,67 +3524,52 @@
                 <w:b w:val="0"/>
                 <w:sz w:val="21"/>
               </w:rPr>
-              <w:t xml:space="preserve">3</w:t>
-            </w:r>
-          </w:p>
-        </w:tc>
-        <w:tc>
-          <w:tcPr>
-            <w:tcW w:type="dxa" w:w="2569"/>
-          </w:tcPr>
-          <w:p>
-            <w:pPr>
-              <w:jc w:val="left"/>
-              <w:spacing w:before="30" w:after="30" w:line="240" w:lineRule="auto"/>
-              <w:ind w:firstLineChars="0" w:firstLine="0"/>
-            </w:pPr>
-            <w:r>
-              <w:rPr>
-                <w:rFonts w:ascii="Times New Roman" w:hAnsi="Times New Roman" w:eastAsia="宋体"/>
-                <w:b w:val="0"/>
-                <w:sz w:val="21"/>
-              </w:rPr>
-              <w:t xml:space="preserve">商品详情分类一直显示「未分类」</w:t>
-            </w:r>
-          </w:p>
-        </w:tc>
-        <w:tc>
-          <w:tcPr>
-            <w:tcW w:type="dxa" w:w="3151"/>
-          </w:tcPr>
-          <w:p>
-            <w:pPr>
-              <w:jc w:val="left"/>
-              <w:spacing w:before="30" w:after="30" w:line="240" w:lineRule="auto"/>
-              <w:ind w:firstLineChars="0" w:firstLine="0"/>
-            </w:pPr>
-            <w:r>
-              <w:rPr>
-                <w:rFonts w:ascii="Times New Roman" w:hAnsi="Times New Roman" w:eastAsia="宋体"/>
-                <w:b w:val="0"/>
-                <w:sz w:val="21"/>
-              </w:rPr>
-              <w:t xml:space="preserve">接口只返回 categoryId，前端取 categoryName</w:t>
-            </w:r>
-          </w:p>
-        </w:tc>
-        <w:tc>
-          <w:tcPr>
-            <w:tcW w:type="dxa" w:w="2345"/>
-          </w:tcPr>
-          <w:p>
-            <w:pPr>
-              <w:jc w:val="left"/>
-              <w:spacing w:before="30" w:after="30" w:line="240" w:lineRule="auto"/>
-              <w:ind w:firstLineChars="0" w:firstLine="0"/>
-            </w:pPr>
-            <w:r>
-              <w:rPr>
-                <w:rFonts w:ascii="Times New Roman" w:hAnsi="Times New Roman" w:eastAsia="宋体"/>
-                <w:b w:val="0"/>
-                <w:sz w:val="21"/>
-              </w:rPr>
-              <w:t xml:space="preserve">前端加分类映射</w:t>
+              <w:t xml:space="preserve">同步失败</w:t>
+            </w:r>
+          </w:p>
+        </w:tc>
+        <w:tc>
+          <w:tcPr>
+            <w:tcW w:type="dxa" w:w="7777"/>
+          </w:tcPr>
+          <w:p>
+            <w:pPr>
+              <w:jc w:val="left"/>
+              <w:spacing w:before="30" w:after="30" w:line="240" w:lineRule="auto"/>
+              <w:ind w:firstLineChars="0" w:firstLine="0"/>
+            </w:pPr>
+            <w:r>
+              <w:rPr>
+                <w:rFonts w:ascii="Times New Roman" w:hAnsi="Times New Roman" w:eastAsia="宋体"/>
+                <w:b w:val="0"/>
+                <w:bCs/>
+                <w:sz w:val="21"/>
+              </w:rPr>
+              <w:t xml:space="preserve">回滚店铺状态</w:t>
+            </w:r>
+            <w:r>
+              <w:rPr>
+                <w:rFonts w:ascii="Times New Roman" w:hAnsi="Times New Roman" w:eastAsia="宋体"/>
+                <w:b w:val="0"/>
+                <w:sz w:val="21"/>
+              </w:rPr>
+              <w:t xml:space="preserve">并返回 </w:t>
+            </w:r>
+            <w:r>
+              <w:rPr>
+                <w:rFonts w:ascii="Times New Roman" w:cs="Consolas" w:eastAsia="宋体" w:hAnsi="Times New Roman"/>
+                <w:b w:val="0"/>
+                <w:sz w:val="21"/>
+              </w:rPr>
+              <w:t xml:space="preserve">10005</w:t>
+            </w:r>
+            <w:r>
+              <w:rPr>
+                <w:rFonts w:ascii="Times New Roman" w:hAnsi="Times New Roman" w:eastAsia="宋体"/>
+                <w:b w:val="0"/>
+                <w:sz w:val="21"/>
+              </w:rPr>
+              <w:t xml:space="preserve">，宁可停用失败，也不能出现「店铺已停用但商品还在卖」</w:t>
             </w:r>
           </w:p>
         </w:tc>
@@ -4619,7 +3580,7 @@
         </w:trPr>
         <w:tc>
           <w:tcPr>
-            <w:tcW w:type="dxa" w:w="790"/>
+            <w:tcW w:type="dxa" w:w="1078"/>
           </w:tcPr>
           <w:p>
             <w:pPr>
@@ -4633,67 +3594,67 @@
                 <w:b w:val="0"/>
                 <w:sz w:val="21"/>
               </w:rPr>
-              <w:t xml:space="preserve">4</w:t>
-            </w:r>
-          </w:p>
-        </w:tc>
-        <w:tc>
-          <w:tcPr>
-            <w:tcW w:type="dxa" w:w="2569"/>
-          </w:tcPr>
-          <w:p>
-            <w:pPr>
-              <w:jc w:val="left"/>
-              <w:spacing w:before="30" w:after="30" w:line="240" w:lineRule="auto"/>
-              <w:ind w:firstLineChars="0" w:firstLine="0"/>
-            </w:pPr>
-            <w:r>
-              <w:rPr>
-                <w:rFonts w:ascii="Times New Roman" w:hAnsi="Times New Roman" w:eastAsia="宋体"/>
-                <w:b w:val="0"/>
-                <w:sz w:val="21"/>
-              </w:rPr>
-              <w:t xml:space="preserve">退款后库存不恢复</w:t>
-            </w:r>
-          </w:p>
-        </w:tc>
-        <w:tc>
-          <w:tcPr>
-            <w:tcW w:type="dxa" w:w="3151"/>
-          </w:tcPr>
-          <w:p>
-            <w:pPr>
-              <w:jc w:val="left"/>
-              <w:spacing w:before="30" w:after="30" w:line="240" w:lineRule="auto"/>
-              <w:ind w:firstLineChars="0" w:firstLine="0"/>
-            </w:pPr>
-            <w:r>
-              <w:rPr>
-                <w:rFonts w:ascii="Times New Roman" w:hAnsi="Times New Roman" w:eastAsia="宋体"/>
-                <w:b w:val="0"/>
-                <w:sz w:val="21"/>
-              </w:rPr>
-              <w:t xml:space="preserve">payment 与 product 之间没有回补通道</w:t>
-            </w:r>
-          </w:p>
-        </w:tc>
-        <w:tc>
-          <w:tcPr>
-            <w:tcW w:type="dxa" w:w="2345"/>
-          </w:tcPr>
-          <w:p>
-            <w:pPr>
-              <w:jc w:val="left"/>
-              <w:spacing w:before="30" w:after="30" w:line="240" w:lineRule="auto"/>
-              <w:ind w:firstLineChars="0" w:firstLine="0"/>
-            </w:pPr>
-            <w:r>
-              <w:rPr>
-                <w:rFonts w:ascii="Times New Roman" w:hAnsi="Times New Roman" w:eastAsia="宋体"/>
-                <w:b w:val="0"/>
-                <w:sz w:val="21"/>
-              </w:rPr>
-              <w:t xml:space="preserve">新增回补接口 + 状态抢占</w:t>
+              <w:t xml:space="preserve">下单兜底</w:t>
+            </w:r>
+          </w:p>
+        </w:tc>
+        <w:tc>
+          <w:tcPr>
+            <w:tcW w:type="dxa" w:w="7777"/>
+          </w:tcPr>
+          <w:p>
+            <w:pPr>
+              <w:jc w:val="left"/>
+              <w:spacing w:before="30" w:after="30" w:line="240" w:lineRule="auto"/>
+              <w:ind w:firstLineChars="0" w:firstLine="0"/>
+            </w:pPr>
+            <w:r>
+              <w:rPr>
+                <w:rFonts w:ascii="Times New Roman" w:hAnsi="Times New Roman" w:eastAsia="宋体"/>
+                <w:b w:val="0"/>
+                <w:sz w:val="21"/>
+              </w:rPr>
+              <w:t xml:space="preserve">order-service 首次取 </w:t>
+            </w:r>
+            <w:r>
+              <w:rPr>
+                <w:rFonts w:ascii="Times New Roman" w:cs="Consolas" w:eastAsia="宋体" w:hAnsi="Times New Roman"/>
+                <w:b w:val="0"/>
+                <w:sz w:val="21"/>
+              </w:rPr>
+              <w:t xml:space="preserve">sellerId</w:t>
+            </w:r>
+            <w:r>
+              <w:rPr>
+                <w:rFonts w:ascii="Times New Roman" w:hAnsi="Times New Roman" w:eastAsia="宋体"/>
+                <w:b w:val="0"/>
+                <w:sz w:val="21"/>
+              </w:rPr>
+              <w:t xml:space="preserve"> 时再查一次 </w:t>
+            </w:r>
+            <w:r>
+              <w:rPr>
+                <w:rFonts w:ascii="Times New Roman" w:cs="Consolas" w:eastAsia="宋体" w:hAnsi="Times New Roman"/>
+                <w:b w:val="0"/>
+                <w:sz w:val="21"/>
+              </w:rPr>
+              <w:t xml:space="preserve">shopActive</w:t>
+            </w:r>
+            <w:r>
+              <w:rPr>
+                <w:rFonts w:ascii="Times New Roman" w:hAnsi="Times New Roman" w:eastAsia="宋体"/>
+                <w:b w:val="0"/>
+                <w:sz w:val="21"/>
+              </w:rPr>
+              <w:t xml:space="preserve">，停用则拒绝下单，错误码 </w:t>
+            </w:r>
+            <w:r>
+              <w:rPr>
+                <w:rFonts w:ascii="Times New Roman" w:cs="Consolas" w:eastAsia="宋体" w:hAnsi="Times New Roman"/>
+                <w:b w:val="0"/>
+                <w:sz w:val="21"/>
+              </w:rPr>
+              <w:t xml:space="preserve">30006</w:t>
             </w:r>
           </w:p>
         </w:tc>
@@ -4704,7 +3665,7 @@
         </w:trPr>
         <w:tc>
           <w:tcPr>
-            <w:tcW w:type="dxa" w:w="790"/>
+            <w:tcW w:type="dxa" w:w="1078"/>
           </w:tcPr>
           <w:p>
             <w:pPr>
@@ -4718,67 +3679,51 @@
                 <w:b w:val="0"/>
                 <w:sz w:val="21"/>
               </w:rPr>
-              <w:t xml:space="preserve">5</w:t>
-            </w:r>
-          </w:p>
-        </w:tc>
-        <w:tc>
-          <w:tcPr>
-            <w:tcW w:type="dxa" w:w="2569"/>
-          </w:tcPr>
-          <w:p>
-            <w:pPr>
-              <w:jc w:val="left"/>
-              <w:spacing w:before="30" w:after="30" w:line="240" w:lineRule="auto"/>
-              <w:ind w:firstLineChars="0" w:firstLine="0"/>
-            </w:pPr>
-            <w:r>
-              <w:rPr>
-                <w:rFonts w:ascii="Times New Roman" w:hAnsi="Times New Roman" w:eastAsia="宋体"/>
-                <w:b w:val="0"/>
-                <w:sz w:val="21"/>
-              </w:rPr>
-              <w:t xml:space="preserve">下单报「缺少请求头 X-User-Id」</w:t>
-            </w:r>
-          </w:p>
-        </w:tc>
-        <w:tc>
-          <w:tcPr>
-            <w:tcW w:type="dxa" w:w="3151"/>
-          </w:tcPr>
-          <w:p>
-            <w:pPr>
-              <w:jc w:val="left"/>
-              <w:spacing w:before="30" w:after="30" w:line="240" w:lineRule="auto"/>
-              <w:ind w:firstLineChars="0" w:firstLine="0"/>
-            </w:pPr>
-            <w:r>
-              <w:rPr>
-                <w:rFonts w:ascii="Times New Roman" w:hAnsi="Times New Roman" w:eastAsia="宋体"/>
-                <w:b w:val="0"/>
-                <w:sz w:val="21"/>
-              </w:rPr>
-              <w:t xml:space="preserve">order 调 user 查地址时未传该头</w:t>
-            </w:r>
-          </w:p>
-        </w:tc>
-        <w:tc>
-          <w:tcPr>
-            <w:tcW w:type="dxa" w:w="2345"/>
-          </w:tcPr>
-          <w:p>
-            <w:pPr>
-              <w:jc w:val="left"/>
-              <w:spacing w:before="30" w:after="30" w:line="240" w:lineRule="auto"/>
-              <w:ind w:firstLineChars="0" w:firstLine="0"/>
-            </w:pPr>
-            <w:r>
-              <w:rPr>
-                <w:rFonts w:ascii="Times New Roman" w:hAnsi="Times New Roman" w:eastAsia="宋体"/>
-                <w:b w:val="0"/>
-                <w:sz w:val="21"/>
-              </w:rPr>
-              <w:t xml:space="preserve">补传请求头</w:t>
+              <w:t xml:space="preserve">审核兜底</w:t>
+            </w:r>
+          </w:p>
+        </w:tc>
+        <w:tc>
+          <w:tcPr>
+            <w:tcW w:type="dxa" w:w="7777"/>
+          </w:tcPr>
+          <w:p>
+            <w:pPr>
+              <w:jc w:val="left"/>
+              <w:spacing w:before="30" w:after="30" w:line="240" w:lineRule="auto"/>
+              <w:ind w:firstLineChars="0" w:firstLine="0"/>
+            </w:pPr>
+            <w:r>
+              <w:rPr>
+                <w:rFonts w:ascii="Times New Roman" w:hAnsi="Times New Roman" w:eastAsia="宋体"/>
+                <w:b w:val="0"/>
+                <w:sz w:val="21"/>
+              </w:rPr>
+              <w:t xml:space="preserve">卖家上架 / 管理员审核通过时用 </w:t>
+            </w:r>
+            <w:r>
+              <w:rPr>
+                <w:rFonts w:ascii="Times New Roman" w:cs="Consolas" w:eastAsia="宋体" w:hAnsi="Times New Roman"/>
+                <w:b w:val="0"/>
+                <w:sz w:val="21"/>
+              </w:rPr>
+              <w:t xml:space="preserve">ProductService#shopActive</w:t>
+            </w:r>
+            <w:r>
+              <w:rPr>
+                <w:rFonts w:ascii="Times New Roman" w:hAnsi="Times New Roman" w:eastAsia="宋体"/>
+                <w:b w:val="0"/>
+                <w:sz w:val="21"/>
+              </w:rPr>
+              <w:t xml:space="preserve"> 二次确认，停用则落 </w:t>
+            </w:r>
+            <w:r>
+              <w:rPr>
+                <w:rFonts w:ascii="Times New Roman" w:cs="Consolas" w:eastAsia="宋体" w:hAnsi="Times New Roman"/>
+                <w:b w:val="0"/>
+                <w:sz w:val="21"/>
+              </w:rPr>
+              <w:t xml:space="preserve">SUSPENDED</w:t>
             </w:r>
           </w:p>
         </w:tc>
@@ -4793,23 +3738,65 @@
       <w:r>
         <w:rPr>
           <w:rFonts w:ascii="Times New Roman" w:hAnsi="Times New Roman" w:eastAsia="宋体"/>
+          <w:sz w:val="24"/>
+        </w:rPr>
+        <w:t xml:space="preserve">前三条是「同步」，第四条是「兜底」。之所以两层都要，是因为同步是远程调用、可能失败或丢失；兜底让即使同步漏了，下单这一关仍然拦得住。</w:t>
+      </w:r>
+    </w:p>
+    <w:p>
+      <w:pPr>
+        <w:spacing w:line="360" w:lineRule="auto"/>
+        <w:ind w:firstLine="480"/>
+        <w:jc w:val="both"/>
+      </w:pPr>
+      <w:r>
+        <w:rPr>
+          <w:rFonts w:ascii="Times New Roman" w:hAnsi="Times New Roman" w:eastAsia="宋体"/>
           <w:b/>
           <w:bCs/>
           <w:sz w:val="24"/>
         </w:rPr>
-        <w:t xml:space="preserve">共同点</w:t>
-      </w:r>
-      <w:r>
-        <w:rPr>
-          <w:rFonts w:ascii="Times New Roman" w:hAnsi="Times New Roman" w:eastAsia="宋体"/>
-          <w:sz w:val="24"/>
-        </w:rPr>
-        <w:t xml:space="preserve">：这些问题代码「看起来都对」，只有真正跑起来才发现。其中第 2、4 条是链路级缺陷，单看某一层完全正常。</w:t>
-      </w:r>
-    </w:p>
-    <w:p>
-      <w:pPr>
-        <w:pStyle w:val="Heading2"/>
+        <w:t xml:space="preserve">降级取舍</w:t>
+      </w:r>
+      <w:r>
+        <w:rPr>
+          <w:rFonts w:ascii="Times New Roman" w:hAnsi="Times New Roman" w:eastAsia="宋体"/>
+          <w:sz w:val="24"/>
+        </w:rPr>
+        <w:t xml:space="preserve">：product-service 不可用时，</w:t>
+      </w:r>
+      <w:r>
+        <w:rPr>
+          <w:rFonts w:ascii="Times New Roman" w:cs="Consolas" w:eastAsia="宋体" w:hAnsi="Times New Roman"/>
+          <w:sz w:val="24"/>
+        </w:rPr>
+        <w:t xml:space="preserve">ProductService#shopActive</w:t>
+      </w:r>
+      <w:r>
+        <w:rPr>
+          <w:rFonts w:ascii="Times New Roman" w:hAnsi="Times New Roman" w:eastAsia="宋体"/>
+          <w:sz w:val="24"/>
+        </w:rPr>
+        <w:t xml:space="preserve"> 与 </w:t>
+      </w:r>
+      <w:r>
+        <w:rPr>
+          <w:rFonts w:ascii="Times New Roman" w:cs="Consolas" w:eastAsia="宋体" w:hAnsi="Times New Roman"/>
+          <w:sz w:val="24"/>
+        </w:rPr>
+        <w:t xml:space="preserve">OrderService#shopActive</w:t>
+      </w:r>
+      <w:r>
+        <w:rPr>
+          <w:rFonts w:ascii="Times New Roman" w:hAnsi="Times New Roman" w:eastAsia="宋体"/>
+          <w:sz w:val="24"/>
+        </w:rPr>
+        <w:t xml:space="preserve"> 按「正常营业」放行。这样单服务调试和集成测试能跑，代价是店铺服务完全不可用时停用会失效——课程规模下可接受，生产环境应改为拒绝。</w:t>
+      </w:r>
+    </w:p>
+    <w:p>
+      <w:pPr>
+        <w:pStyle w:val="Heading4"/>
         <w:keepNext/>
         <w:spacing w:before="120" w:after="120" w:line="360" w:lineRule="auto"/>
         <w:ind w:firstLine="0"/>
@@ -4819,9 +3806,9 @@
         <w:rPr>
           <w:rFonts w:ascii="Times New Roman" w:hAnsi="Times New Roman" w:eastAsia="黑体"/>
           <w:b w:val="0"/>
-          <w:sz w:val="28"/>
-        </w:rPr>
-        <w:t xml:space="preserve">5. 运行验证</w:t>
+          <w:sz w:val="24"/>
+        </w:rPr>
+        <w:t xml:space="preserve">2.4.2 搜索与分类联动（#50）</w:t>
       </w:r>
     </w:p>
     <w:p>
@@ -4832,17 +3819,626 @@
       </w:pPr>
       <w:r>
         <w:rPr>
-          <w:rFonts w:ascii="Times New Roman" w:hAnsi="Times New Roman" w:eastAsia="宋体"/>
-          <w:sz w:val="24"/>
-        </w:rPr>
-        <w:t xml:space="preserve">本地环境启动 Nacos + MySQL + 六个 JVM 进程 + 前端，跑通完整链路：</w:t>
-      </w:r>
-    </w:p>
-    <w:p>
-      <w:pPr>
-        <w:pStyle w:val="Heading2"/>
+          <w:rFonts w:ascii="Times New Roman" w:cs="Consolas" w:eastAsia="宋体" w:hAnsi="Times New Roman"/>
+          <w:sz w:val="24"/>
+        </w:rPr>
+        <w:t xml:space="preserve">views/ProductList.vue</w:t>
+      </w:r>
+      <w:r>
+        <w:rPr>
+          <w:rFonts w:ascii="Times New Roman" w:hAnsi="Times New Roman" w:eastAsia="宋体"/>
+          <w:sz w:val="24"/>
+        </w:rPr>
+        <w:t xml:space="preserve"> 的筛选区支持关键词、分类下拉、价格区间三者组合，排序支持默认 / 最新 / 价格升降。</w:t>
+      </w:r>
+    </w:p>
+    <w:p>
+      <w:pPr>
+        <w:spacing w:line="360" w:lineRule="auto"/>
+        <w:ind w:firstLine="480"/>
+        <w:jc w:val="both"/>
+      </w:pPr>
+      <w:r>
+        <w:rPr>
+          <w:rFonts w:ascii="Times New Roman" w:hAnsi="Times New Roman" w:eastAsia="宋体"/>
+          <w:b/>
+          <w:bCs/>
+          <w:sz w:val="24"/>
+        </w:rPr>
+        <w:t xml:space="preserve">三个容易漏的细节</w:t>
+      </w:r>
+      <w:r>
+        <w:rPr>
+          <w:rFonts w:ascii="Times New Roman" w:hAnsi="Times New Roman" w:eastAsia="宋体"/>
+          <w:sz w:val="24"/>
+        </w:rPr>
+        <w:t xml:space="preserve">：</w:t>
+      </w:r>
+    </w:p>
+    <w:p>
+      <w:pPr>
+        <w:pStyle w:val="ListParagraph"/>
+        <w:numPr>
+          <w:ilvl w:val="0"/>
+          <w:numId w:val="2"/>
+        </w:numPr>
+        <w:spacing w:line="360" w:lineRule="auto"/>
+        <w:ind w:firstLine="480"/>
+        <w:jc w:val="both"/>
+      </w:pPr>
+      <w:r>
+        <w:rPr>
+          <w:rFonts w:ascii="Times New Roman" w:hAnsi="Times New Roman" w:eastAsia="宋体"/>
+          <w:b/>
+          <w:bCs/>
+          <w:sz w:val="24"/>
+        </w:rPr>
+        <w:t xml:space="preserve">价格单位</w:t>
+      </w:r>
+      <w:r>
+        <w:rPr>
+          <w:rFonts w:ascii="Times New Roman" w:hAnsi="Times New Roman" w:eastAsia="宋体"/>
+          <w:sz w:val="24"/>
+        </w:rPr>
+        <w:t xml:space="preserve">：前端以「元」输入，请求前乘 100 转成分——后端统一用分。</w:t>
+      </w:r>
+    </w:p>
+    <w:p>
+      <w:pPr>
+        <w:pStyle w:val="ListParagraph"/>
+        <w:numPr>
+          <w:ilvl w:val="0"/>
+          <w:numId w:val="2"/>
+        </w:numPr>
+        <w:spacing w:line="360" w:lineRule="auto"/>
+        <w:ind w:firstLine="480"/>
+        <w:jc w:val="both"/>
+      </w:pPr>
+      <w:r>
+        <w:rPr>
+          <w:rFonts w:ascii="Times New Roman" w:hAnsi="Times New Roman" w:eastAsia="宋体"/>
+          <w:b/>
+          <w:bCs/>
+          <w:sz w:val="24"/>
+        </w:rPr>
+        <w:t xml:space="preserve">条件写回地址栏</w:t>
+      </w:r>
+      <w:r>
+        <w:rPr>
+          <w:rFonts w:ascii="Times New Roman" w:hAnsi="Times New Roman" w:eastAsia="宋体"/>
+          <w:sz w:val="24"/>
+        </w:rPr>
+        <w:t xml:space="preserve">：</w:t>
+      </w:r>
+      <w:r>
+        <w:rPr>
+          <w:rFonts w:ascii="Times New Roman" w:cs="Consolas" w:eastAsia="宋体" w:hAnsi="Times New Roman"/>
+          <w:sz w:val="24"/>
+        </w:rPr>
+        <w:t xml:space="preserve">syncQuery()</w:t>
+      </w:r>
+      <w:r>
+        <w:rPr>
+          <w:rFonts w:ascii="Times New Roman" w:hAnsi="Times New Roman" w:eastAsia="宋体"/>
+          <w:sz w:val="24"/>
+        </w:rPr>
+        <w:t xml:space="preserve"> 把 </w:t>
+      </w:r>
+      <w:r>
+        <w:rPr>
+          <w:rFonts w:ascii="Times New Roman" w:cs="Consolas" w:eastAsia="宋体" w:hAnsi="Times New Roman"/>
+          <w:sz w:val="24"/>
+        </w:rPr>
+        <w:t xml:space="preserve">keyword</w:t>
+      </w:r>
+      <w:r>
+        <w:rPr>
+          <w:rFonts w:ascii="Times New Roman" w:hAnsi="Times New Roman" w:eastAsia="宋体"/>
+          <w:sz w:val="24"/>
+        </w:rPr>
+        <w:t xml:space="preserve"> / </w:t>
+      </w:r>
+      <w:r>
+        <w:rPr>
+          <w:rFonts w:ascii="Times New Roman" w:cs="Consolas" w:eastAsia="宋体" w:hAnsi="Times New Roman"/>
+          <w:sz w:val="24"/>
+        </w:rPr>
+        <w:t xml:space="preserve">categoryId</w:t>
+      </w:r>
+      <w:r>
+        <w:rPr>
+          <w:rFonts w:ascii="Times New Roman" w:hAnsi="Times New Roman" w:eastAsia="宋体"/>
+          <w:sz w:val="24"/>
+        </w:rPr>
+        <w:t xml:space="preserve"> / </w:t>
+      </w:r>
+      <w:r>
+        <w:rPr>
+          <w:rFonts w:ascii="Times New Roman" w:cs="Consolas" w:eastAsia="宋体" w:hAnsi="Times New Roman"/>
+          <w:sz w:val="24"/>
+        </w:rPr>
+        <w:t xml:space="preserve">sort</w:t>
+      </w:r>
+      <w:r>
+        <w:rPr>
+          <w:rFonts w:ascii="Times New Roman" w:hAnsi="Times New Roman" w:eastAsia="宋体"/>
+          <w:sz w:val="24"/>
+        </w:rPr>
+        <w:t xml:space="preserve"> / </w:t>
+      </w:r>
+      <w:r>
+        <w:rPr>
+          <w:rFonts w:ascii="Times New Roman" w:cs="Consolas" w:eastAsia="宋体" w:hAnsi="Times New Roman"/>
+          <w:sz w:val="24"/>
+        </w:rPr>
+        <w:t xml:space="preserve">minPrice</w:t>
+      </w:r>
+      <w:r>
+        <w:rPr>
+          <w:rFonts w:ascii="Times New Roman" w:hAnsi="Times New Roman" w:eastAsia="宋体"/>
+          <w:sz w:val="24"/>
+        </w:rPr>
+        <w:t xml:space="preserve"> / </w:t>
+      </w:r>
+      <w:r>
+        <w:rPr>
+          <w:rFonts w:ascii="Times New Roman" w:cs="Consolas" w:eastAsia="宋体" w:hAnsi="Times New Roman"/>
+          <w:sz w:val="24"/>
+        </w:rPr>
+        <w:t xml:space="preserve">maxPrice</w:t>
+      </w:r>
+      <w:r>
+        <w:rPr>
+          <w:rFonts w:ascii="Times New Roman" w:hAnsi="Times New Roman" w:eastAsia="宋体"/>
+          <w:sz w:val="24"/>
+        </w:rPr>
+        <w:t xml:space="preserve"> / </w:t>
+      </w:r>
+      <w:r>
+        <w:rPr>
+          <w:rFonts w:ascii="Times New Roman" w:cs="Consolas" w:eastAsia="宋体" w:hAnsi="Times New Roman"/>
+          <w:sz w:val="24"/>
+        </w:rPr>
+        <w:t xml:space="preserve">page</w:t>
+      </w:r>
+      <w:r>
+        <w:rPr>
+          <w:rFonts w:ascii="Times New Roman" w:hAnsi="Times New Roman" w:eastAsia="宋体"/>
+          <w:sz w:val="24"/>
+        </w:rPr>
+        <w:t xml:space="preserve"> 写进 query，</w:t>
+      </w:r>
+      <w:r>
+        <w:rPr>
+          <w:rFonts w:ascii="Times New Roman" w:cs="Consolas" w:eastAsia="宋体" w:hAnsi="Times New Roman"/>
+          <w:sz w:val="24"/>
+        </w:rPr>
+        <w:t xml:space="preserve">readQuery()</w:t>
+      </w:r>
+      <w:r>
+        <w:rPr>
+          <w:rFonts w:ascii="Times New Roman" w:hAnsi="Times New Roman" w:eastAsia="宋体"/>
+          <w:sz w:val="24"/>
+        </w:rPr>
+        <w:t xml:space="preserve"> 回填。刷新页面、分享链接都能保留筛选状态。页码为 1 时不写入，避免地址栏冗余。</w:t>
+      </w:r>
+    </w:p>
+    <w:p>
+      <w:pPr>
+        <w:pStyle w:val="ListParagraph"/>
+        <w:numPr>
+          <w:ilvl w:val="0"/>
+          <w:numId w:val="2"/>
+        </w:numPr>
+        <w:spacing w:line="360" w:lineRule="auto"/>
+        <w:ind w:firstLine="480"/>
+        <w:jc w:val="both"/>
+      </w:pPr>
+      <w:r>
+        <w:rPr>
+          <w:rFonts w:ascii="Times New Roman" w:hAnsi="Times New Roman" w:eastAsia="宋体"/>
+          <w:b/>
+          <w:bCs/>
+          <w:sz w:val="24"/>
+        </w:rPr>
+        <w:t xml:space="preserve">初始化顺序</w:t>
+      </w:r>
+      <w:r>
+        <w:rPr>
+          <w:rFonts w:ascii="Times New Roman" w:hAnsi="Times New Roman" w:eastAsia="宋体"/>
+          <w:sz w:val="24"/>
+        </w:rPr>
+        <w:t xml:space="preserve">：先 </w:t>
+      </w:r>
+      <w:r>
+        <w:rPr>
+          <w:rFonts w:ascii="Times New Roman" w:cs="Consolas" w:eastAsia="宋体" w:hAnsi="Times New Roman"/>
+          <w:sz w:val="24"/>
+        </w:rPr>
+        <w:t xml:space="preserve">readQuery()</w:t>
+      </w:r>
+      <w:r>
+        <w:rPr>
+          <w:rFonts w:ascii="Times New Roman" w:hAnsi="Times New Roman" w:eastAsia="宋体"/>
+          <w:sz w:val="24"/>
+        </w:rPr>
+        <w:t xml:space="preserve"> 再注册输入监听。顺序反了的话，带 </w:t>
+      </w:r>
+      <w:r>
+        <w:rPr>
+          <w:rFonts w:ascii="Times New Roman" w:cs="Consolas" w:eastAsia="宋体" w:hAnsi="Times New Roman"/>
+          <w:sz w:val="24"/>
+        </w:rPr>
+        <w:t xml:space="preserve">?page=2</w:t>
+      </w:r>
+      <w:r>
+        <w:rPr>
+          <w:rFonts w:ascii="Times New Roman" w:hAnsi="Times New Roman" w:eastAsia="宋体"/>
+          <w:sz w:val="24"/>
+        </w:rPr>
+        <w:t xml:space="preserve"> 打开会被防抖搜索重置回第一页。</w:t>
+      </w:r>
+    </w:p>
+    <w:p>
+      <w:pPr>
+        <w:spacing w:line="360" w:lineRule="auto"/>
+        <w:ind w:firstLine="480"/>
+        <w:jc w:val="both"/>
+      </w:pPr>
+      <w:r>
+        <w:rPr>
+          <w:rFonts w:ascii="Times New Roman" w:hAnsi="Times New Roman" w:eastAsia="宋体"/>
+          <w:sz w:val="24"/>
+        </w:rPr>
+        <w:t xml:space="preserve">分类下拉的</w:t>
+      </w:r>
+      <w:r>
+        <w:rPr>
+          <w:rFonts w:ascii="Times New Roman" w:hAnsi="Times New Roman" w:eastAsia="宋体"/>
+          <w:b/>
+          <w:bCs/>
+          <w:sz w:val="24"/>
+        </w:rPr>
+        <w:t xml:space="preserve">层级顺序由后端决定</w:t>
+      </w:r>
+      <w:r>
+        <w:rPr>
+          <w:rFonts w:ascii="Times New Roman" w:hAnsi="Times New Roman" w:eastAsia="宋体"/>
+          <w:sz w:val="24"/>
+        </w:rPr>
+        <w:t xml:space="preserve">：</w:t>
+      </w:r>
+      <w:r>
+        <w:rPr>
+          <w:rFonts w:ascii="Times New Roman" w:cs="Consolas" w:eastAsia="宋体" w:hAnsi="Times New Roman"/>
+          <w:sz w:val="24"/>
+        </w:rPr>
+        <w:t xml:space="preserve">categories()</w:t>
+      </w:r>
+      <w:r>
+        <w:rPr>
+          <w:rFonts w:ascii="Times New Roman" w:hAnsi="Times New Roman" w:eastAsia="宋体"/>
+          <w:sz w:val="24"/>
+        </w:rPr>
+        <w:t xml:space="preserve"> 按「顶级分类 </w:t>
+      </w:r>
+      <w:r>
+        <w:rPr>
+          <w:rFonts w:ascii="Times New Roman" w:cs="Consolas" w:eastAsia="宋体" w:hAnsi="Times New Roman"/>
+          <w:sz w:val="24"/>
+        </w:rPr>
+        <w:t xml:space="preserve">sort_no</w:t>
+      </w:r>
+      <w:r>
+        <w:rPr>
+          <w:rFonts w:ascii="Times New Roman" w:hAnsi="Times New Roman" w:eastAsia="宋体"/>
+          <w:sz w:val="24"/>
+        </w:rPr>
+        <w:t xml:space="preserve"> → 子分类紧随父级 → 孤儿分类排末尾」重排，前端只负责按层级缩进显示。无结果时列出当前生效的条件，并提供「清空筛选条件」。</w:t>
+      </w:r>
+    </w:p>
+    <w:p>
+      <w:pPr>
+        <w:pStyle w:val="Heading4"/>
         <w:keepNext/>
-        <w:spacing w:before="120" w:after="60" w:line="360" w:lineRule="auto"/>
+        <w:spacing w:before="120" w:after="120" w:line="360" w:lineRule="auto"/>
+        <w:ind w:firstLine="0"/>
+        <w:jc w:val="left"/>
+      </w:pPr>
+      <w:r>
+        <w:rPr>
+          <w:rFonts w:ascii="Times New Roman" w:hAnsi="Times New Roman" w:eastAsia="黑体"/>
+          <w:b w:val="0"/>
+          <w:sz w:val="24"/>
+        </w:rPr>
+        <w:t xml:space="preserve">2.4.3 收货地址与个人资料（#51）</w:t>
+      </w:r>
+    </w:p>
+    <w:p>
+      <w:pPr>
+        <w:pStyle w:val="ListParagraph"/>
+        <w:numPr>
+          <w:ilvl w:val="0"/>
+          <w:numId w:val="3"/>
+        </w:numPr>
+        <w:spacing w:line="360" w:lineRule="auto"/>
+        <w:ind w:firstLine="480"/>
+        <w:jc w:val="both"/>
+      </w:pPr>
+      <w:r>
+        <w:rPr>
+          <w:rFonts w:ascii="Times New Roman" w:hAnsi="Times New Roman" w:eastAsia="宋体"/>
+          <w:b/>
+          <w:bCs/>
+          <w:sz w:val="24"/>
+        </w:rPr>
+        <w:t xml:space="preserve">默认地址真实生效</w:t>
+      </w:r>
+      <w:r>
+        <w:rPr>
+          <w:rFonts w:ascii="Times New Roman" w:hAnsi="Times New Roman" w:eastAsia="宋体"/>
+          <w:sz w:val="24"/>
+        </w:rPr>
+        <w:t xml:space="preserve">：</w:t>
+      </w:r>
+      <w:r>
+        <w:rPr>
+          <w:rFonts w:ascii="Times New Roman" w:cs="Consolas" w:eastAsia="宋体" w:hAnsi="Times New Roman"/>
+          <w:sz w:val="24"/>
+        </w:rPr>
+        <w:t xml:space="preserve">AddressResponse</w:t>
+      </w:r>
+      <w:r>
+        <w:rPr>
+          <w:rFonts w:ascii="Times New Roman" w:hAnsi="Times New Roman" w:eastAsia="宋体"/>
+          <w:sz w:val="24"/>
+        </w:rPr>
+        <w:t xml:space="preserve"> 新增 </w:t>
+      </w:r>
+      <w:r>
+        <w:rPr>
+          <w:rFonts w:ascii="Times New Roman" w:cs="Consolas" w:eastAsia="宋体" w:hAnsi="Times New Roman"/>
+          <w:sz w:val="24"/>
+        </w:rPr>
+        <w:t xml:space="preserve">defaultAddress</w:t>
+      </w:r>
+      <w:r>
+        <w:rPr>
+          <w:rFonts w:ascii="Times New Roman" w:hAnsi="Times New Roman" w:eastAsia="宋体"/>
+          <w:sz w:val="24"/>
+        </w:rPr>
+        <w:t xml:space="preserve">，下单页 </w:t>
+      </w:r>
+      <w:r>
+        <w:rPr>
+          <w:rFonts w:ascii="Times New Roman" w:cs="Consolas" w:eastAsia="宋体" w:hAnsi="Times New Roman"/>
+          <w:sz w:val="24"/>
+        </w:rPr>
+        <w:t xml:space="preserve">OrderConfirm.vue</w:t>
+      </w:r>
+      <w:r>
+        <w:rPr>
+          <w:rFonts w:ascii="Times New Roman" w:hAnsi="Times New Roman" w:eastAsia="宋体"/>
+          <w:sz w:val="24"/>
+        </w:rPr>
+        <w:t xml:space="preserve"> 优先选中它，没有默认地址才退回第一条。首条地址自动成为默认，删除默认后自动把剩余最早一条提升为默认——不需要用户手动维护。</w:t>
+      </w:r>
+    </w:p>
+    <w:p>
+      <w:pPr>
+        <w:pStyle w:val="ListParagraph"/>
+        <w:numPr>
+          <w:ilvl w:val="0"/>
+          <w:numId w:val="3"/>
+        </w:numPr>
+        <w:spacing w:line="360" w:lineRule="auto"/>
+        <w:ind w:firstLine="480"/>
+        <w:jc w:val="both"/>
+      </w:pPr>
+      <w:r>
+        <w:rPr>
+          <w:rFonts w:ascii="Times New Roman" w:hAnsi="Times New Roman" w:eastAsia="宋体"/>
+          <w:b/>
+          <w:bCs/>
+          <w:sz w:val="24"/>
+        </w:rPr>
+        <w:t xml:space="preserve">头像上传</w:t>
+      </w:r>
+      <w:r>
+        <w:rPr>
+          <w:rFonts w:ascii="Times New Roman" w:hAnsi="Times New Roman" w:eastAsia="宋体"/>
+          <w:sz w:val="24"/>
+        </w:rPr>
+        <w:t xml:space="preserve">：</w:t>
+      </w:r>
+      <w:r>
+        <w:rPr>
+          <w:rFonts w:ascii="Times New Roman" w:cs="Consolas" w:eastAsia="宋体" w:hAnsi="Times New Roman"/>
+          <w:sz w:val="24"/>
+        </w:rPr>
+        <w:t xml:space="preserve">AvatarStorageService</w:t>
+      </w:r>
+      <w:r>
+        <w:rPr>
+          <w:rFonts w:ascii="Times New Roman" w:hAnsi="Times New Roman" w:eastAsia="宋体"/>
+          <w:sz w:val="24"/>
+        </w:rPr>
+        <w:t xml:space="preserve"> 校验 5MB 上限与格式白名单，UUID 重命名后落盘；落盘后直接写回用户档案。网关新增 </w:t>
+      </w:r>
+      <w:r>
+        <w:rPr>
+          <w:rFonts w:ascii="Times New Roman" w:cs="Consolas" w:eastAsia="宋体" w:hAnsi="Times New Roman"/>
+          <w:sz w:val="24"/>
+        </w:rPr>
+        <w:t xml:space="preserve">user-avatars</w:t>
+      </w:r>
+      <w:r>
+        <w:rPr>
+          <w:rFonts w:ascii="Times New Roman" w:hAnsi="Times New Roman" w:eastAsia="宋体"/>
+          <w:sz w:val="24"/>
+        </w:rPr>
+        <w:t xml:space="preserve"> 路由转发 </w:t>
+      </w:r>
+      <w:r>
+        <w:rPr>
+          <w:rFonts w:ascii="Times New Roman" w:cs="Consolas" w:eastAsia="宋体" w:hAnsi="Times New Roman"/>
+          <w:sz w:val="24"/>
+        </w:rPr>
+        <w:t xml:space="preserve">/avatars/**</w:t>
+      </w:r>
+      <w:r>
+        <w:rPr>
+          <w:rFonts w:ascii="Times New Roman" w:hAnsi="Times New Roman" w:eastAsia="宋体"/>
+          <w:sz w:val="24"/>
+        </w:rPr>
+        <w:t xml:space="preserve">。这条路由</w:t>
+      </w:r>
+      <w:r>
+        <w:rPr>
+          <w:rFonts w:ascii="Times New Roman" w:hAnsi="Times New Roman" w:eastAsia="宋体"/>
+          <w:b/>
+          <w:bCs/>
+          <w:sz w:val="24"/>
+        </w:rPr>
+        <w:t xml:space="preserve">不加 </w:t>
+      </w:r>
+      <w:r>
+        <w:rPr>
+          <w:rFonts w:ascii="Times New Roman" w:cs="Consolas" w:eastAsia="宋体" w:hAnsi="Times New Roman"/>
+          <w:b/>
+          <w:bCs/>
+          <w:sz w:val="24"/>
+        </w:rPr>
+        <w:t xml:space="preserve">StripPrefix</w:t>
+      </w:r>
+      <w:r>
+        <w:rPr>
+          <w:rFonts w:ascii="Times New Roman" w:hAnsi="Times New Roman" w:eastAsia="宋体"/>
+          <w:sz w:val="24"/>
+        </w:rPr>
+        <w:t xml:space="preserve">——头像的静态映射路径和下游一致。</w:t>
+      </w:r>
+    </w:p>
+    <w:p>
+      <w:pPr>
+        <w:pStyle w:val="Heading4"/>
+        <w:keepNext/>
+        <w:spacing w:before="120" w:after="120" w:line="360" w:lineRule="auto"/>
+        <w:ind w:firstLine="0"/>
+        <w:jc w:val="left"/>
+      </w:pPr>
+      <w:r>
+        <w:rPr>
+          <w:rFonts w:ascii="Times New Roman" w:hAnsi="Times New Roman" w:eastAsia="黑体"/>
+          <w:b w:val="0"/>
+          <w:sz w:val="24"/>
+        </w:rPr>
+        <w:t xml:space="preserve">2.4.4 收藏与浏览足迹（#52）</w:t>
+      </w:r>
+    </w:p>
+    <w:p>
+      <w:pPr>
+        <w:spacing w:line="360" w:lineRule="auto"/>
+        <w:ind w:firstLine="480"/>
+        <w:jc w:val="both"/>
+      </w:pPr>
+      <w:r>
+        <w:rPr>
+          <w:rFonts w:ascii="Times New Roman" w:cs="Consolas" w:eastAsia="宋体" w:hAnsi="Times New Roman"/>
+          <w:sz w:val="24"/>
+        </w:rPr>
+        <w:t xml:space="preserve">views/Favorites.vue</w:t>
+      </w:r>
+      <w:r>
+        <w:rPr>
+          <w:rFonts w:ascii="Times New Roman" w:hAnsi="Times New Roman" w:eastAsia="宋体"/>
+          <w:sz w:val="24"/>
+        </w:rPr>
+        <w:t xml:space="preserve">（路由 </w:t>
+      </w:r>
+      <w:r>
+        <w:rPr>
+          <w:rFonts w:ascii="Times New Roman" w:cs="Consolas" w:eastAsia="宋体" w:hAnsi="Times New Roman"/>
+          <w:sz w:val="24"/>
+        </w:rPr>
+        <w:t xml:space="preserve">favorites</w:t>
+      </w:r>
+      <w:r>
+        <w:rPr>
+          <w:rFonts w:ascii="Times New Roman" w:hAnsi="Times New Roman" w:eastAsia="宋体"/>
+          <w:sz w:val="24"/>
+        </w:rPr>
+        <w:t xml:space="preserve">）与 </w:t>
+      </w:r>
+      <w:r>
+        <w:rPr>
+          <w:rFonts w:ascii="Times New Roman" w:cs="Consolas" w:eastAsia="宋体" w:hAnsi="Times New Roman"/>
+          <w:sz w:val="24"/>
+        </w:rPr>
+        <w:t xml:space="preserve">views/BrowseHistory.vue</w:t>
+      </w:r>
+      <w:r>
+        <w:rPr>
+          <w:rFonts w:ascii="Times New Roman" w:hAnsi="Times New Roman" w:eastAsia="宋体"/>
+          <w:sz w:val="24"/>
+        </w:rPr>
+        <w:t xml:space="preserve">（路由 </w:t>
+      </w:r>
+      <w:r>
+        <w:rPr>
+          <w:rFonts w:ascii="Times New Roman" w:cs="Consolas" w:eastAsia="宋体" w:hAnsi="Times New Roman"/>
+          <w:sz w:val="24"/>
+        </w:rPr>
+        <w:t xml:space="preserve">history</w:t>
+      </w:r>
+      <w:r>
+        <w:rPr>
+          <w:rFonts w:ascii="Times New Roman" w:hAnsi="Times New Roman" w:eastAsia="宋体"/>
+          <w:sz w:val="24"/>
+        </w:rPr>
+        <w:t xml:space="preserve">），入口在 </w:t>
+      </w:r>
+      <w:r>
+        <w:rPr>
+          <w:rFonts w:ascii="Times New Roman" w:cs="Consolas" w:eastAsia="宋体" w:hAnsi="Times New Roman"/>
+          <w:sz w:val="24"/>
+        </w:rPr>
+        <w:t xml:space="preserve">AppHeader.vue</w:t>
+      </w:r>
+      <w:r>
+        <w:rPr>
+          <w:rFonts w:ascii="Times New Roman" w:hAnsi="Times New Roman" w:eastAsia="宋体"/>
+          <w:sz w:val="24"/>
+        </w:rPr>
+        <w:t xml:space="preserve"> 的用户菜单里，都需要登录。</w:t>
+      </w:r>
+    </w:p>
+    <w:p>
+      <w:pPr>
+        <w:spacing w:line="360" w:lineRule="auto"/>
+        <w:ind w:firstLine="480"/>
+        <w:jc w:val="both"/>
+      </w:pPr>
+      <w:r>
+        <w:rPr>
+          <w:rFonts w:ascii="Times New Roman" w:hAnsi="Times New Roman" w:eastAsia="宋体"/>
+          <w:b/>
+          <w:bCs/>
+          <w:sz w:val="24"/>
+        </w:rPr>
+        <w:t xml:space="preserve">三个设计点</w:t>
+      </w:r>
+      <w:r>
+        <w:rPr>
+          <w:rFonts w:ascii="Times New Roman" w:hAnsi="Times New Roman" w:eastAsia="宋体"/>
+          <w:sz w:val="24"/>
+        </w:rPr>
+        <w:t xml:space="preserve">：</w:t>
+      </w:r>
+    </w:p>
+    <w:p>
+      <w:pPr>
+        <w:spacing w:before="120" w:after="60" w:line="276" w:lineRule="auto"/>
         <w:ind w:firstLine="0"/>
         <w:jc w:val="center"/>
       </w:pPr>
@@ -4852,7 +4448,7 @@
           <w:b/>
           <w:sz w:val="24"/>
         </w:rPr>
-        <w:t>表 3-4 完整链路运行验证</w:t>
+        <w:t>表 3-4 收藏与足迹的设计要点</w:t>
       </w:r>
     </w:p>
     <w:tbl>
@@ -4870,9 +4466,8 @@
         </w:tblBorders>
       </w:tblPr>
       <w:tblGrid>
-        <w:gridCol w:w="1284"/>
-        <w:gridCol w:w="1108"/>
-        <w:gridCol w:w="6462"/>
+        <w:gridCol w:w="1483"/>
+        <w:gridCol w:w="7371"/>
       </w:tblGrid>
       <w:tr>
         <w:trPr>
@@ -4881,7 +4476,7 @@
         </w:trPr>
         <w:tc>
           <w:tcPr>
-            <w:tcW w:type="dxa" w:w="1285"/>
+            <w:tcW w:type="dxa" w:w="1483"/>
             <w:shd w:fill="F2F2F2" w:val="clear"/>
             <w:tcBorders>
               <w:bottom w:val="single" w:sz="6" w:space="0" w:color="000000"/>
@@ -4901,13 +4496,13 @@
                 <w:bCs/>
                 <w:sz w:val="21"/>
               </w:rPr>
-              <w:t xml:space="preserve">环节</w:t>
-            </w:r>
-          </w:p>
-        </w:tc>
-        <w:tc>
-          <w:tcPr>
-            <w:tcW w:type="dxa" w:w="1108"/>
+              <w:t xml:space="preserve">问题</w:t>
+            </w:r>
+          </w:p>
+        </w:tc>
+        <w:tc>
+          <w:tcPr>
+            <w:tcW w:type="dxa" w:w="7372"/>
             <w:shd w:fill="F2F2F2" w:val="clear"/>
             <w:tcBorders>
               <w:bottom w:val="single" w:sz="6" w:space="0" w:color="000000"/>
@@ -4927,33 +4522,7 @@
                 <w:bCs/>
                 <w:sz w:val="21"/>
               </w:rPr>
-              <w:t xml:space="preserve">结果</w:t>
-            </w:r>
-          </w:p>
-        </w:tc>
-        <w:tc>
-          <w:tcPr>
-            <w:tcW w:type="dxa" w:w="6462"/>
-            <w:shd w:fill="F2F2F2" w:val="clear"/>
-            <w:tcBorders>
-              <w:bottom w:val="single" w:sz="6" w:space="0" w:color="000000"/>
-            </w:tcBorders>
-          </w:tcPr>
-          <w:p>
-            <w:pPr>
-              <w:keepNext/>
-              <w:jc w:val="left"/>
-              <w:spacing w:before="30" w:after="30" w:line="240" w:lineRule="auto"/>
-              <w:ind w:firstLineChars="0" w:firstLine="0"/>
-            </w:pPr>
-            <w:r>
-              <w:rPr>
-                <w:rFonts w:ascii="Times New Roman" w:hAnsi="Times New Roman" w:eastAsia="宋体"/>
-                <w:b/>
-                <w:bCs/>
-                <w:sz w:val="21"/>
-              </w:rPr>
-              <w:t xml:space="preserve">证据</w:t>
+              <w:t xml:space="preserve">做法</w:t>
             </w:r>
           </w:p>
         </w:tc>
@@ -4964,7 +4533,7 @@
         </w:trPr>
         <w:tc>
           <w:tcPr>
-            <w:tcW w:type="dxa" w:w="1285"/>
+            <w:tcW w:type="dxa" w:w="1483"/>
           </w:tcPr>
           <w:p>
             <w:pPr>
@@ -4978,47 +4547,59 @@
                 <w:b w:val="0"/>
                 <w:sz w:val="21"/>
               </w:rPr>
-              <w:t xml:space="preserve">注册登录</w:t>
-            </w:r>
-          </w:p>
-        </w:tc>
-        <w:tc>
-          <w:tcPr>
-            <w:tcW w:type="dxa" w:w="1108"/>
-          </w:tcPr>
-          <w:p>
-            <w:pPr>
-              <w:jc w:val="left"/>
-              <w:spacing w:before="30" w:after="30" w:line="240" w:lineRule="auto"/>
-              <w:ind w:firstLineChars="0" w:firstLine="0"/>
-            </w:pPr>
-            <w:r>
-              <w:rPr>
-                <w:rFonts w:ascii="Times New Roman" w:hAnsi="Times New Roman" w:eastAsia="宋体"/>
-                <w:b w:val="0"/>
-                <w:sz w:val="21"/>
-              </w:rPr>
-              <w:t xml:space="preserve">通过</w:t>
-            </w:r>
-          </w:p>
-        </w:tc>
-        <w:tc>
-          <w:tcPr>
-            <w:tcW w:type="dxa" w:w="6462"/>
-          </w:tcPr>
-          <w:p>
-            <w:pPr>
-              <w:jc w:val="left"/>
-              <w:spacing w:before="30" w:after="30" w:line="240" w:lineRule="auto"/>
-              <w:ind w:firstLineChars="0" w:firstLine="0"/>
-            </w:pPr>
-            <w:r>
-              <w:rPr>
-                <w:rFonts w:ascii="Times New Roman" w:hAnsi="Times New Roman" w:eastAsia="宋体"/>
-                <w:b w:val="0"/>
-                <w:sz w:val="21"/>
-              </w:rPr>
-              <w:t xml:space="preserve">JWT 签发与校验正常</w:t>
+              <w:t xml:space="preserve">收藏重复点击</w:t>
+            </w:r>
+          </w:p>
+        </w:tc>
+        <w:tc>
+          <w:tcPr>
+            <w:tcW w:type="dxa" w:w="7372"/>
+          </w:tcPr>
+          <w:p>
+            <w:pPr>
+              <w:jc w:val="left"/>
+              <w:spacing w:before="30" w:after="30" w:line="240" w:lineRule="auto"/>
+              <w:ind w:firstLineChars="0" w:firstLine="0"/>
+            </w:pPr>
+            <w:r>
+              <w:rPr>
+                <w:rFonts w:ascii="Times New Roman" w:hAnsi="Times New Roman" w:eastAsia="宋体"/>
+                <w:b w:val="0"/>
+                <w:sz w:val="21"/>
+              </w:rPr>
+              <w:t xml:space="preserve">唯一键 </w:t>
+            </w:r>
+            <w:r>
+              <w:rPr>
+                <w:rFonts w:ascii="Times New Roman" w:cs="Consolas" w:eastAsia="宋体" w:hAnsi="Times New Roman"/>
+                <w:b w:val="0"/>
+                <w:sz w:val="21"/>
+              </w:rPr>
+              <w:t xml:space="preserve">uk_favorite_user_product</w:t>
+            </w:r>
+            <w:r>
+              <w:rPr>
+                <w:rFonts w:ascii="Times New Roman" w:hAnsi="Times New Roman" w:eastAsia="宋体"/>
+                <w:b w:val="0"/>
+                <w:sz w:val="21"/>
+              </w:rPr>
+              <w:t xml:space="preserve"> + 捕获 </w:t>
+            </w:r>
+            <w:r>
+              <w:rPr>
+                <w:rFonts w:ascii="Times New Roman" w:cs="Consolas" w:eastAsia="宋体" w:hAnsi="Times New Roman"/>
+                <w:b w:val="0"/>
+                <w:sz w:val="21"/>
+              </w:rPr>
+              <w:t xml:space="preserve">DuplicateKeyException</w:t>
+            </w:r>
+            <w:r>
+              <w:rPr>
+                <w:rFonts w:ascii="Times New Roman" w:hAnsi="Times New Roman" w:eastAsia="宋体"/>
+                <w:b w:val="0"/>
+                <w:sz w:val="21"/>
+              </w:rPr>
+              <w:t xml:space="preserve"> 兜底，重复收藏幂等而不是报错</w:t>
             </w:r>
           </w:p>
         </w:tc>
@@ -5029,7 +4610,7 @@
         </w:trPr>
         <w:tc>
           <w:tcPr>
-            <w:tcW w:type="dxa" w:w="1285"/>
+            <w:tcW w:type="dxa" w:w="1483"/>
           </w:tcPr>
           <w:p>
             <w:pPr>
@@ -5043,47 +4624,67 @@
                 <w:b w:val="0"/>
                 <w:sz w:val="21"/>
               </w:rPr>
-              <w:t xml:space="preserve">加购</w:t>
-            </w:r>
-          </w:p>
-        </w:tc>
-        <w:tc>
-          <w:tcPr>
-            <w:tcW w:type="dxa" w:w="1108"/>
-          </w:tcPr>
-          <w:p>
-            <w:pPr>
-              <w:jc w:val="left"/>
-              <w:spacing w:before="30" w:after="30" w:line="240" w:lineRule="auto"/>
-              <w:ind w:firstLineChars="0" w:firstLine="0"/>
-            </w:pPr>
-            <w:r>
-              <w:rPr>
-                <w:rFonts w:ascii="Times New Roman" w:hAnsi="Times New Roman" w:eastAsia="宋体"/>
-                <w:b w:val="0"/>
-                <w:sz w:val="21"/>
-              </w:rPr>
-              <w:t xml:space="preserve">通过</w:t>
-            </w:r>
-          </w:p>
-        </w:tc>
-        <w:tc>
-          <w:tcPr>
-            <w:tcW w:type="dxa" w:w="6462"/>
-          </w:tcPr>
-          <w:p>
-            <w:pPr>
-              <w:jc w:val="left"/>
-              <w:spacing w:before="30" w:after="30" w:line="240" w:lineRule="auto"/>
-              <w:ind w:firstLineChars="0" w:firstLine="0"/>
-            </w:pPr>
-            <w:r>
-              <w:rPr>
-                <w:rFonts w:ascii="Times New Roman" w:hAnsi="Times New Roman" w:eastAsia="宋体"/>
-                <w:b w:val="0"/>
-                <w:sz w:val="21"/>
-              </w:rPr>
-              <w:t xml:space="preserve">购物车显示 3 件、177 元</w:t>
+              <w:t xml:space="preserve">足迹重复</w:t>
+            </w:r>
+          </w:p>
+        </w:tc>
+        <w:tc>
+          <w:tcPr>
+            <w:tcW w:type="dxa" w:w="7372"/>
+          </w:tcPr>
+          <w:p>
+            <w:pPr>
+              <w:jc w:val="left"/>
+              <w:spacing w:before="30" w:after="30" w:line="240" w:lineRule="auto"/>
+              <w:ind w:firstLineChars="0" w:firstLine="0"/>
+            </w:pPr>
+            <w:r>
+              <w:rPr>
+                <w:rFonts w:ascii="Times New Roman" w:cs="Consolas" w:eastAsia="宋体" w:hAnsi="Times New Roman"/>
+                <w:b w:val="0"/>
+                <w:sz w:val="21"/>
+              </w:rPr>
+              <w:t xml:space="preserve">record()</w:t>
+            </w:r>
+            <w:r>
+              <w:rPr>
+                <w:rFonts w:ascii="Times New Roman" w:hAnsi="Times New Roman" w:eastAsia="宋体"/>
+                <w:b w:val="0"/>
+                <w:sz w:val="21"/>
+              </w:rPr>
+              <w:t xml:space="preserve"> 先 </w:t>
+            </w:r>
+            <w:r>
+              <w:rPr>
+                <w:rFonts w:ascii="Times New Roman" w:cs="Consolas" w:eastAsia="宋体" w:hAnsi="Times New Roman"/>
+                <w:b w:val="0"/>
+                <w:sz w:val="21"/>
+              </w:rPr>
+              <w:t xml:space="preserve">updateVisitedAt</w:t>
+            </w:r>
+            <w:r>
+              <w:rPr>
+                <w:rFonts w:ascii="Times New Roman" w:hAnsi="Times New Roman" w:eastAsia="宋体"/>
+                <w:b w:val="0"/>
+                <w:sz w:val="21"/>
+              </w:rPr>
+              <w:t xml:space="preserve">，未命中才 </w:t>
+            </w:r>
+            <w:r>
+              <w:rPr>
+                <w:rFonts w:ascii="Times New Roman" w:cs="Consolas" w:eastAsia="宋体" w:hAnsi="Times New Roman"/>
+                <w:b w:val="0"/>
+                <w:sz w:val="21"/>
+              </w:rPr>
+              <w:t xml:space="preserve">insert</w:t>
+            </w:r>
+            <w:r>
+              <w:rPr>
+                <w:rFonts w:ascii="Times New Roman" w:hAnsi="Times New Roman" w:eastAsia="宋体"/>
+                <w:b w:val="0"/>
+                <w:sz w:val="21"/>
+              </w:rPr>
+              <w:t xml:space="preserve">；并发冲突时退回更新，保证同一商品只有一条记录</w:t>
             </w:r>
           </w:p>
         </w:tc>
@@ -5094,7 +4695,7 @@
         </w:trPr>
         <w:tc>
           <w:tcPr>
-            <w:tcW w:type="dxa" w:w="1285"/>
+            <w:tcW w:type="dxa" w:w="1483"/>
           </w:tcPr>
           <w:p>
             <w:pPr>
@@ -5108,47 +4709,1648 @@
                 <w:b w:val="0"/>
                 <w:sz w:val="21"/>
               </w:rPr>
-              <w:t xml:space="preserve">下单</w:t>
-            </w:r>
-          </w:p>
-        </w:tc>
-        <w:tc>
-          <w:tcPr>
-            <w:tcW w:type="dxa" w:w="1108"/>
-          </w:tcPr>
-          <w:p>
-            <w:pPr>
-              <w:jc w:val="left"/>
-              <w:spacing w:before="30" w:after="30" w:line="240" w:lineRule="auto"/>
-              <w:ind w:firstLineChars="0" w:firstLine="0"/>
-            </w:pPr>
-            <w:r>
-              <w:rPr>
-                <w:rFonts w:ascii="Times New Roman" w:hAnsi="Times New Roman" w:eastAsia="宋体"/>
-                <w:b w:val="0"/>
-                <w:sz w:val="21"/>
-              </w:rPr>
-              <w:t xml:space="preserve">通过</w:t>
-            </w:r>
-          </w:p>
-        </w:tc>
-        <w:tc>
-          <w:tcPr>
-            <w:tcW w:type="dxa" w:w="6462"/>
-          </w:tcPr>
-          <w:p>
-            <w:pPr>
-              <w:jc w:val="left"/>
-              <w:spacing w:before="30" w:after="30" w:line="240" w:lineRule="auto"/>
-              <w:ind w:firstLineChars="0" w:firstLine="0"/>
-            </w:pPr>
-            <w:r>
-              <w:rPr>
-                <w:rFonts w:ascii="Times New Roman" w:hAnsi="Times New Roman" w:eastAsia="宋体"/>
-                <w:b w:val="0"/>
-                <w:sz w:val="21"/>
-              </w:rPr>
-              <w:t xml:space="preserve">订单 20261027202933769688，库存预占</w:t>
+              <w:t xml:space="preserve">失效商品展示</w:t>
+            </w:r>
+          </w:p>
+        </w:tc>
+        <w:tc>
+          <w:tcPr>
+            <w:tcW w:type="dxa" w:w="7372"/>
+          </w:tcPr>
+          <w:p>
+            <w:pPr>
+              <w:jc w:val="left"/>
+              <w:spacing w:before="30" w:after="30" w:line="240" w:lineRule="auto"/>
+              <w:ind w:firstLineChars="0" w:firstLine="0"/>
+            </w:pPr>
+            <w:r>
+              <w:rPr>
+                <w:rFonts w:ascii="Times New Roman" w:cs="Consolas" w:eastAsia="宋体" w:hAnsi="Times New Roman"/>
+                <w:b w:val="0"/>
+                <w:sz w:val="21"/>
+              </w:rPr>
+              <w:t xml:space="preserve">ProductInfoService#invalidReason</w:t>
+            </w:r>
+            <w:r>
+              <w:rPr>
+                <w:rFonts w:ascii="Times New Roman" w:hAnsi="Times New Roman" w:eastAsia="宋体"/>
+                <w:b w:val="0"/>
+                <w:sz w:val="21"/>
+              </w:rPr>
+              <w:t xml:space="preserve"> 统一映射：待审核 / 已下架 / 审核未通过 / 店铺停用 / 已删除。前端置灰 + 角标标注原因，不直接删掉条目</w:t>
+            </w:r>
+          </w:p>
+        </w:tc>
+      </w:tr>
+    </w:tbl>
+    <w:p>
+      <w:pPr>
+        <w:spacing w:line="360" w:lineRule="auto"/>
+        <w:ind w:firstLine="480"/>
+        <w:jc w:val="both"/>
+      </w:pPr>
+      <w:r>
+        <w:rPr>
+          <w:rFonts w:ascii="Times New Roman" w:hAnsi="Times New Roman" w:eastAsia="宋体"/>
+          <w:b/>
+          <w:bCs/>
+          <w:sz w:val="24"/>
+        </w:rPr>
+        <w:t xml:space="preserve">存储位置</w:t>
+      </w:r>
+      <w:r>
+        <w:rPr>
+          <w:rFonts w:ascii="Times New Roman" w:hAnsi="Times New Roman" w:eastAsia="宋体"/>
+          <w:sz w:val="24"/>
+        </w:rPr>
+        <w:t xml:space="preserve">：</w:t>
+      </w:r>
+      <w:r>
+        <w:rPr>
+          <w:rFonts w:ascii="Times New Roman" w:cs="Consolas" w:eastAsia="宋体" w:hAnsi="Times New Roman"/>
+          <w:sz w:val="24"/>
+        </w:rPr>
+        <w:t xml:space="preserve">favorite</w:t>
+      </w:r>
+      <w:r>
+        <w:rPr>
+          <w:rFonts w:ascii="Times New Roman" w:hAnsi="Times New Roman" w:eastAsia="宋体"/>
+          <w:sz w:val="24"/>
+        </w:rPr>
+        <w:t xml:space="preserve">、</w:t>
+      </w:r>
+      <w:r>
+        <w:rPr>
+          <w:rFonts w:ascii="Times New Roman" w:cs="Consolas" w:eastAsia="宋体" w:hAnsi="Times New Roman"/>
+          <w:sz w:val="24"/>
+        </w:rPr>
+        <w:t xml:space="preserve">browse_history</w:t>
+      </w:r>
+      <w:r>
+        <w:rPr>
+          <w:rFonts w:ascii="Times New Roman" w:hAnsi="Times New Roman" w:eastAsia="宋体"/>
+          <w:sz w:val="24"/>
+        </w:rPr>
+        <w:t xml:space="preserve"> 建在 </w:t>
+      </w:r>
+      <w:r>
+        <w:rPr>
+          <w:rFonts w:ascii="Times New Roman" w:cs="Consolas" w:eastAsia="宋体" w:hAnsi="Times New Roman"/>
+          <w:sz w:val="24"/>
+        </w:rPr>
+        <w:t xml:space="preserve">mall_user</w:t>
+      </w:r>
+      <w:r>
+        <w:rPr>
+          <w:rFonts w:ascii="Times New Roman" w:hAnsi="Times New Roman" w:eastAsia="宋体"/>
+          <w:sz w:val="24"/>
+        </w:rPr>
+        <w:t xml:space="preserve"> 库（同一服务一个库，不跨库 JOIN）。商品标题、价格、图片通过 product-service 新增的 </w:t>
+      </w:r>
+      <w:r>
+        <w:rPr>
+          <w:rFonts w:ascii="Times New Roman" w:cs="Consolas" w:eastAsia="宋体" w:hAnsi="Times New Roman"/>
+          <w:sz w:val="24"/>
+        </w:rPr>
+        <w:t xml:space="preserve">GET /api/products/batch</w:t>
+      </w:r>
+      <w:r>
+        <w:rPr>
+          <w:rFonts w:ascii="Times New Roman" w:hAnsi="Times New Roman" w:eastAsia="宋体"/>
+          <w:sz w:val="24"/>
+        </w:rPr>
+        <w:t xml:space="preserve"> 批量取——这个接口</w:t>
+      </w:r>
+      <w:r>
+        <w:rPr>
+          <w:rFonts w:ascii="Times New Roman" w:hAnsi="Times New Roman" w:eastAsia="宋体"/>
+          <w:b/>
+          <w:bCs/>
+          <w:sz w:val="24"/>
+        </w:rPr>
+        <w:t xml:space="preserve">不按状态过滤</w:t>
+      </w:r>
+      <w:r>
+        <w:rPr>
+          <w:rFonts w:ascii="Times New Roman" w:hAnsi="Times New Roman" w:eastAsia="宋体"/>
+          <w:sz w:val="24"/>
+        </w:rPr>
+        <w:t xml:space="preserve">，因为收藏夹必须能展示已下架的商品并标注原因。商品服务不可用时返回 </w:t>
+      </w:r>
+      <w:r>
+        <w:rPr>
+          <w:rFonts w:ascii="Times New Roman" w:cs="Consolas" w:eastAsia="宋体" w:hAnsi="Times New Roman"/>
+          <w:sz w:val="24"/>
+        </w:rPr>
+        <w:t xml:space="preserve">10005</w:t>
+      </w:r>
+      <w:r>
+        <w:rPr>
+          <w:rFonts w:ascii="Times New Roman" w:hAnsi="Times New Roman" w:eastAsia="宋体"/>
+          <w:sz w:val="24"/>
+        </w:rPr>
+        <w:t xml:space="preserve">，不返回看起来正常的空列表。</w:t>
+      </w:r>
+    </w:p>
+    <w:p>
+      <w:pPr>
+        <w:pBdr>
+          <w:bottom w:val="single" w:color="BFBFBF" w:sz="6" w:space="1"/>
+        </w:pBdr>
+      </w:pPr>
+    </w:p>
+    <w:p>
+      <w:pPr>
+        <w:pStyle w:val="Heading2"/>
+        <w:keepNext/>
+        <w:spacing w:before="120" w:after="120" w:line="360" w:lineRule="auto"/>
+        <w:ind w:firstLine="0"/>
+        <w:jc w:val="left"/>
+      </w:pPr>
+      <w:r>
+        <w:rPr>
+          <w:rFonts w:ascii="Times New Roman" w:hAnsi="Times New Roman" w:eastAsia="黑体"/>
+          <w:b w:val="0"/>
+          <w:sz w:val="28"/>
+        </w:rPr>
+        <w:t xml:space="preserve">3. 核心代码片段</w:t>
+      </w:r>
+    </w:p>
+    <w:p>
+      <w:pPr>
+        <w:pStyle w:val="Heading3"/>
+        <w:keepNext/>
+        <w:spacing w:before="120" w:after="120" w:line="360" w:lineRule="auto"/>
+        <w:ind w:firstLine="0"/>
+        <w:jc w:val="left"/>
+      </w:pPr>
+      <w:r>
+        <w:rPr>
+          <w:rFonts w:ascii="Times New Roman" w:hAnsi="Times New Roman" w:eastAsia="黑体"/>
+          <w:b w:val="0"/>
+          <w:sz w:val="24"/>
+        </w:rPr>
+        <w:t xml:space="preserve">3.1 防超卖：条件 UPDATE</w:t>
+      </w:r>
+    </w:p>
+    <w:p>
+      <w:pPr>
+        <w:spacing w:line="360" w:lineRule="auto"/>
+        <w:ind w:firstLine="480"/>
+        <w:jc w:val="both"/>
+      </w:pPr>
+      <w:r>
+        <w:rPr>
+          <w:rFonts w:ascii="Times New Roman" w:hAnsi="Times New Roman" w:eastAsia="宋体"/>
+          <w:sz w:val="24"/>
+        </w:rPr>
+        <w:t xml:space="preserve">这是整个系统最关键的 SQL。把「库存是否足够」写进 </w:t>
+      </w:r>
+      <w:r>
+        <w:rPr>
+          <w:rFonts w:ascii="Times New Roman" w:cs="Consolas" w:eastAsia="宋体" w:hAnsi="Times New Roman"/>
+          <w:sz w:val="24"/>
+        </w:rPr>
+        <w:t xml:space="preserve">WHERE</w:t>
+      </w:r>
+      <w:r>
+        <w:rPr>
+          <w:rFonts w:ascii="Times New Roman" w:hAnsi="Times New Roman" w:eastAsia="宋体"/>
+          <w:sz w:val="24"/>
+        </w:rPr>
+        <w:t xml:space="preserve">，由数据库行锁保证原子性：</w:t>
+      </w:r>
+    </w:p>
+    <w:p>
+      <w:pPr>
+        <w:spacing w:line="360" w:lineRule="auto"/>
+        <w:ind w:firstLine="480"/>
+        <w:jc w:val="both"/>
+      </w:pPr>
+      <w:r>
+        <w:rPr>
+          <w:rFonts w:ascii="Times New Roman" w:cs="Consolas" w:eastAsia="宋体" w:hAnsi="Times New Roman"/>
+          <w:sz w:val="24"/>
+          <w:szCs w:val="21"/>
+        </w:rPr>
+        <w:t xml:space="preserve">&lt;update id="reserve"&gt;</w:t>
+      </w:r>
+      <w:r>
+        <w:rPr>
+          <w:rFonts w:ascii="Times New Roman" w:cs="Consolas" w:eastAsia="宋体" w:hAnsi="Times New Roman"/>
+          <w:sz w:val="24"/>
+          <w:szCs w:val="21"/>
+        </w:rPr>
+        <w:br/>
+      </w:r>
+      <w:r>
+        <w:rPr>
+          <w:rFonts w:ascii="Times New Roman" w:cs="Consolas" w:eastAsia="宋体" w:hAnsi="Times New Roman"/>
+          <w:sz w:val="24"/>
+          <w:szCs w:val="21"/>
+        </w:rPr>
+        <w:t xml:space="preserve">    UPDATE sku</w:t>
+      </w:r>
+      <w:r>
+        <w:rPr>
+          <w:rFonts w:ascii="Times New Roman" w:cs="Consolas" w:eastAsia="宋体" w:hAnsi="Times New Roman"/>
+          <w:sz w:val="24"/>
+          <w:szCs w:val="21"/>
+        </w:rPr>
+        <w:br/>
+      </w:r>
+      <w:r>
+        <w:rPr>
+          <w:rFonts w:ascii="Times New Roman" w:cs="Consolas" w:eastAsia="宋体" w:hAnsi="Times New Roman"/>
+          <w:sz w:val="24"/>
+          <w:szCs w:val="21"/>
+        </w:rPr>
+        <w:t xml:space="preserve">    SET stock_locked = stock_locked + #{quantity},</w:t>
+      </w:r>
+      <w:r>
+        <w:rPr>
+          <w:rFonts w:ascii="Times New Roman" w:cs="Consolas" w:eastAsia="宋体" w:hAnsi="Times New Roman"/>
+          <w:sz w:val="24"/>
+          <w:szCs w:val="21"/>
+        </w:rPr>
+        <w:br/>
+      </w:r>
+      <w:r>
+        <w:rPr>
+          <w:rFonts w:ascii="Times New Roman" w:cs="Consolas" w:eastAsia="宋体" w:hAnsi="Times New Roman"/>
+          <w:sz w:val="24"/>
+          <w:szCs w:val="21"/>
+        </w:rPr>
+        <w:t xml:space="preserve">        stock_available = stock_available - #{quantity},</w:t>
+      </w:r>
+      <w:r>
+        <w:rPr>
+          <w:rFonts w:ascii="Times New Roman" w:cs="Consolas" w:eastAsia="宋体" w:hAnsi="Times New Roman"/>
+          <w:sz w:val="24"/>
+          <w:szCs w:val="21"/>
+        </w:rPr>
+        <w:br/>
+      </w:r>
+      <w:r>
+        <w:rPr>
+          <w:rFonts w:ascii="Times New Roman" w:cs="Consolas" w:eastAsia="宋体" w:hAnsi="Times New Roman"/>
+          <w:sz w:val="24"/>
+          <w:szCs w:val="21"/>
+        </w:rPr>
+        <w:t xml:space="preserve">        version = version + 1,</w:t>
+      </w:r>
+      <w:r>
+        <w:rPr>
+          <w:rFonts w:ascii="Times New Roman" w:cs="Consolas" w:eastAsia="宋体" w:hAnsi="Times New Roman"/>
+          <w:sz w:val="24"/>
+          <w:szCs w:val="21"/>
+        </w:rPr>
+        <w:br/>
+      </w:r>
+      <w:r>
+        <w:rPr>
+          <w:rFonts w:ascii="Times New Roman" w:cs="Consolas" w:eastAsia="宋体" w:hAnsi="Times New Roman"/>
+          <w:sz w:val="24"/>
+          <w:szCs w:val="21"/>
+        </w:rPr>
+        <w:t xml:space="preserve">        updated_at = NOW()</w:t>
+      </w:r>
+      <w:r>
+        <w:rPr>
+          <w:rFonts w:ascii="Times New Roman" w:cs="Consolas" w:eastAsia="宋体" w:hAnsi="Times New Roman"/>
+          <w:sz w:val="24"/>
+          <w:szCs w:val="21"/>
+        </w:rPr>
+        <w:br/>
+      </w:r>
+      <w:r>
+        <w:rPr>
+          <w:rFonts w:ascii="Times New Roman" w:cs="Consolas" w:eastAsia="宋体" w:hAnsi="Times New Roman"/>
+          <w:sz w:val="24"/>
+          <w:szCs w:val="21"/>
+        </w:rPr>
+        <w:t xml:space="preserve">    WHERE sku_id = #{skuId}</w:t>
+      </w:r>
+      <w:r>
+        <w:rPr>
+          <w:rFonts w:ascii="Times New Roman" w:cs="Consolas" w:eastAsia="宋体" w:hAnsi="Times New Roman"/>
+          <w:sz w:val="24"/>
+          <w:szCs w:val="21"/>
+        </w:rPr>
+        <w:br/>
+      </w:r>
+      <w:r>
+        <w:rPr>
+          <w:rFonts w:ascii="Times New Roman" w:cs="Consolas" w:eastAsia="宋体" w:hAnsi="Times New Roman"/>
+          <w:sz w:val="24"/>
+          <w:szCs w:val="21"/>
+        </w:rPr>
+        <w:t xml:space="preserve">      AND is_deleted = 0</w:t>
+      </w:r>
+      <w:r>
+        <w:rPr>
+          <w:rFonts w:ascii="Times New Roman" w:cs="Consolas" w:eastAsia="宋体" w:hAnsi="Times New Roman"/>
+          <w:sz w:val="24"/>
+          <w:szCs w:val="21"/>
+        </w:rPr>
+        <w:br/>
+      </w:r>
+      <w:r>
+        <w:rPr>
+          <w:rFonts w:ascii="Times New Roman" w:cs="Consolas" w:eastAsia="宋体" w:hAnsi="Times New Roman"/>
+          <w:sz w:val="24"/>
+          <w:szCs w:val="21"/>
+        </w:rPr>
+        <w:t xml:space="preserve">      AND stock_available &amp;gt;= #{quantity}</w:t>
+      </w:r>
+      <w:r>
+        <w:rPr>
+          <w:rFonts w:ascii="Times New Roman" w:cs="Consolas" w:eastAsia="宋体" w:hAnsi="Times New Roman"/>
+          <w:sz w:val="24"/>
+          <w:szCs w:val="21"/>
+        </w:rPr>
+        <w:br/>
+      </w:r>
+      <w:r>
+        <w:rPr>
+          <w:rFonts w:ascii="Times New Roman" w:cs="Consolas" w:eastAsia="宋体" w:hAnsi="Times New Roman"/>
+          <w:sz w:val="24"/>
+          <w:szCs w:val="21"/>
+        </w:rPr>
+        <w:t xml:space="preserve">      AND EXISTS (</w:t>
+      </w:r>
+      <w:r>
+        <w:rPr>
+          <w:rFonts w:ascii="Times New Roman" w:cs="Consolas" w:eastAsia="宋体" w:hAnsi="Times New Roman"/>
+          <w:sz w:val="24"/>
+          <w:szCs w:val="21"/>
+        </w:rPr>
+        <w:br/>
+      </w:r>
+      <w:r>
+        <w:rPr>
+          <w:rFonts w:ascii="Times New Roman" w:cs="Consolas" w:eastAsia="宋体" w:hAnsi="Times New Roman"/>
+          <w:sz w:val="24"/>
+          <w:szCs w:val="21"/>
+        </w:rPr>
+        <w:t xml:space="preserve">          SELECT 1 FROM product p</w:t>
+      </w:r>
+      <w:r>
+        <w:rPr>
+          <w:rFonts w:ascii="Times New Roman" w:cs="Consolas" w:eastAsia="宋体" w:hAnsi="Times New Roman"/>
+          <w:sz w:val="24"/>
+          <w:szCs w:val="21"/>
+        </w:rPr>
+        <w:br/>
+      </w:r>
+      <w:r>
+        <w:rPr>
+          <w:rFonts w:ascii="Times New Roman" w:cs="Consolas" w:eastAsia="宋体" w:hAnsi="Times New Roman"/>
+          <w:sz w:val="24"/>
+          <w:szCs w:val="21"/>
+        </w:rPr>
+        <w:t xml:space="preserve">          WHERE p.product_id = sku.product_id</w:t>
+      </w:r>
+      <w:r>
+        <w:rPr>
+          <w:rFonts w:ascii="Times New Roman" w:cs="Consolas" w:eastAsia="宋体" w:hAnsi="Times New Roman"/>
+          <w:sz w:val="24"/>
+          <w:szCs w:val="21"/>
+        </w:rPr>
+        <w:br/>
+      </w:r>
+      <w:r>
+        <w:rPr>
+          <w:rFonts w:ascii="Times New Roman" w:cs="Consolas" w:eastAsia="宋体" w:hAnsi="Times New Roman"/>
+          <w:sz w:val="24"/>
+          <w:szCs w:val="21"/>
+        </w:rPr>
+        <w:t xml:space="preserve">            AND p.is_deleted = 0</w:t>
+      </w:r>
+      <w:r>
+        <w:rPr>
+          <w:rFonts w:ascii="Times New Roman" w:cs="Consolas" w:eastAsia="宋体" w:hAnsi="Times New Roman"/>
+          <w:sz w:val="24"/>
+          <w:szCs w:val="21"/>
+        </w:rPr>
+        <w:br/>
+      </w:r>
+      <w:r>
+        <w:rPr>
+          <w:rFonts w:ascii="Times New Roman" w:cs="Consolas" w:eastAsia="宋体" w:hAnsi="Times New Roman"/>
+          <w:sz w:val="24"/>
+          <w:szCs w:val="21"/>
+        </w:rPr>
+        <w:t xml:space="preserve">            AND p.status = 'ON_SALE'</w:t>
+      </w:r>
+      <w:r>
+        <w:rPr>
+          <w:rFonts w:ascii="Times New Roman" w:cs="Consolas" w:eastAsia="宋体" w:hAnsi="Times New Roman"/>
+          <w:sz w:val="24"/>
+          <w:szCs w:val="21"/>
+        </w:rPr>
+        <w:br/>
+      </w:r>
+      <w:r>
+        <w:rPr>
+          <w:rFonts w:ascii="Times New Roman" w:cs="Consolas" w:eastAsia="宋体" w:hAnsi="Times New Roman"/>
+          <w:sz w:val="24"/>
+          <w:szCs w:val="21"/>
+        </w:rPr>
+        <w:t xml:space="preserve">      )</w:t>
+      </w:r>
+      <w:r>
+        <w:rPr>
+          <w:rFonts w:ascii="Times New Roman" w:cs="Consolas" w:eastAsia="宋体" w:hAnsi="Times New Roman"/>
+          <w:sz w:val="24"/>
+          <w:szCs w:val="21"/>
+        </w:rPr>
+        <w:br/>
+      </w:r>
+      <w:r>
+        <w:rPr>
+          <w:rFonts w:ascii="Times New Roman" w:cs="Consolas" w:eastAsia="宋体" w:hAnsi="Times New Roman"/>
+          <w:sz w:val="24"/>
+          <w:szCs w:val="21"/>
+        </w:rPr>
+        <w:t xml:space="preserve">&lt;/update&gt;</w:t>
+      </w:r>
+      <w:r>
+        <w:rPr>
+          <w:rFonts w:ascii="Times New Roman" w:cs="Consolas" w:eastAsia="宋体" w:hAnsi="Times New Roman"/>
+          <w:sz w:val="24"/>
+          <w:szCs w:val="21"/>
+        </w:rPr>
+        <w:br/>
+      </w:r>
+    </w:p>
+    <w:p>
+      <w:pPr>
+        <w:spacing w:line="360" w:lineRule="auto"/>
+        <w:ind w:firstLine="480"/>
+        <w:jc w:val="both"/>
+      </w:pPr>
+      <w:r>
+        <w:rPr>
+          <w:rFonts w:ascii="Times New Roman" w:hAnsi="Times New Roman" w:eastAsia="宋体"/>
+          <w:sz w:val="24"/>
+        </w:rPr>
+        <w:t xml:space="preserve">影响行数为 0 即库存不足或商品已下架，直接返回 30003。</w:t>
+      </w:r>
+      <w:r>
+        <w:rPr>
+          <w:rFonts w:ascii="Times New Roman" w:hAnsi="Times New Roman" w:eastAsia="宋体"/>
+          <w:b/>
+          <w:bCs/>
+          <w:sz w:val="24"/>
+        </w:rPr>
+        <w:t xml:space="preserve">不需要分布式锁</w:t>
+      </w:r>
+      <w:r>
+        <w:rPr>
+          <w:rFonts w:ascii="Times New Roman" w:hAnsi="Times New Roman" w:eastAsia="宋体"/>
+          <w:sz w:val="24"/>
+        </w:rPr>
+        <w:t xml:space="preserve">，也不需要「先查再扣」。</w:t>
+      </w:r>
+    </w:p>
+    <w:p>
+      <w:pPr>
+        <w:pStyle w:val="Heading3"/>
+        <w:keepNext/>
+        <w:spacing w:before="120" w:after="120" w:line="360" w:lineRule="auto"/>
+        <w:ind w:firstLine="0"/>
+        <w:jc w:val="left"/>
+      </w:pPr>
+      <w:r>
+        <w:rPr>
+          <w:rFonts w:ascii="Times New Roman" w:hAnsi="Times New Roman" w:eastAsia="黑体"/>
+          <w:b w:val="0"/>
+          <w:sz w:val="24"/>
+        </w:rPr>
+        <w:t xml:space="preserve">3.2 下单幂等：唯一键兜底</w:t>
+      </w:r>
+    </w:p>
+    <w:p>
+      <w:pPr>
+        <w:spacing w:line="360" w:lineRule="auto"/>
+        <w:ind w:firstLine="480"/>
+        <w:jc w:val="both"/>
+      </w:pPr>
+      <w:r>
+        <w:rPr>
+          <w:rFonts w:ascii="Times New Roman" w:cs="Consolas" w:eastAsia="宋体" w:hAnsi="Times New Roman"/>
+          <w:sz w:val="24"/>
+          <w:szCs w:val="21"/>
+        </w:rPr>
+        <w:t xml:space="preserve">try {</w:t>
+      </w:r>
+      <w:r>
+        <w:rPr>
+          <w:rFonts w:ascii="Times New Roman" w:cs="Consolas" w:eastAsia="宋体" w:hAnsi="Times New Roman"/>
+          <w:sz w:val="24"/>
+          <w:szCs w:val="21"/>
+        </w:rPr>
+        <w:br/>
+      </w:r>
+      <w:r>
+        <w:rPr>
+          <w:rFonts w:ascii="Times New Roman" w:cs="Consolas" w:eastAsia="宋体" w:hAnsi="Times New Roman"/>
+          <w:sz w:val="24"/>
+          <w:szCs w:val="21"/>
+        </w:rPr>
+        <w:t xml:space="preserve">    idempotencyMapper.insert(OrderIdempotency.builder()</w:t>
+      </w:r>
+      <w:r>
+        <w:rPr>
+          <w:rFonts w:ascii="Times New Roman" w:cs="Consolas" w:eastAsia="宋体" w:hAnsi="Times New Roman"/>
+          <w:sz w:val="24"/>
+          <w:szCs w:val="21"/>
+        </w:rPr>
+        <w:br/>
+      </w:r>
+      <w:r>
+        <w:rPr>
+          <w:rFonts w:ascii="Times New Roman" w:cs="Consolas" w:eastAsia="宋体" w:hAnsi="Times New Roman"/>
+          <w:sz w:val="24"/>
+          <w:szCs w:val="21"/>
+        </w:rPr>
+        <w:t xml:space="preserve">            .idemKey(key)</w:t>
+      </w:r>
+      <w:r>
+        <w:rPr>
+          <w:rFonts w:ascii="Times New Roman" w:cs="Consolas" w:eastAsia="宋体" w:hAnsi="Times New Roman"/>
+          <w:sz w:val="24"/>
+          <w:szCs w:val="21"/>
+        </w:rPr>
+        <w:br/>
+      </w:r>
+      <w:r>
+        <w:rPr>
+          <w:rFonts w:ascii="Times New Roman" w:cs="Consolas" w:eastAsia="宋体" w:hAnsi="Times New Roman"/>
+          <w:sz w:val="24"/>
+          <w:szCs w:val="21"/>
+        </w:rPr>
+        <w:t xml:space="preserve">            .buyerId(buyerId)</w:t>
+      </w:r>
+      <w:r>
+        <w:rPr>
+          <w:rFonts w:ascii="Times New Roman" w:cs="Consolas" w:eastAsia="宋体" w:hAnsi="Times New Roman"/>
+          <w:sz w:val="24"/>
+          <w:szCs w:val="21"/>
+        </w:rPr>
+        <w:br/>
+      </w:r>
+      <w:r>
+        <w:rPr>
+          <w:rFonts w:ascii="Times New Roman" w:cs="Consolas" w:eastAsia="宋体" w:hAnsi="Times New Roman"/>
+          <w:sz w:val="24"/>
+          <w:szCs w:val="21"/>
+        </w:rPr>
+        <w:t xml:space="preserve">            .requestHash(requestHash)</w:t>
+      </w:r>
+      <w:r>
+        <w:rPr>
+          <w:rFonts w:ascii="Times New Roman" w:cs="Consolas" w:eastAsia="宋体" w:hAnsi="Times New Roman"/>
+          <w:sz w:val="24"/>
+          <w:szCs w:val="21"/>
+        </w:rPr>
+        <w:br/>
+      </w:r>
+      <w:r>
+        <w:rPr>
+          <w:rFonts w:ascii="Times New Roman" w:cs="Consolas" w:eastAsia="宋体" w:hAnsi="Times New Roman"/>
+          <w:sz w:val="24"/>
+          <w:szCs w:val="21"/>
+        </w:rPr>
+        <w:t xml:space="preserve">            .orderId(orderId)</w:t>
+      </w:r>
+      <w:r>
+        <w:rPr>
+          <w:rFonts w:ascii="Times New Roman" w:cs="Consolas" w:eastAsia="宋体" w:hAnsi="Times New Roman"/>
+          <w:sz w:val="24"/>
+          <w:szCs w:val="21"/>
+        </w:rPr>
+        <w:br/>
+      </w:r>
+      <w:r>
+        <w:rPr>
+          <w:rFonts w:ascii="Times New Roman" w:cs="Consolas" w:eastAsia="宋体" w:hAnsi="Times New Roman"/>
+          <w:sz w:val="24"/>
+          <w:szCs w:val="21"/>
+        </w:rPr>
+        <w:t xml:space="preserve">            .status(IdempotencyStatus.PROCESSING)</w:t>
+      </w:r>
+      <w:r>
+        <w:rPr>
+          <w:rFonts w:ascii="Times New Roman" w:cs="Consolas" w:eastAsia="宋体" w:hAnsi="Times New Roman"/>
+          <w:sz w:val="24"/>
+          <w:szCs w:val="21"/>
+        </w:rPr>
+        <w:br/>
+      </w:r>
+      <w:r>
+        <w:rPr>
+          <w:rFonts w:ascii="Times New Roman" w:cs="Consolas" w:eastAsia="宋体" w:hAnsi="Times New Roman"/>
+          <w:sz w:val="24"/>
+          <w:szCs w:val="21"/>
+        </w:rPr>
+        <w:t xml:space="preserve">            .build());</w:t>
+      </w:r>
+      <w:r>
+        <w:rPr>
+          <w:rFonts w:ascii="Times New Roman" w:cs="Consolas" w:eastAsia="宋体" w:hAnsi="Times New Roman"/>
+          <w:sz w:val="24"/>
+          <w:szCs w:val="21"/>
+        </w:rPr>
+        <w:br/>
+      </w:r>
+      <w:r>
+        <w:rPr>
+          <w:rFonts w:ascii="Times New Roman" w:cs="Consolas" w:eastAsia="宋体" w:hAnsi="Times New Roman"/>
+          <w:sz w:val="24"/>
+          <w:szCs w:val="21"/>
+        </w:rPr>
+        <w:t xml:space="preserve">} catch (DataIntegrityViolationException e) {</w:t>
+      </w:r>
+      <w:r>
+        <w:rPr>
+          <w:rFonts w:ascii="Times New Roman" w:cs="Consolas" w:eastAsia="宋体" w:hAnsi="Times New Roman"/>
+          <w:sz w:val="24"/>
+          <w:szCs w:val="21"/>
+        </w:rPr>
+        <w:br/>
+      </w:r>
+      <w:r>
+        <w:rPr>
+          <w:rFonts w:ascii="Times New Roman" w:cs="Consolas" w:eastAsia="宋体" w:hAnsi="Times New Roman"/>
+          <w:sz w:val="24"/>
+          <w:szCs w:val="21"/>
+        </w:rPr>
+        <w:t xml:space="preserve">    // 并发下另一个请求已插入，取它的结果返回</w:t>
+      </w:r>
+      <w:r>
+        <w:rPr>
+          <w:rFonts w:ascii="Times New Roman" w:cs="Consolas" w:eastAsia="宋体" w:hAnsi="Times New Roman"/>
+          <w:sz w:val="24"/>
+          <w:szCs w:val="21"/>
+        </w:rPr>
+        <w:br/>
+      </w:r>
+      <w:r>
+        <w:rPr>
+          <w:rFonts w:ascii="Times New Roman" w:cs="Consolas" w:eastAsia="宋体" w:hAnsi="Times New Roman"/>
+          <w:sz w:val="24"/>
+          <w:szCs w:val="21"/>
+        </w:rPr>
+        <w:t xml:space="preserve">    OrderIdempotency winner = idempotencyMapper.selectByKey(key);</w:t>
+      </w:r>
+      <w:r>
+        <w:rPr>
+          <w:rFonts w:ascii="Times New Roman" w:cs="Consolas" w:eastAsia="宋体" w:hAnsi="Times New Roman"/>
+          <w:sz w:val="24"/>
+          <w:szCs w:val="21"/>
+        </w:rPr>
+        <w:br/>
+      </w:r>
+      <w:r>
+        <w:rPr>
+          <w:rFonts w:ascii="Times New Roman" w:cs="Consolas" w:eastAsia="宋体" w:hAnsi="Times New Roman"/>
+          <w:sz w:val="24"/>
+          <w:szCs w:val="21"/>
+        </w:rPr>
+        <w:t xml:space="preserve">    return resume(winner, requestHash, buyerId);</w:t>
+      </w:r>
+      <w:r>
+        <w:rPr>
+          <w:rFonts w:ascii="Times New Roman" w:cs="Consolas" w:eastAsia="宋体" w:hAnsi="Times New Roman"/>
+          <w:sz w:val="24"/>
+          <w:szCs w:val="21"/>
+        </w:rPr>
+        <w:br/>
+      </w:r>
+      <w:r>
+        <w:rPr>
+          <w:rFonts w:ascii="Times New Roman" w:cs="Consolas" w:eastAsia="宋体" w:hAnsi="Times New Roman"/>
+          <w:sz w:val="24"/>
+          <w:szCs w:val="21"/>
+        </w:rPr>
+        <w:t xml:space="preserve">}</w:t>
+      </w:r>
+      <w:r>
+        <w:rPr>
+          <w:rFonts w:ascii="Times New Roman" w:cs="Consolas" w:eastAsia="宋体" w:hAnsi="Times New Roman"/>
+          <w:sz w:val="24"/>
+          <w:szCs w:val="21"/>
+        </w:rPr>
+        <w:br/>
+      </w:r>
+    </w:p>
+    <w:p>
+      <w:pPr>
+        <w:spacing w:line="360" w:lineRule="auto"/>
+        <w:ind w:firstLine="480"/>
+        <w:jc w:val="both"/>
+      </w:pPr>
+      <w:r>
+        <w:rPr>
+          <w:rFonts w:ascii="Times New Roman" w:hAnsi="Times New Roman" w:eastAsia="宋体"/>
+          <w:sz w:val="24"/>
+        </w:rPr>
+        <w:t xml:space="preserve">靠 </w:t>
+      </w:r>
+      <w:r>
+        <w:rPr>
+          <w:rFonts w:ascii="Times New Roman" w:cs="Consolas" w:eastAsia="宋体" w:hAnsi="Times New Roman"/>
+          <w:sz w:val="24"/>
+        </w:rPr>
+        <w:t xml:space="preserve">uk_idem_key</w:t>
+      </w:r>
+      <w:r>
+        <w:rPr>
+          <w:rFonts w:ascii="Times New Roman" w:hAnsi="Times New Roman" w:eastAsia="宋体"/>
+          <w:sz w:val="24"/>
+        </w:rPr>
+        <w:t xml:space="preserve"> 唯一索引去重，而不是「先 select 再 insert」——后者在并发下会两个请求同时查不到再同时插入。</w:t>
+      </w:r>
+    </w:p>
+    <w:p>
+      <w:pPr>
+        <w:pStyle w:val="Heading3"/>
+        <w:keepNext/>
+        <w:spacing w:before="120" w:after="120" w:line="360" w:lineRule="auto"/>
+        <w:ind w:firstLine="0"/>
+        <w:jc w:val="left"/>
+      </w:pPr>
+      <w:r>
+        <w:rPr>
+          <w:rFonts w:ascii="Times New Roman" w:hAnsi="Times New Roman" w:eastAsia="黑体"/>
+          <w:b w:val="0"/>
+          <w:sz w:val="24"/>
+        </w:rPr>
+        <w:t xml:space="preserve">3.3 支付回调：固定顺序</w:t>
+      </w:r>
+    </w:p>
+    <w:p>
+      <w:pPr>
+        <w:spacing w:line="360" w:lineRule="auto"/>
+        <w:ind w:firstLine="480"/>
+        <w:jc w:val="both"/>
+      </w:pPr>
+      <w:r>
+        <w:rPr>
+          <w:rFonts w:ascii="Times New Roman" w:cs="Consolas" w:eastAsia="宋体" w:hAnsi="Times New Roman"/>
+          <w:sz w:val="24"/>
+          <w:szCs w:val="21"/>
+        </w:rPr>
+        <w:t xml:space="preserve">// 1. 验签</w:t>
+      </w:r>
+      <w:r>
+        <w:rPr>
+          <w:rFonts w:ascii="Times New Roman" w:cs="Consolas" w:eastAsia="宋体" w:hAnsi="Times New Roman"/>
+          <w:sz w:val="24"/>
+          <w:szCs w:val="21"/>
+        </w:rPr>
+        <w:br/>
+      </w:r>
+      <w:r>
+        <w:rPr>
+          <w:rFonts w:ascii="Times New Roman" w:cs="Consolas" w:eastAsia="宋体" w:hAnsi="Times New Roman"/>
+          <w:sz w:val="24"/>
+          <w:szCs w:val="21"/>
+        </w:rPr>
+        <w:t xml:space="preserve">if (!signatureService.verify(payload)) {</w:t>
+      </w:r>
+      <w:r>
+        <w:rPr>
+          <w:rFonts w:ascii="Times New Roman" w:cs="Consolas" w:eastAsia="宋体" w:hAnsi="Times New Roman"/>
+          <w:sz w:val="24"/>
+          <w:szCs w:val="21"/>
+        </w:rPr>
+        <w:br/>
+      </w:r>
+      <w:r>
+        <w:rPr>
+          <w:rFonts w:ascii="Times New Roman" w:cs="Consolas" w:eastAsia="宋体" w:hAnsi="Times New Roman"/>
+          <w:sz w:val="24"/>
+          <w:szCs w:val="21"/>
+        </w:rPr>
+        <w:t xml:space="preserve">    throw new BizException(ErrorCode.CALLBACK_SIGN_INVALID, "回调验签失败");</w:t>
+      </w:r>
+      <w:r>
+        <w:rPr>
+          <w:rFonts w:ascii="Times New Roman" w:cs="Consolas" w:eastAsia="宋体" w:hAnsi="Times New Roman"/>
+          <w:sz w:val="24"/>
+          <w:szCs w:val="21"/>
+        </w:rPr>
+        <w:br/>
+      </w:r>
+      <w:r>
+        <w:rPr>
+          <w:rFonts w:ascii="Times New Roman" w:cs="Consolas" w:eastAsia="宋体" w:hAnsi="Times New Roman"/>
+          <w:sz w:val="24"/>
+          <w:szCs w:val="21"/>
+        </w:rPr>
+        <w:t xml:space="preserve">}</w:t>
+      </w:r>
+      <w:r>
+        <w:rPr>
+          <w:rFonts w:ascii="Times New Roman" w:cs="Consolas" w:eastAsia="宋体" w:hAnsi="Times New Roman"/>
+          <w:sz w:val="24"/>
+          <w:szCs w:val="21"/>
+        </w:rPr>
+        <w:br/>
+      </w:r>
+      <w:r>
+        <w:rPr>
+          <w:rFonts w:ascii="Times New Roman" w:cs="Consolas" w:eastAsia="宋体" w:hAnsi="Times New Roman"/>
+          <w:sz w:val="24"/>
+          <w:szCs w:val="21"/>
+        </w:rPr>
+        <w:t xml:space="preserve">// 2. 幂等去重：uk_trade_no 唯一键</w:t>
+      </w:r>
+      <w:r>
+        <w:rPr>
+          <w:rFonts w:ascii="Times New Roman" w:cs="Consolas" w:eastAsia="宋体" w:hAnsi="Times New Roman"/>
+          <w:sz w:val="24"/>
+          <w:szCs w:val="21"/>
+        </w:rPr>
+        <w:br/>
+      </w:r>
+      <w:r>
+        <w:rPr>
+          <w:rFonts w:ascii="Times New Roman" w:cs="Consolas" w:eastAsia="宋体" w:hAnsi="Times New Roman"/>
+          <w:sz w:val="24"/>
+          <w:szCs w:val="21"/>
+        </w:rPr>
+        <w:t xml:space="preserve">try {</w:t>
+      </w:r>
+      <w:r>
+        <w:rPr>
+          <w:rFonts w:ascii="Times New Roman" w:cs="Consolas" w:eastAsia="宋体" w:hAnsi="Times New Roman"/>
+          <w:sz w:val="24"/>
+          <w:szCs w:val="21"/>
+        </w:rPr>
+        <w:br/>
+      </w:r>
+      <w:r>
+        <w:rPr>
+          <w:rFonts w:ascii="Times New Roman" w:cs="Consolas" w:eastAsia="宋体" w:hAnsi="Times New Roman"/>
+          <w:sz w:val="24"/>
+          <w:szCs w:val="21"/>
+        </w:rPr>
+        <w:t xml:space="preserve">    callbackMapper.insert(callback);</w:t>
+      </w:r>
+      <w:r>
+        <w:rPr>
+          <w:rFonts w:ascii="Times New Roman" w:cs="Consolas" w:eastAsia="宋体" w:hAnsi="Times New Roman"/>
+          <w:sz w:val="24"/>
+          <w:szCs w:val="21"/>
+        </w:rPr>
+        <w:br/>
+      </w:r>
+      <w:r>
+        <w:rPr>
+          <w:rFonts w:ascii="Times New Roman" w:cs="Consolas" w:eastAsia="宋体" w:hAnsi="Times New Roman"/>
+          <w:sz w:val="24"/>
+          <w:szCs w:val="21"/>
+        </w:rPr>
+        <w:t xml:space="preserve">} catch (DataIntegrityViolationException e) {</w:t>
+      </w:r>
+      <w:r>
+        <w:rPr>
+          <w:rFonts w:ascii="Times New Roman" w:cs="Consolas" w:eastAsia="宋体" w:hAnsi="Times New Roman"/>
+          <w:sz w:val="24"/>
+          <w:szCs w:val="21"/>
+        </w:rPr>
+        <w:br/>
+      </w:r>
+      <w:r>
+        <w:rPr>
+          <w:rFonts w:ascii="Times New Roman" w:cs="Consolas" w:eastAsia="宋体" w:hAnsi="Times New Roman"/>
+          <w:sz w:val="24"/>
+          <w:szCs w:val="21"/>
+        </w:rPr>
+        <w:t xml:space="preserve">    return Result.success(null);   // 重复回调，直接返回成功</w:t>
+      </w:r>
+      <w:r>
+        <w:rPr>
+          <w:rFonts w:ascii="Times New Roman" w:cs="Consolas" w:eastAsia="宋体" w:hAnsi="Times New Roman"/>
+          <w:sz w:val="24"/>
+          <w:szCs w:val="21"/>
+        </w:rPr>
+        <w:br/>
+      </w:r>
+      <w:r>
+        <w:rPr>
+          <w:rFonts w:ascii="Times New Roman" w:cs="Consolas" w:eastAsia="宋体" w:hAnsi="Times New Roman"/>
+          <w:sz w:val="24"/>
+          <w:szCs w:val="21"/>
+        </w:rPr>
+        <w:t xml:space="preserve">}</w:t>
+      </w:r>
+      <w:r>
+        <w:rPr>
+          <w:rFonts w:ascii="Times New Roman" w:cs="Consolas" w:eastAsia="宋体" w:hAnsi="Times New Roman"/>
+          <w:sz w:val="24"/>
+          <w:szCs w:val="21"/>
+        </w:rPr>
+        <w:br/>
+      </w:r>
+      <w:r>
+        <w:rPr>
+          <w:rFonts w:ascii="Times New Roman" w:cs="Consolas" w:eastAsia="宋体" w:hAnsi="Times New Roman"/>
+          <w:sz w:val="24"/>
+          <w:szCs w:val="21"/>
+        </w:rPr>
+        <w:t xml:space="preserve">// 3. 金额核对</w:t>
+      </w:r>
+      <w:r>
+        <w:rPr>
+          <w:rFonts w:ascii="Times New Roman" w:cs="Consolas" w:eastAsia="宋体" w:hAnsi="Times New Roman"/>
+          <w:sz w:val="24"/>
+          <w:szCs w:val="21"/>
+        </w:rPr>
+        <w:br/>
+      </w:r>
+      <w:r>
+        <w:rPr>
+          <w:rFonts w:ascii="Times New Roman" w:cs="Consolas" w:eastAsia="宋体" w:hAnsi="Times New Roman"/>
+          <w:sz w:val="24"/>
+          <w:szCs w:val="21"/>
+        </w:rPr>
+        <w:t xml:space="preserve">if (!payment.getAmount().equals(callbackAmount)) {</w:t>
+      </w:r>
+      <w:r>
+        <w:rPr>
+          <w:rFonts w:ascii="Times New Roman" w:cs="Consolas" w:eastAsia="宋体" w:hAnsi="Times New Roman"/>
+          <w:sz w:val="24"/>
+          <w:szCs w:val="21"/>
+        </w:rPr>
+        <w:br/>
+      </w:r>
+      <w:r>
+        <w:rPr>
+          <w:rFonts w:ascii="Times New Roman" w:cs="Consolas" w:eastAsia="宋体" w:hAnsi="Times New Roman"/>
+          <w:sz w:val="24"/>
+          <w:szCs w:val="21"/>
+        </w:rPr>
+        <w:t xml:space="preserve">    throw new BizException(ErrorCode.CALLBACK_AMOUNT_MISMATCH, "回调金额不一致");</w:t>
+      </w:r>
+      <w:r>
+        <w:rPr>
+          <w:rFonts w:ascii="Times New Roman" w:cs="Consolas" w:eastAsia="宋体" w:hAnsi="Times New Roman"/>
+          <w:sz w:val="24"/>
+          <w:szCs w:val="21"/>
+        </w:rPr>
+        <w:br/>
+      </w:r>
+      <w:r>
+        <w:rPr>
+          <w:rFonts w:ascii="Times New Roman" w:cs="Consolas" w:eastAsia="宋体" w:hAnsi="Times New Roman"/>
+          <w:sz w:val="24"/>
+          <w:szCs w:val="21"/>
+        </w:rPr>
+        <w:t xml:space="preserve">}</w:t>
+      </w:r>
+      <w:r>
+        <w:rPr>
+          <w:rFonts w:ascii="Times New Roman" w:cs="Consolas" w:eastAsia="宋体" w:hAnsi="Times New Roman"/>
+          <w:sz w:val="24"/>
+          <w:szCs w:val="21"/>
+        </w:rPr>
+        <w:br/>
+      </w:r>
+      <w:r>
+        <w:rPr>
+          <w:rFonts w:ascii="Times New Roman" w:cs="Consolas" w:eastAsia="宋体" w:hAnsi="Times New Roman"/>
+          <w:sz w:val="24"/>
+          <w:szCs w:val="21"/>
+        </w:rPr>
+        <w:t xml:space="preserve">// 4. 更新支付单</w:t>
+      </w:r>
+      <w:r>
+        <w:rPr>
+          <w:rFonts w:ascii="Times New Roman" w:cs="Consolas" w:eastAsia="宋体" w:hAnsi="Times New Roman"/>
+          <w:sz w:val="24"/>
+          <w:szCs w:val="21"/>
+        </w:rPr>
+        <w:br/>
+      </w:r>
+      <w:r>
+        <w:rPr>
+          <w:rFonts w:ascii="Times New Roman" w:cs="Consolas" w:eastAsia="宋体" w:hAnsi="Times New Roman"/>
+          <w:sz w:val="24"/>
+          <w:szCs w:val="21"/>
+        </w:rPr>
+        <w:t xml:space="preserve">// 5. 事务提交后通知订单（远程调用不进事务）</w:t>
+      </w:r>
+      <w:r>
+        <w:rPr>
+          <w:rFonts w:ascii="Times New Roman" w:cs="Consolas" w:eastAsia="宋体" w:hAnsi="Times New Roman"/>
+          <w:sz w:val="24"/>
+          <w:szCs w:val="21"/>
+        </w:rPr>
+        <w:br/>
+      </w:r>
+    </w:p>
+    <w:p>
+      <w:pPr>
+        <w:spacing w:line="360" w:lineRule="auto"/>
+        <w:ind w:firstLine="480"/>
+        <w:jc w:val="both"/>
+      </w:pPr>
+      <w:r>
+        <w:rPr>
+          <w:rFonts w:ascii="Times New Roman" w:hAnsi="Times New Roman" w:eastAsia="宋体"/>
+          <w:b/>
+          <w:bCs/>
+          <w:sz w:val="24"/>
+        </w:rPr>
+        <w:t xml:space="preserve">顺序不能换</w:t>
+      </w:r>
+      <w:r>
+        <w:rPr>
+          <w:rFonts w:ascii="Times New Roman" w:hAnsi="Times New Roman" w:eastAsia="宋体"/>
+          <w:sz w:val="24"/>
+        </w:rPr>
+        <w:t xml:space="preserve">：先验签再谈幂等，否则伪造的回调会污染去重表；金额核对放在更新状态之前，避免「先改状态再发现金额不对」。</w:t>
+      </w:r>
+    </w:p>
+    <w:p>
+      <w:pPr>
+        <w:pStyle w:val="Heading3"/>
+        <w:keepNext/>
+        <w:spacing w:before="120" w:after="120" w:line="360" w:lineRule="auto"/>
+        <w:ind w:firstLine="0"/>
+        <w:jc w:val="left"/>
+      </w:pPr>
+      <w:r>
+        <w:rPr>
+          <w:rFonts w:ascii="Times New Roman" w:hAnsi="Times New Roman" w:eastAsia="黑体"/>
+          <w:b w:val="0"/>
+          <w:sz w:val="24"/>
+        </w:rPr>
+        <w:t xml:space="preserve">3.4 退款回补库存：状态抢占保证幂等</w:t>
+      </w:r>
+    </w:p>
+    <w:p>
+      <w:pPr>
+        <w:spacing w:line="360" w:lineRule="auto"/>
+        <w:ind w:firstLine="480"/>
+        <w:jc w:val="both"/>
+      </w:pPr>
+      <w:r>
+        <w:rPr>
+          <w:rFonts w:ascii="Times New Roman" w:cs="Consolas" w:eastAsia="宋体" w:hAnsi="Times New Roman"/>
+          <w:sz w:val="24"/>
+          <w:szCs w:val="21"/>
+        </w:rPr>
+        <w:t xml:space="preserve">-- 第一步：抢状态，只有一次调用会成功</w:t>
+      </w:r>
+      <w:r>
+        <w:rPr>
+          <w:rFonts w:ascii="Times New Roman" w:cs="Consolas" w:eastAsia="宋体" w:hAnsi="Times New Roman"/>
+          <w:sz w:val="24"/>
+          <w:szCs w:val="21"/>
+        </w:rPr>
+        <w:br/>
+      </w:r>
+      <w:r>
+        <w:rPr>
+          <w:rFonts w:ascii="Times New Roman" w:cs="Consolas" w:eastAsia="宋体" w:hAnsi="Times New Roman"/>
+          <w:sz w:val="24"/>
+          <w:szCs w:val="21"/>
+        </w:rPr>
+        <w:t xml:space="preserve">UPDATE stock_reservation SET status = 'REFUNDED'</w:t>
+      </w:r>
+      <w:r>
+        <w:rPr>
+          <w:rFonts w:ascii="Times New Roman" w:cs="Consolas" w:eastAsia="宋体" w:hAnsi="Times New Roman"/>
+          <w:sz w:val="24"/>
+          <w:szCs w:val="21"/>
+        </w:rPr>
+        <w:br/>
+      </w:r>
+      <w:r>
+        <w:rPr>
+          <w:rFonts w:ascii="Times New Roman" w:cs="Consolas" w:eastAsia="宋体" w:hAnsi="Times New Roman"/>
+          <w:sz w:val="24"/>
+          <w:szCs w:val="21"/>
+        </w:rPr>
+        <w:t xml:space="preserve">WHERE order_id = ? AND status = 'CONFIRMED';</w:t>
+      </w:r>
+      <w:r>
+        <w:rPr>
+          <w:rFonts w:ascii="Times New Roman" w:cs="Consolas" w:eastAsia="宋体" w:hAnsi="Times New Roman"/>
+          <w:sz w:val="24"/>
+          <w:szCs w:val="21"/>
+        </w:rPr>
+        <w:br/>
+      </w:r>
+      <w:r>
+        <w:rPr>
+          <w:rFonts w:ascii="Times New Roman" w:cs="Consolas" w:eastAsia="宋体" w:hAnsi="Times New Roman"/>
+          <w:sz w:val="24"/>
+          <w:szCs w:val="21"/>
+        </w:rPr>
+        <w:br/>
+      </w:r>
+      <w:r>
+        <w:rPr>
+          <w:rFonts w:ascii="Times New Roman" w:cs="Consolas" w:eastAsia="宋体" w:hAnsi="Times New Roman"/>
+          <w:sz w:val="24"/>
+          <w:szCs w:val="21"/>
+        </w:rPr>
+        <w:t xml:space="preserve">-- 第二步：仅当第一步影响行数 &gt; 0 才回补</w:t>
+      </w:r>
+      <w:r>
+        <w:rPr>
+          <w:rFonts w:ascii="Times New Roman" w:cs="Consolas" w:eastAsia="宋体" w:hAnsi="Times New Roman"/>
+          <w:sz w:val="24"/>
+          <w:szCs w:val="21"/>
+        </w:rPr>
+        <w:br/>
+      </w:r>
+      <w:r>
+        <w:rPr>
+          <w:rFonts w:ascii="Times New Roman" w:cs="Consolas" w:eastAsia="宋体" w:hAnsi="Times New Roman"/>
+          <w:sz w:val="24"/>
+          <w:szCs w:val="21"/>
+        </w:rPr>
+        <w:t xml:space="preserve">UPDATE sku SET stock_available = stock_available + #{quantity}</w:t>
+      </w:r>
+      <w:r>
+        <w:rPr>
+          <w:rFonts w:ascii="Times New Roman" w:cs="Consolas" w:eastAsia="宋体" w:hAnsi="Times New Roman"/>
+          <w:sz w:val="24"/>
+          <w:szCs w:val="21"/>
+        </w:rPr>
+        <w:br/>
+      </w:r>
+      <w:r>
+        <w:rPr>
+          <w:rFonts w:ascii="Times New Roman" w:cs="Consolas" w:eastAsia="宋体" w:hAnsi="Times New Roman"/>
+          <w:sz w:val="24"/>
+          <w:szCs w:val="21"/>
+        </w:rPr>
+        <w:t xml:space="preserve">WHERE sku_id = ? AND is_deleted = 0;</w:t>
+      </w:r>
+      <w:r>
+        <w:rPr>
+          <w:rFonts w:ascii="Times New Roman" w:cs="Consolas" w:eastAsia="宋体" w:hAnsi="Times New Roman"/>
+          <w:sz w:val="24"/>
+          <w:szCs w:val="21"/>
+        </w:rPr>
+        <w:br/>
+      </w:r>
+    </w:p>
+    <w:p>
+      <w:pPr>
+        <w:spacing w:line="360" w:lineRule="auto"/>
+        <w:ind w:firstLine="480"/>
+        <w:jc w:val="both"/>
+      </w:pPr>
+      <w:r>
+        <w:rPr>
+          <w:rFonts w:ascii="Times New Roman" w:hAnsi="Times New Roman" w:eastAsia="宋体"/>
+          <w:sz w:val="24"/>
+        </w:rPr>
+        <w:t xml:space="preserve">如果直接「先查状态再回补」，两次并发退款会重复加库存。用条件更新抢状态，天然只有一个赢家。</w:t>
+      </w:r>
+    </w:p>
+    <w:p>
+      <w:pPr>
+        <w:pStyle w:val="Heading3"/>
+        <w:keepNext/>
+        <w:spacing w:before="120" w:after="120" w:line="360" w:lineRule="auto"/>
+        <w:ind w:firstLine="0"/>
+        <w:jc w:val="left"/>
+      </w:pPr>
+      <w:r>
+        <w:rPr>
+          <w:rFonts w:ascii="Times New Roman" w:hAnsi="Times New Roman" w:eastAsia="黑体"/>
+          <w:b w:val="0"/>
+          <w:sz w:val="24"/>
+        </w:rPr>
+        <w:t xml:space="preserve">3.5 网关白名单：带令牌也注入身份</w:t>
+      </w:r>
+    </w:p>
+    <w:p>
+      <w:pPr>
+        <w:spacing w:line="360" w:lineRule="auto"/>
+        <w:ind w:firstLine="480"/>
+        <w:jc w:val="both"/>
+      </w:pPr>
+      <w:r>
+        <w:rPr>
+          <w:rFonts w:ascii="Times New Roman" w:cs="Consolas" w:eastAsia="宋体" w:hAnsi="Times New Roman"/>
+          <w:sz w:val="24"/>
+          <w:szCs w:val="21"/>
+        </w:rPr>
+        <w:t xml:space="preserve">if (isWhiteListed(request.getMethod(), path)) {</w:t>
+      </w:r>
+      <w:r>
+        <w:rPr>
+          <w:rFonts w:ascii="Times New Roman" w:cs="Consolas" w:eastAsia="宋体" w:hAnsi="Times New Roman"/>
+          <w:sz w:val="24"/>
+          <w:szCs w:val="21"/>
+        </w:rPr>
+        <w:br/>
+      </w:r>
+      <w:r>
+        <w:rPr>
+          <w:rFonts w:ascii="Times New Roman" w:cs="Consolas" w:eastAsia="宋体" w:hAnsi="Times New Roman"/>
+          <w:sz w:val="24"/>
+          <w:szCs w:val="21"/>
+        </w:rPr>
+        <w:t xml:space="preserve">    String auth = request.getHeaders().getFirst(HttpHeaders.AUTHORIZATION);</w:t>
+      </w:r>
+      <w:r>
+        <w:rPr>
+          <w:rFonts w:ascii="Times New Roman" w:cs="Consolas" w:eastAsia="宋体" w:hAnsi="Times New Roman"/>
+          <w:sz w:val="24"/>
+          <w:szCs w:val="21"/>
+        </w:rPr>
+        <w:br/>
+      </w:r>
+      <w:r>
+        <w:rPr>
+          <w:rFonts w:ascii="Times New Roman" w:cs="Consolas" w:eastAsia="宋体" w:hAnsi="Times New Roman"/>
+          <w:sz w:val="24"/>
+          <w:szCs w:val="21"/>
+        </w:rPr>
+        <w:t xml:space="preserve">    if (auth != null &amp;&amp; auth.startsWith("Bearer ")) {</w:t>
+      </w:r>
+      <w:r>
+        <w:rPr>
+          <w:rFonts w:ascii="Times New Roman" w:cs="Consolas" w:eastAsia="宋体" w:hAnsi="Times New Roman"/>
+          <w:sz w:val="24"/>
+          <w:szCs w:val="21"/>
+        </w:rPr>
+        <w:br/>
+      </w:r>
+      <w:r>
+        <w:rPr>
+          <w:rFonts w:ascii="Times New Roman" w:cs="Consolas" w:eastAsia="宋体" w:hAnsi="Times New Roman"/>
+          <w:sz w:val="24"/>
+          <w:szCs w:val="21"/>
+        </w:rPr>
+        <w:t xml:space="preserve">        Claims claims = tryParse(auth.substring(7), path);</w:t>
+      </w:r>
+      <w:r>
+        <w:rPr>
+          <w:rFonts w:ascii="Times New Roman" w:cs="Consolas" w:eastAsia="宋体" w:hAnsi="Times New Roman"/>
+          <w:sz w:val="24"/>
+          <w:szCs w:val="21"/>
+        </w:rPr>
+        <w:br/>
+      </w:r>
+      <w:r>
+        <w:rPr>
+          <w:rFonts w:ascii="Times New Roman" w:cs="Consolas" w:eastAsia="宋体" w:hAnsi="Times New Roman"/>
+          <w:sz w:val="24"/>
+          <w:szCs w:val="21"/>
+        </w:rPr>
+        <w:t xml:space="preserve">        if (claims != null) {</w:t>
+      </w:r>
+      <w:r>
+        <w:rPr>
+          <w:rFonts w:ascii="Times New Roman" w:cs="Consolas" w:eastAsia="宋体" w:hAnsi="Times New Roman"/>
+          <w:sz w:val="24"/>
+          <w:szCs w:val="21"/>
+        </w:rPr>
+        <w:br/>
+      </w:r>
+      <w:r>
+        <w:rPr>
+          <w:rFonts w:ascii="Times New Roman" w:cs="Consolas" w:eastAsia="宋体" w:hAnsi="Times New Roman"/>
+          <w:sz w:val="24"/>
+          <w:szCs w:val="21"/>
+        </w:rPr>
+        <w:t xml:space="preserve">            return chain.filter(exchange.mutate()</w:t>
+      </w:r>
+      <w:r>
+        <w:rPr>
+          <w:rFonts w:ascii="Times New Roman" w:cs="Consolas" w:eastAsia="宋体" w:hAnsi="Times New Roman"/>
+          <w:sz w:val="24"/>
+          <w:szCs w:val="21"/>
+        </w:rPr>
+        <w:br/>
+      </w:r>
+      <w:r>
+        <w:rPr>
+          <w:rFonts w:ascii="Times New Roman" w:cs="Consolas" w:eastAsia="宋体" w:hAnsi="Times New Roman"/>
+          <w:sz w:val="24"/>
+          <w:szCs w:val="21"/>
+        </w:rPr>
+        <w:t xml:space="preserve">                    .request(withIdentity(request, claims))</w:t>
+      </w:r>
+      <w:r>
+        <w:rPr>
+          <w:rFonts w:ascii="Times New Roman" w:cs="Consolas" w:eastAsia="宋体" w:hAnsi="Times New Roman"/>
+          <w:sz w:val="24"/>
+          <w:szCs w:val="21"/>
+        </w:rPr>
+        <w:br/>
+      </w:r>
+      <w:r>
+        <w:rPr>
+          <w:rFonts w:ascii="Times New Roman" w:cs="Consolas" w:eastAsia="宋体" w:hAnsi="Times New Roman"/>
+          <w:sz w:val="24"/>
+          <w:szCs w:val="21"/>
+        </w:rPr>
+        <w:t xml:space="preserve">                    .build());</w:t>
+      </w:r>
+      <w:r>
+        <w:rPr>
+          <w:rFonts w:ascii="Times New Roman" w:cs="Consolas" w:eastAsia="宋体" w:hAnsi="Times New Roman"/>
+          <w:sz w:val="24"/>
+          <w:szCs w:val="21"/>
+        </w:rPr>
+        <w:br/>
+      </w:r>
+      <w:r>
+        <w:rPr>
+          <w:rFonts w:ascii="Times New Roman" w:cs="Consolas" w:eastAsia="宋体" w:hAnsi="Times New Roman"/>
+          <w:sz w:val="24"/>
+          <w:szCs w:val="21"/>
+        </w:rPr>
+        <w:t xml:space="preserve">        }</w:t>
+      </w:r>
+      <w:r>
+        <w:rPr>
+          <w:rFonts w:ascii="Times New Roman" w:cs="Consolas" w:eastAsia="宋体" w:hAnsi="Times New Roman"/>
+          <w:sz w:val="24"/>
+          <w:szCs w:val="21"/>
+        </w:rPr>
+        <w:br/>
+      </w:r>
+      <w:r>
+        <w:rPr>
+          <w:rFonts w:ascii="Times New Roman" w:cs="Consolas" w:eastAsia="宋体" w:hAnsi="Times New Roman"/>
+          <w:sz w:val="24"/>
+          <w:szCs w:val="21"/>
+        </w:rPr>
+        <w:t xml:space="preserve">    }</w:t>
+      </w:r>
+      <w:r>
+        <w:rPr>
+          <w:rFonts w:ascii="Times New Roman" w:cs="Consolas" w:eastAsia="宋体" w:hAnsi="Times New Roman"/>
+          <w:sz w:val="24"/>
+          <w:szCs w:val="21"/>
+        </w:rPr>
+        <w:br/>
+      </w:r>
+      <w:r>
+        <w:rPr>
+          <w:rFonts w:ascii="Times New Roman" w:cs="Consolas" w:eastAsia="宋体" w:hAnsi="Times New Roman"/>
+          <w:sz w:val="24"/>
+          <w:szCs w:val="21"/>
+        </w:rPr>
+        <w:t xml:space="preserve">    return chain.filter(exchange);   // 无令牌按匿名放行</w:t>
+      </w:r>
+      <w:r>
+        <w:rPr>
+          <w:rFonts w:ascii="Times New Roman" w:cs="Consolas" w:eastAsia="宋体" w:hAnsi="Times New Roman"/>
+          <w:sz w:val="24"/>
+          <w:szCs w:val="21"/>
+        </w:rPr>
+        <w:br/>
+      </w:r>
+      <w:r>
+        <w:rPr>
+          <w:rFonts w:ascii="Times New Roman" w:cs="Consolas" w:eastAsia="宋体" w:hAnsi="Times New Roman"/>
+          <w:sz w:val="24"/>
+          <w:szCs w:val="21"/>
+        </w:rPr>
+        <w:t xml:space="preserve">}</w:t>
+      </w:r>
+      <w:r>
+        <w:rPr>
+          <w:rFonts w:ascii="Times New Roman" w:cs="Consolas" w:eastAsia="宋体" w:hAnsi="Times New Roman"/>
+          <w:sz w:val="24"/>
+          <w:szCs w:val="21"/>
+        </w:rPr>
+        <w:br/>
+      </w:r>
+    </w:p>
+    <w:p>
+      <w:pPr>
+        <w:spacing w:line="360" w:lineRule="auto"/>
+        <w:ind w:firstLine="480"/>
+        <w:jc w:val="both"/>
+      </w:pPr>
+      <w:r>
+        <w:rPr>
+          <w:rFonts w:ascii="Times New Roman" w:hAnsi="Times New Roman" w:eastAsia="宋体"/>
+          <w:b/>
+          <w:bCs/>
+          <w:sz w:val="24"/>
+        </w:rPr>
+        <w:t xml:space="preserve">为什么需要这段</w:t>
+      </w:r>
+      <w:r>
+        <w:rPr>
+          <w:rFonts w:ascii="Times New Roman" w:hAnsi="Times New Roman" w:eastAsia="宋体"/>
+          <w:sz w:val="24"/>
+        </w:rPr>
+        <w:t xml:space="preserve">：白名单接口原本「直接放行、完全不解析令牌」，导致卖家访问自己待审核的商品时，下游收到的 </w:t>
+      </w:r>
+      <w:r>
+        <w:rPr>
+          <w:rFonts w:ascii="Times New Roman" w:cs="Consolas" w:eastAsia="宋体" w:hAnsi="Times New Roman"/>
+          <w:sz w:val="24"/>
+        </w:rPr>
+        <w:t xml:space="preserve">userId</w:t>
+      </w:r>
+      <w:r>
+        <w:rPr>
+          <w:rFonts w:ascii="Times New Roman" w:hAnsi="Times New Roman" w:eastAsia="宋体"/>
+          <w:sz w:val="24"/>
+        </w:rPr>
+        <w:t xml:space="preserve"> 是 null，被当成匿名访客拒绝。修复后白名单仍允许匿名，但带有效令牌时会注入身份。</w:t>
+      </w:r>
+    </w:p>
+    <w:p>
+      <w:pPr>
+        <w:pBdr>
+          <w:bottom w:val="single" w:color="BFBFBF" w:sz="6" w:space="1"/>
+        </w:pBdr>
+      </w:pPr>
+    </w:p>
+    <w:p>
+      <w:pPr>
+        <w:pStyle w:val="Heading2"/>
+        <w:keepNext/>
+        <w:spacing w:before="120" w:after="120" w:line="360" w:lineRule="auto"/>
+        <w:ind w:firstLine="0"/>
+        <w:jc w:val="left"/>
+      </w:pPr>
+      <w:r>
+        <w:rPr>
+          <w:rFonts w:ascii="Times New Roman" w:hAnsi="Times New Roman" w:eastAsia="黑体"/>
+          <w:b w:val="0"/>
+          <w:sz w:val="28"/>
+        </w:rPr>
+        <w:t xml:space="preserve">4. 联调与问题记录</w:t>
+      </w:r>
+    </w:p>
+    <w:p>
+      <w:pPr>
+        <w:spacing w:line="360" w:lineRule="auto"/>
+        <w:ind w:firstLine="480"/>
+        <w:jc w:val="both"/>
+      </w:pPr>
+      <w:r>
+        <w:rPr>
+          <w:rFonts w:ascii="Times New Roman" w:hAnsi="Times New Roman" w:eastAsia="宋体"/>
+          <w:sz w:val="24"/>
+        </w:rPr>
+        <w:t xml:space="preserve">开发过程中遇到并修复的问题，按发现顺序：</w:t>
+      </w:r>
+    </w:p>
+    <w:p>
+      <w:pPr>
+        <w:spacing w:before="120" w:after="60" w:line="276" w:lineRule="auto"/>
+        <w:ind w:firstLine="0"/>
+        <w:jc w:val="center"/>
+      </w:pPr>
+      <w:r>
+        <w:rPr>
+          <w:rFonts w:ascii="Times New Roman" w:hAnsi="Times New Roman" w:eastAsia="宋体"/>
+          <w:b/>
+          <w:sz w:val="24"/>
+        </w:rPr>
+        <w:t>表 3-5 联调中发现并修复的问题</w:t>
+      </w:r>
+    </w:p>
+    <w:tbl>
+      <w:tblPr>
+        <w:tblW w:type="dxa" w:w="8855"/>
+        <w:jc w:val="center"/>
+        <w:tblLayout w:type="fixed"/>
+        <w:tblBorders>
+          <w:top w:val="single" w:sz="12" w:color="000000" w:space="0"/>
+          <w:bottom w:val="single" w:sz="12" w:color="000000" w:space="0"/>
+          <w:left w:val="none" w:sz="0" w:space="0"/>
+          <w:right w:val="none" w:sz="0" w:space="0"/>
+          <w:insideH w:val="none" w:sz="0" w:space="0"/>
+          <w:insideV w:val="none" w:sz="0" w:space="0"/>
+        </w:tblBorders>
+      </w:tblPr>
+      <w:tblGrid>
+        <w:gridCol w:w="765"/>
+        <w:gridCol w:w="2442"/>
+        <w:gridCol w:w="3003"/>
+        <w:gridCol w:w="2643"/>
+      </w:tblGrid>
+      <w:tr>
+        <w:trPr>
+          <w:cantSplit/>
+          <w:tblHeader/>
+        </w:trPr>
+        <w:tc>
+          <w:tcPr>
+            <w:tcW w:type="dxa" w:w="765"/>
+            <w:shd w:fill="F2F2F2" w:val="clear"/>
+            <w:tcBorders>
+              <w:bottom w:val="single" w:sz="6" w:space="0" w:color="000000"/>
+            </w:tcBorders>
+          </w:tcPr>
+          <w:p>
+            <w:pPr>
+              <w:keepNext/>
+              <w:jc w:val="center"/>
+              <w:spacing w:before="30" w:after="30" w:line="240" w:lineRule="auto"/>
+              <w:ind w:firstLineChars="0" w:firstLine="0"/>
+            </w:pPr>
+            <w:r>
+              <w:rPr>
+                <w:rFonts w:ascii="Times New Roman" w:hAnsi="Times New Roman" w:eastAsia="宋体"/>
+                <w:b/>
+                <w:bCs/>
+                <w:sz w:val="21"/>
+              </w:rPr>
+              <w:t xml:space="preserve">#</w:t>
+            </w:r>
+          </w:p>
+        </w:tc>
+        <w:tc>
+          <w:tcPr>
+            <w:tcW w:type="dxa" w:w="2442"/>
+            <w:shd w:fill="F2F2F2" w:val="clear"/>
+            <w:tcBorders>
+              <w:bottom w:val="single" w:sz="6" w:space="0" w:color="000000"/>
+            </w:tcBorders>
+          </w:tcPr>
+          <w:p>
+            <w:pPr>
+              <w:keepNext/>
+              <w:jc w:val="left"/>
+              <w:spacing w:before="30" w:after="30" w:line="240" w:lineRule="auto"/>
+              <w:ind w:firstLineChars="0" w:firstLine="0"/>
+            </w:pPr>
+            <w:r>
+              <w:rPr>
+                <w:rFonts w:ascii="Times New Roman" w:hAnsi="Times New Roman" w:eastAsia="宋体"/>
+                <w:b/>
+                <w:bCs/>
+                <w:sz w:val="21"/>
+              </w:rPr>
+              <w:t xml:space="preserve">现象</w:t>
+            </w:r>
+          </w:p>
+        </w:tc>
+        <w:tc>
+          <w:tcPr>
+            <w:tcW w:type="dxa" w:w="3004"/>
+            <w:shd w:fill="F2F2F2" w:val="clear"/>
+            <w:tcBorders>
+              <w:bottom w:val="single" w:sz="6" w:space="0" w:color="000000"/>
+            </w:tcBorders>
+          </w:tcPr>
+          <w:p>
+            <w:pPr>
+              <w:keepNext/>
+              <w:jc w:val="left"/>
+              <w:spacing w:before="30" w:after="30" w:line="240" w:lineRule="auto"/>
+              <w:ind w:firstLineChars="0" w:firstLine="0"/>
+            </w:pPr>
+            <w:r>
+              <w:rPr>
+                <w:rFonts w:ascii="Times New Roman" w:hAnsi="Times New Roman" w:eastAsia="宋体"/>
+                <w:b/>
+                <w:bCs/>
+                <w:sz w:val="21"/>
+              </w:rPr>
+              <w:t xml:space="preserve">根因</w:t>
+            </w:r>
+          </w:p>
+        </w:tc>
+        <w:tc>
+          <w:tcPr>
+            <w:tcW w:type="dxa" w:w="2644"/>
+            <w:shd w:fill="F2F2F2" w:val="clear"/>
+            <w:tcBorders>
+              <w:bottom w:val="single" w:sz="6" w:space="0" w:color="000000"/>
+            </w:tcBorders>
+          </w:tcPr>
+          <w:p>
+            <w:pPr>
+              <w:keepNext/>
+              <w:jc w:val="left"/>
+              <w:spacing w:before="30" w:after="30" w:line="240" w:lineRule="auto"/>
+              <w:ind w:firstLineChars="0" w:firstLine="0"/>
+            </w:pPr>
+            <w:r>
+              <w:rPr>
+                <w:rFonts w:ascii="Times New Roman" w:hAnsi="Times New Roman" w:eastAsia="宋体"/>
+                <w:b/>
+                <w:bCs/>
+                <w:sz w:val="21"/>
+              </w:rPr>
+              <w:t xml:space="preserve">修复</w:t>
             </w:r>
           </w:p>
         </w:tc>
@@ -5159,10 +6361,11 @@
         </w:trPr>
         <w:tc>
           <w:tcPr>
-            <w:tcW w:type="dxa" w:w="1285"/>
-          </w:tcPr>
-          <w:p>
-            <w:pPr>
+            <w:tcW w:type="dxa" w:w="765"/>
+          </w:tcPr>
+          <w:p>
+            <w:pPr>
+              <w:keepNext/>
               <w:jc w:val="center"/>
               <w:spacing w:before="30" w:after="30" w:line="240" w:lineRule="auto"/>
               <w:ind w:firstLineChars="0" w:firstLine="0"/>
@@ -5173,47 +6376,102 @@
                 <w:b w:val="0"/>
                 <w:sz w:val="21"/>
               </w:rPr>
-              <w:t xml:space="preserve">支付</w:t>
-            </w:r>
-          </w:p>
-        </w:tc>
-        <w:tc>
-          <w:tcPr>
-            <w:tcW w:type="dxa" w:w="1108"/>
-          </w:tcPr>
-          <w:p>
-            <w:pPr>
-              <w:jc w:val="left"/>
-              <w:spacing w:before="30" w:after="30" w:line="240" w:lineRule="auto"/>
-              <w:ind w:firstLineChars="0" w:firstLine="0"/>
-            </w:pPr>
-            <w:r>
-              <w:rPr>
-                <w:rFonts w:ascii="Times New Roman" w:hAnsi="Times New Roman" w:eastAsia="宋体"/>
-                <w:b w:val="0"/>
-                <w:sz w:val="21"/>
-              </w:rPr>
-              <w:t xml:space="preserve">通过</w:t>
-            </w:r>
-          </w:p>
-        </w:tc>
-        <w:tc>
-          <w:tcPr>
-            <w:tcW w:type="dxa" w:w="6462"/>
-          </w:tcPr>
-          <w:p>
-            <w:pPr>
-              <w:jc w:val="left"/>
-              <w:spacing w:before="30" w:after="30" w:line="240" w:lineRule="auto"/>
-              <w:ind w:firstLineChars="0" w:firstLine="0"/>
-            </w:pPr>
-            <w:r>
-              <w:rPr>
-                <w:rFonts w:ascii="Times New Roman" w:hAnsi="Times New Roman" w:eastAsia="宋体"/>
-                <w:b w:val="0"/>
-                <w:sz w:val="21"/>
-              </w:rPr>
-              <w:t xml:space="preserve">支付单创建、MOCK 回调成功</w:t>
+              <w:t xml:space="preserve">1</w:t>
+            </w:r>
+          </w:p>
+        </w:tc>
+        <w:tc>
+          <w:tcPr>
+            <w:tcW w:type="dxa" w:w="2442"/>
+          </w:tcPr>
+          <w:p>
+            <w:pPr>
+              <w:keepNext/>
+              <w:jc w:val="left"/>
+              <w:spacing w:before="30" w:after="30" w:line="240" w:lineRule="auto"/>
+              <w:ind w:firstLineChars="0" w:firstLine="0"/>
+            </w:pPr>
+            <w:r>
+              <w:rPr>
+                <w:rFonts w:ascii="Times New Roman" w:hAnsi="Times New Roman" w:eastAsia="宋体"/>
+                <w:b w:val="0"/>
+                <w:sz w:val="21"/>
+              </w:rPr>
+              <w:t xml:space="preserve">加购/立即购买提示「缺少 productId」</w:t>
+            </w:r>
+          </w:p>
+        </w:tc>
+        <w:tc>
+          <w:tcPr>
+            <w:tcW w:type="dxa" w:w="3004"/>
+          </w:tcPr>
+          <w:p>
+            <w:pPr>
+              <w:keepNext/>
+              <w:jc w:val="left"/>
+              <w:spacing w:before="30" w:after="30" w:line="240" w:lineRule="auto"/>
+              <w:ind w:firstLineChars="0" w:firstLine="0"/>
+            </w:pPr>
+            <w:r>
+              <w:rPr>
+                <w:rFonts w:ascii="Times New Roman" w:hAnsi="Times New Roman" w:eastAsia="宋体"/>
+                <w:b w:val="0"/>
+                <w:sz w:val="21"/>
+              </w:rPr>
+              <w:t xml:space="preserve">前端只传 </w:t>
+            </w:r>
+            <w:r>
+              <w:rPr>
+                <w:rFonts w:ascii="Times New Roman" w:cs="Consolas" w:eastAsia="宋体" w:hAnsi="Times New Roman"/>
+                <w:b w:val="0"/>
+                <w:sz w:val="21"/>
+              </w:rPr>
+              <w:t xml:space="preserve">skuId</w:t>
+            </w:r>
+            <w:r>
+              <w:rPr>
+                <w:rFonts w:ascii="Times New Roman" w:hAnsi="Times New Roman" w:eastAsia="宋体"/>
+                <w:b w:val="0"/>
+                <w:sz w:val="21"/>
+              </w:rPr>
+              <w:t xml:space="preserve">，漏了 </w:t>
+            </w:r>
+            <w:r>
+              <w:rPr>
+                <w:rFonts w:ascii="Times New Roman" w:cs="Consolas" w:eastAsia="宋体" w:hAnsi="Times New Roman"/>
+                <w:b w:val="0"/>
+                <w:sz w:val="21"/>
+              </w:rPr>
+              <w:t xml:space="preserve">productId</w:t>
+            </w:r>
+          </w:p>
+        </w:tc>
+        <w:tc>
+          <w:tcPr>
+            <w:tcW w:type="dxa" w:w="2644"/>
+          </w:tcPr>
+          <w:p>
+            <w:pPr>
+              <w:keepNext/>
+              <w:jc w:val="left"/>
+              <w:spacing w:before="30" w:after="30" w:line="240" w:lineRule="auto"/>
+              <w:ind w:firstLineChars="0" w:firstLine="0"/>
+            </w:pPr>
+            <w:r>
+              <w:rPr>
+                <w:rFonts w:ascii="Times New Roman" w:hAnsi="Times New Roman" w:eastAsia="宋体"/>
+                <w:b w:val="0"/>
+                <w:sz w:val="21"/>
+              </w:rPr>
+              <w:t xml:space="preserve">补传 </w:t>
+            </w:r>
+            <w:r>
+              <w:rPr>
+                <w:rFonts w:ascii="Times New Roman" w:cs="Consolas" w:eastAsia="宋体" w:hAnsi="Times New Roman"/>
+                <w:b w:val="0"/>
+                <w:sz w:val="21"/>
+              </w:rPr>
+              <w:t xml:space="preserve">productId</w:t>
             </w:r>
           </w:p>
         </w:tc>
@@ -5224,7 +6482,7 @@
         </w:trPr>
         <w:tc>
           <w:tcPr>
-            <w:tcW w:type="dxa" w:w="1285"/>
+            <w:tcW w:type="dxa" w:w="765"/>
           </w:tcPr>
           <w:p>
             <w:pPr>
@@ -5238,47 +6496,67 @@
                 <w:b w:val="0"/>
                 <w:sz w:val="21"/>
               </w:rPr>
-              <w:t xml:space="preserve">状态联动</w:t>
-            </w:r>
-          </w:p>
-        </w:tc>
-        <w:tc>
-          <w:tcPr>
-            <w:tcW w:type="dxa" w:w="1108"/>
-          </w:tcPr>
-          <w:p>
-            <w:pPr>
-              <w:jc w:val="left"/>
-              <w:spacing w:before="30" w:after="30" w:line="240" w:lineRule="auto"/>
-              <w:ind w:firstLineChars="0" w:firstLine="0"/>
-            </w:pPr>
-            <w:r>
-              <w:rPr>
-                <w:rFonts w:ascii="Times New Roman" w:hAnsi="Times New Roman" w:eastAsia="宋体"/>
-                <w:b w:val="0"/>
-                <w:sz w:val="21"/>
-              </w:rPr>
-              <w:t xml:space="preserve">通过</w:t>
-            </w:r>
-          </w:p>
-        </w:tc>
-        <w:tc>
-          <w:tcPr>
-            <w:tcW w:type="dxa" w:w="6462"/>
-          </w:tcPr>
-          <w:p>
-            <w:pPr>
-              <w:jc w:val="left"/>
-              <w:spacing w:before="30" w:after="30" w:line="240" w:lineRule="auto"/>
-              <w:ind w:firstLineChars="0" w:firstLine="0"/>
-            </w:pPr>
-            <w:r>
-              <w:rPr>
-                <w:rFonts w:ascii="Times New Roman" w:hAnsi="Times New Roman" w:eastAsia="宋体"/>
-                <w:b w:val="0"/>
-                <w:sz w:val="21"/>
-              </w:rPr>
-              <w:t xml:space="preserve">订单 PENDING_PAYMENT 变为 PAID</w:t>
+              <w:t xml:space="preserve">2</w:t>
+            </w:r>
+          </w:p>
+        </w:tc>
+        <w:tc>
+          <w:tcPr>
+            <w:tcW w:type="dxa" w:w="2442"/>
+          </w:tcPr>
+          <w:p>
+            <w:pPr>
+              <w:jc w:val="left"/>
+              <w:spacing w:before="30" w:after="30" w:line="240" w:lineRule="auto"/>
+              <w:ind w:firstLineChars="0" w:firstLine="0"/>
+            </w:pPr>
+            <w:r>
+              <w:rPr>
+                <w:rFonts w:ascii="Times New Roman" w:hAnsi="Times New Roman" w:eastAsia="宋体"/>
+                <w:b w:val="0"/>
+                <w:sz w:val="21"/>
+              </w:rPr>
+              <w:t xml:space="preserve">卖家打不开自己待审核商品的编辑页</w:t>
+            </w:r>
+          </w:p>
+        </w:tc>
+        <w:tc>
+          <w:tcPr>
+            <w:tcW w:type="dxa" w:w="3004"/>
+          </w:tcPr>
+          <w:p>
+            <w:pPr>
+              <w:jc w:val="left"/>
+              <w:spacing w:before="30" w:after="30" w:line="240" w:lineRule="auto"/>
+              <w:ind w:firstLineChars="0" w:firstLine="0"/>
+            </w:pPr>
+            <w:r>
+              <w:rPr>
+                <w:rFonts w:ascii="Times New Roman" w:hAnsi="Times New Roman" w:eastAsia="宋体"/>
+                <w:b w:val="0"/>
+                <w:sz w:val="21"/>
+              </w:rPr>
+              <w:t xml:space="preserve">白名单不解析令牌，下游拿不到身份</w:t>
+            </w:r>
+          </w:p>
+        </w:tc>
+        <w:tc>
+          <w:tcPr>
+            <w:tcW w:type="dxa" w:w="2644"/>
+          </w:tcPr>
+          <w:p>
+            <w:pPr>
+              <w:jc w:val="left"/>
+              <w:spacing w:before="30" w:after="30" w:line="240" w:lineRule="auto"/>
+              <w:ind w:firstLineChars="0" w:firstLine="0"/>
+            </w:pPr>
+            <w:r>
+              <w:rPr>
+                <w:rFonts w:ascii="Times New Roman" w:hAnsi="Times New Roman" w:eastAsia="宋体"/>
+                <w:b w:val="0"/>
+                <w:sz w:val="21"/>
+              </w:rPr>
+              <w:t xml:space="preserve">白名单带令牌时注入身份</w:t>
             </w:r>
           </w:p>
         </w:tc>
@@ -5289,7 +6567,7 @@
         </w:trPr>
         <w:tc>
           <w:tcPr>
-            <w:tcW w:type="dxa" w:w="1285"/>
+            <w:tcW w:type="dxa" w:w="765"/>
           </w:tcPr>
           <w:p>
             <w:pPr>
@@ -5303,47 +6581,91 @@
                 <w:b w:val="0"/>
                 <w:sz w:val="21"/>
               </w:rPr>
-              <w:t xml:space="preserve">库存联动</w:t>
-            </w:r>
-          </w:p>
-        </w:tc>
-        <w:tc>
-          <w:tcPr>
-            <w:tcW w:type="dxa" w:w="1108"/>
-          </w:tcPr>
-          <w:p>
-            <w:pPr>
-              <w:jc w:val="left"/>
-              <w:spacing w:before="30" w:after="30" w:line="240" w:lineRule="auto"/>
-              <w:ind w:firstLineChars="0" w:firstLine="0"/>
-            </w:pPr>
-            <w:r>
-              <w:rPr>
-                <w:rFonts w:ascii="Times New Roman" w:hAnsi="Times New Roman" w:eastAsia="宋体"/>
-                <w:b w:val="0"/>
-                <w:sz w:val="21"/>
-              </w:rPr>
-              <w:t xml:space="preserve">通过</w:t>
-            </w:r>
-          </w:p>
-        </w:tc>
-        <w:tc>
-          <w:tcPr>
-            <w:tcW w:type="dxa" w:w="6462"/>
-          </w:tcPr>
-          <w:p>
-            <w:pPr>
-              <w:jc w:val="left"/>
-              <w:spacing w:before="30" w:after="30" w:line="240" w:lineRule="auto"/>
-              <w:ind w:firstLineChars="0" w:firstLine="0"/>
-            </w:pPr>
-            <w:r>
-              <w:rPr>
-                <w:rFonts w:ascii="Times New Roman" w:hAnsi="Times New Roman" w:eastAsia="宋体"/>
-                <w:b w:val="0"/>
-                <w:sz w:val="21"/>
-              </w:rPr>
-              <w:t xml:space="preserve">可售 10 变为 7，锁定归零</w:t>
+              <w:t xml:space="preserve">3</w:t>
+            </w:r>
+          </w:p>
+        </w:tc>
+        <w:tc>
+          <w:tcPr>
+            <w:tcW w:type="dxa" w:w="2442"/>
+          </w:tcPr>
+          <w:p>
+            <w:pPr>
+              <w:jc w:val="left"/>
+              <w:spacing w:before="30" w:after="30" w:line="240" w:lineRule="auto"/>
+              <w:ind w:firstLineChars="0" w:firstLine="0"/>
+            </w:pPr>
+            <w:r>
+              <w:rPr>
+                <w:rFonts w:ascii="Times New Roman" w:hAnsi="Times New Roman" w:eastAsia="宋体"/>
+                <w:b w:val="0"/>
+                <w:sz w:val="21"/>
+              </w:rPr>
+              <w:t xml:space="preserve">商品详情分类一直显示「未分类」</w:t>
+            </w:r>
+          </w:p>
+        </w:tc>
+        <w:tc>
+          <w:tcPr>
+            <w:tcW w:type="dxa" w:w="3004"/>
+          </w:tcPr>
+          <w:p>
+            <w:pPr>
+              <w:jc w:val="left"/>
+              <w:spacing w:before="30" w:after="30" w:line="240" w:lineRule="auto"/>
+              <w:ind w:firstLineChars="0" w:firstLine="0"/>
+            </w:pPr>
+            <w:r>
+              <w:rPr>
+                <w:rFonts w:ascii="Times New Roman" w:hAnsi="Times New Roman" w:eastAsia="宋体"/>
+                <w:b w:val="0"/>
+                <w:sz w:val="21"/>
+              </w:rPr>
+              <w:t xml:space="preserve">接口只返回 </w:t>
+            </w:r>
+            <w:r>
+              <w:rPr>
+                <w:rFonts w:ascii="Times New Roman" w:cs="Consolas" w:eastAsia="宋体" w:hAnsi="Times New Roman"/>
+                <w:b w:val="0"/>
+                <w:sz w:val="21"/>
+              </w:rPr>
+              <w:t xml:space="preserve">categoryId</w:t>
+            </w:r>
+            <w:r>
+              <w:rPr>
+                <w:rFonts w:ascii="Times New Roman" w:hAnsi="Times New Roman" w:eastAsia="宋体"/>
+                <w:b w:val="0"/>
+                <w:sz w:val="21"/>
+              </w:rPr>
+              <w:t xml:space="preserve">，前端取 </w:t>
+            </w:r>
+            <w:r>
+              <w:rPr>
+                <w:rFonts w:ascii="Times New Roman" w:cs="Consolas" w:eastAsia="宋体" w:hAnsi="Times New Roman"/>
+                <w:b w:val="0"/>
+                <w:sz w:val="21"/>
+              </w:rPr>
+              <w:t xml:space="preserve">categoryName</w:t>
+            </w:r>
+          </w:p>
+        </w:tc>
+        <w:tc>
+          <w:tcPr>
+            <w:tcW w:type="dxa" w:w="2644"/>
+          </w:tcPr>
+          <w:p>
+            <w:pPr>
+              <w:jc w:val="left"/>
+              <w:spacing w:before="30" w:after="30" w:line="240" w:lineRule="auto"/>
+              <w:ind w:firstLineChars="0" w:firstLine="0"/>
+            </w:pPr>
+            <w:r>
+              <w:rPr>
+                <w:rFonts w:ascii="Times New Roman" w:hAnsi="Times New Roman" w:eastAsia="宋体"/>
+                <w:b w:val="0"/>
+                <w:sz w:val="21"/>
+              </w:rPr>
+              <w:t xml:space="preserve">前端加分类映射</w:t>
             </w:r>
           </w:p>
         </w:tc>
@@ -5354,7 +6676,7 @@
         </w:trPr>
         <w:tc>
           <w:tcPr>
-            <w:tcW w:type="dxa" w:w="1285"/>
+            <w:tcW w:type="dxa" w:w="765"/>
           </w:tcPr>
           <w:p>
             <w:pPr>
@@ -5368,47 +6690,67 @@
                 <w:b w:val="0"/>
                 <w:sz w:val="21"/>
               </w:rPr>
-              <w:t xml:space="preserve">退款</w:t>
-            </w:r>
-          </w:p>
-        </w:tc>
-        <w:tc>
-          <w:tcPr>
-            <w:tcW w:type="dxa" w:w="1108"/>
-          </w:tcPr>
-          <w:p>
-            <w:pPr>
-              <w:jc w:val="left"/>
-              <w:spacing w:before="30" w:after="30" w:line="240" w:lineRule="auto"/>
-              <w:ind w:firstLineChars="0" w:firstLine="0"/>
-            </w:pPr>
-            <w:r>
-              <w:rPr>
-                <w:rFonts w:ascii="Times New Roman" w:hAnsi="Times New Roman" w:eastAsia="宋体"/>
-                <w:b w:val="0"/>
-                <w:sz w:val="21"/>
-              </w:rPr>
-              <w:t xml:space="preserve">通过</w:t>
-            </w:r>
-          </w:p>
-        </w:tc>
-        <w:tc>
-          <w:tcPr>
-            <w:tcW w:type="dxa" w:w="6462"/>
-          </w:tcPr>
-          <w:p>
-            <w:pPr>
-              <w:jc w:val="left"/>
-              <w:spacing w:before="30" w:after="30" w:line="240" w:lineRule="auto"/>
-              <w:ind w:firstLineChars="0" w:firstLine="0"/>
-            </w:pPr>
-            <w:r>
-              <w:rPr>
-                <w:rFonts w:ascii="Times New Roman" w:hAnsi="Times New Roman" w:eastAsia="宋体"/>
-                <w:b w:val="0"/>
-                <w:sz w:val="21"/>
-              </w:rPr>
-              <w:t xml:space="preserve">全额退款后订单变为 REFUNDED，库存回补</w:t>
+              <w:t xml:space="preserve">4</w:t>
+            </w:r>
+          </w:p>
+        </w:tc>
+        <w:tc>
+          <w:tcPr>
+            <w:tcW w:type="dxa" w:w="2442"/>
+          </w:tcPr>
+          <w:p>
+            <w:pPr>
+              <w:jc w:val="left"/>
+              <w:spacing w:before="30" w:after="30" w:line="240" w:lineRule="auto"/>
+              <w:ind w:firstLineChars="0" w:firstLine="0"/>
+            </w:pPr>
+            <w:r>
+              <w:rPr>
+                <w:rFonts w:ascii="Times New Roman" w:hAnsi="Times New Roman" w:eastAsia="宋体"/>
+                <w:b w:val="0"/>
+                <w:sz w:val="21"/>
+              </w:rPr>
+              <w:t xml:space="preserve">退款后库存不恢复</w:t>
+            </w:r>
+          </w:p>
+        </w:tc>
+        <w:tc>
+          <w:tcPr>
+            <w:tcW w:type="dxa" w:w="3004"/>
+          </w:tcPr>
+          <w:p>
+            <w:pPr>
+              <w:jc w:val="left"/>
+              <w:spacing w:before="30" w:after="30" w:line="240" w:lineRule="auto"/>
+              <w:ind w:firstLineChars="0" w:firstLine="0"/>
+            </w:pPr>
+            <w:r>
+              <w:rPr>
+                <w:rFonts w:ascii="Times New Roman" w:hAnsi="Times New Roman" w:eastAsia="宋体"/>
+                <w:b w:val="0"/>
+                <w:sz w:val="21"/>
+              </w:rPr>
+              <w:t xml:space="preserve">payment 与 product 之间没有回补通道</w:t>
+            </w:r>
+          </w:p>
+        </w:tc>
+        <w:tc>
+          <w:tcPr>
+            <w:tcW w:type="dxa" w:w="2644"/>
+          </w:tcPr>
+          <w:p>
+            <w:pPr>
+              <w:jc w:val="left"/>
+              <w:spacing w:before="30" w:after="30" w:line="240" w:lineRule="auto"/>
+              <w:ind w:firstLineChars="0" w:firstLine="0"/>
+            </w:pPr>
+            <w:r>
+              <w:rPr>
+                <w:rFonts w:ascii="Times New Roman" w:hAnsi="Times New Roman" w:eastAsia="宋体"/>
+                <w:b w:val="0"/>
+                <w:sz w:val="21"/>
+              </w:rPr>
+              <w:t xml:space="preserve">新增回补接口 + 状态抢占</w:t>
             </w:r>
           </w:p>
         </w:tc>
@@ -5419,7 +6761,7 @@
         </w:trPr>
         <w:tc>
           <w:tcPr>
-            <w:tcW w:type="dxa" w:w="1285"/>
+            <w:tcW w:type="dxa" w:w="765"/>
           </w:tcPr>
           <w:p>
             <w:pPr>
@@ -5433,52 +6775,405 @@
                 <w:b w:val="0"/>
                 <w:sz w:val="21"/>
               </w:rPr>
-              <w:t xml:space="preserve">角色隔离</w:t>
-            </w:r>
-          </w:p>
-        </w:tc>
-        <w:tc>
-          <w:tcPr>
-            <w:tcW w:type="dxa" w:w="1108"/>
-          </w:tcPr>
-          <w:p>
-            <w:pPr>
-              <w:jc w:val="left"/>
-              <w:spacing w:before="30" w:after="30" w:line="240" w:lineRule="auto"/>
-              <w:ind w:firstLineChars="0" w:firstLine="0"/>
-            </w:pPr>
-            <w:r>
-              <w:rPr>
-                <w:rFonts w:ascii="Times New Roman" w:hAnsi="Times New Roman" w:eastAsia="宋体"/>
-                <w:b w:val="0"/>
-                <w:sz w:val="21"/>
-              </w:rPr>
-              <w:t xml:space="preserve">通过</w:t>
-            </w:r>
-          </w:p>
-        </w:tc>
-        <w:tc>
-          <w:tcPr>
-            <w:tcW w:type="dxa" w:w="6462"/>
-          </w:tcPr>
-          <w:p>
-            <w:pPr>
-              <w:jc w:val="left"/>
-              <w:spacing w:before="30" w:after="30" w:line="240" w:lineRule="auto"/>
-              <w:ind w:firstLineChars="0" w:firstLine="0"/>
-            </w:pPr>
-            <w:r>
-              <w:rPr>
-                <w:rFonts w:ascii="Times New Roman" w:hAnsi="Times New Roman" w:eastAsia="宋体"/>
-                <w:b w:val="0"/>
-                <w:sz w:val="21"/>
-              </w:rPr>
-              <w:t xml:space="preserve">卖家只见自己的商品与退款，管理员全量</w:t>
+              <w:t xml:space="preserve">5</w:t>
+            </w:r>
+          </w:p>
+        </w:tc>
+        <w:tc>
+          <w:tcPr>
+            <w:tcW w:type="dxa" w:w="2442"/>
+          </w:tcPr>
+          <w:p>
+            <w:pPr>
+              <w:jc w:val="left"/>
+              <w:spacing w:before="30" w:after="30" w:line="240" w:lineRule="auto"/>
+              <w:ind w:firstLineChars="0" w:firstLine="0"/>
+            </w:pPr>
+            <w:r>
+              <w:rPr>
+                <w:rFonts w:ascii="Times New Roman" w:hAnsi="Times New Roman" w:eastAsia="宋体"/>
+                <w:b w:val="0"/>
+                <w:sz w:val="21"/>
+              </w:rPr>
+              <w:t xml:space="preserve">下单报「缺少请求头 X-User-Id」</w:t>
+            </w:r>
+          </w:p>
+        </w:tc>
+        <w:tc>
+          <w:tcPr>
+            <w:tcW w:type="dxa" w:w="3004"/>
+          </w:tcPr>
+          <w:p>
+            <w:pPr>
+              <w:jc w:val="left"/>
+              <w:spacing w:before="30" w:after="30" w:line="240" w:lineRule="auto"/>
+              <w:ind w:firstLineChars="0" w:firstLine="0"/>
+            </w:pPr>
+            <w:r>
+              <w:rPr>
+                <w:rFonts w:ascii="Times New Roman" w:hAnsi="Times New Roman" w:eastAsia="宋体"/>
+                <w:b w:val="0"/>
+                <w:sz w:val="21"/>
+              </w:rPr>
+              <w:t xml:space="preserve">order 调 user 查地址时未传该头</w:t>
+            </w:r>
+          </w:p>
+        </w:tc>
+        <w:tc>
+          <w:tcPr>
+            <w:tcW w:type="dxa" w:w="2644"/>
+          </w:tcPr>
+          <w:p>
+            <w:pPr>
+              <w:jc w:val="left"/>
+              <w:spacing w:before="30" w:after="30" w:line="240" w:lineRule="auto"/>
+              <w:ind w:firstLineChars="0" w:firstLine="0"/>
+            </w:pPr>
+            <w:r>
+              <w:rPr>
+                <w:rFonts w:ascii="Times New Roman" w:hAnsi="Times New Roman" w:eastAsia="宋体"/>
+                <w:b w:val="0"/>
+                <w:sz w:val="21"/>
+              </w:rPr>
+              <w:t xml:space="preserve">补传请求头</w:t>
+            </w:r>
+          </w:p>
+        </w:tc>
+      </w:tr>
+      <w:tr>
+        <w:trPr>
+          <w:cantSplit/>
+        </w:trPr>
+        <w:tc>
+          <w:tcPr>
+            <w:tcW w:type="dxa" w:w="765"/>
+          </w:tcPr>
+          <w:p>
+            <w:pPr>
+              <w:jc w:val="center"/>
+              <w:spacing w:before="30" w:after="30" w:line="240" w:lineRule="auto"/>
+              <w:ind w:firstLineChars="0" w:firstLine="0"/>
+            </w:pPr>
+            <w:r>
+              <w:rPr>
+                <w:rFonts w:ascii="Times New Roman" w:hAnsi="Times New Roman" w:eastAsia="宋体"/>
+                <w:b w:val="0"/>
+                <w:sz w:val="21"/>
+              </w:rPr>
+              <w:t xml:space="preserve">6</w:t>
+            </w:r>
+          </w:p>
+        </w:tc>
+        <w:tc>
+          <w:tcPr>
+            <w:tcW w:type="dxa" w:w="2442"/>
+          </w:tcPr>
+          <w:p>
+            <w:pPr>
+              <w:jc w:val="left"/>
+              <w:spacing w:before="30" w:after="30" w:line="240" w:lineRule="auto"/>
+              <w:ind w:firstLineChars="0" w:firstLine="0"/>
+            </w:pPr>
+            <w:r>
+              <w:rPr>
+                <w:rFonts w:ascii="Times New Roman" w:hAnsi="Times New Roman" w:eastAsia="宋体"/>
+                <w:b w:val="0"/>
+                <w:sz w:val="21"/>
+              </w:rPr>
+              <w:t xml:space="preserve">店铺停用后商品仍可下单</w:t>
+            </w:r>
+          </w:p>
+        </w:tc>
+        <w:tc>
+          <w:tcPr>
+            <w:tcW w:type="dxa" w:w="3004"/>
+          </w:tcPr>
+          <w:p>
+            <w:pPr>
+              <w:jc w:val="left"/>
+              <w:spacing w:before="30" w:after="30" w:line="240" w:lineRule="auto"/>
+              <w:ind w:firstLineChars="0" w:firstLine="0"/>
+            </w:pPr>
+            <w:r>
+              <w:rPr>
+                <w:rFonts w:ascii="Times New Roman" w:hAnsi="Times New Roman" w:eastAsia="宋体"/>
+                <w:b w:val="0"/>
+                <w:sz w:val="21"/>
+              </w:rPr>
+              <w:t xml:space="preserve">只改了店铺状态，商品状态没跟着变</w:t>
+            </w:r>
+          </w:p>
+        </w:tc>
+        <w:tc>
+          <w:tcPr>
+            <w:tcW w:type="dxa" w:w="2644"/>
+          </w:tcPr>
+          <w:p>
+            <w:pPr>
+              <w:jc w:val="left"/>
+              <w:spacing w:before="30" w:after="30" w:line="240" w:lineRule="auto"/>
+              <w:ind w:firstLineChars="0" w:firstLine="0"/>
+            </w:pPr>
+            <w:r>
+              <w:rPr>
+                <w:rFonts w:ascii="Times New Roman" w:hAnsi="Times New Roman" w:eastAsia="宋体"/>
+                <w:b w:val="0"/>
+                <w:sz w:val="21"/>
+              </w:rPr>
+              <w:t xml:space="preserve">停用同步商品状态 + 下单时 </w:t>
+            </w:r>
+            <w:r>
+              <w:rPr>
+                <w:rFonts w:ascii="Times New Roman" w:cs="Consolas" w:eastAsia="宋体" w:hAnsi="Times New Roman"/>
+                <w:b w:val="0"/>
+                <w:sz w:val="21"/>
+              </w:rPr>
+              <w:t xml:space="preserve">shopActive</w:t>
+            </w:r>
+            <w:r>
+              <w:rPr>
+                <w:rFonts w:ascii="Times New Roman" w:hAnsi="Times New Roman" w:eastAsia="宋体"/>
+                <w:b w:val="0"/>
+                <w:sz w:val="21"/>
+              </w:rPr>
+              <w:t xml:space="preserve"> 兜底</w:t>
+            </w:r>
+          </w:p>
+        </w:tc>
+      </w:tr>
+      <w:tr>
+        <w:trPr>
+          <w:cantSplit/>
+        </w:trPr>
+        <w:tc>
+          <w:tcPr>
+            <w:tcW w:type="dxa" w:w="765"/>
+          </w:tcPr>
+          <w:p>
+            <w:pPr>
+              <w:jc w:val="center"/>
+              <w:spacing w:before="30" w:after="30" w:line="240" w:lineRule="auto"/>
+              <w:ind w:firstLineChars="0" w:firstLine="0"/>
+            </w:pPr>
+            <w:r>
+              <w:rPr>
+                <w:rFonts w:ascii="Times New Roman" w:hAnsi="Times New Roman" w:eastAsia="宋体"/>
+                <w:b w:val="0"/>
+                <w:sz w:val="21"/>
+              </w:rPr>
+              <w:t xml:space="preserve">7</w:t>
+            </w:r>
+          </w:p>
+        </w:tc>
+        <w:tc>
+          <w:tcPr>
+            <w:tcW w:type="dxa" w:w="2442"/>
+          </w:tcPr>
+          <w:p>
+            <w:pPr>
+              <w:jc w:val="left"/>
+              <w:spacing w:before="30" w:after="30" w:line="240" w:lineRule="auto"/>
+              <w:ind w:firstLineChars="0" w:firstLine="0"/>
+            </w:pPr>
+            <w:r>
+              <w:rPr>
+                <w:rFonts w:ascii="Times New Roman" w:hAnsi="Times New Roman" w:eastAsia="宋体"/>
+                <w:b w:val="0"/>
+                <w:sz w:val="21"/>
+              </w:rPr>
+              <w:t xml:space="preserve">带 </w:t>
+            </w:r>
+            <w:r>
+              <w:rPr>
+                <w:rFonts w:ascii="Times New Roman" w:cs="Consolas" w:eastAsia="宋体" w:hAnsi="Times New Roman"/>
+                <w:b w:val="0"/>
+                <w:sz w:val="21"/>
+              </w:rPr>
+              <w:t xml:space="preserve">?page=2</w:t>
+            </w:r>
+            <w:r>
+              <w:rPr>
+                <w:rFonts w:ascii="Times New Roman" w:hAnsi="Times New Roman" w:eastAsia="宋体"/>
+                <w:b w:val="0"/>
+                <w:sz w:val="21"/>
+              </w:rPr>
+              <w:t xml:space="preserve"> 打开搜索页被重置回首页</w:t>
+            </w:r>
+          </w:p>
+        </w:tc>
+        <w:tc>
+          <w:tcPr>
+            <w:tcW w:type="dxa" w:w="3004"/>
+          </w:tcPr>
+          <w:p>
+            <w:pPr>
+              <w:jc w:val="left"/>
+              <w:spacing w:before="30" w:after="30" w:line="240" w:lineRule="auto"/>
+              <w:ind w:firstLineChars="0" w:firstLine="0"/>
+            </w:pPr>
+            <w:r>
+              <w:rPr>
+                <w:rFonts w:ascii="Times New Roman" w:hAnsi="Times New Roman" w:eastAsia="宋体"/>
+                <w:b w:val="0"/>
+                <w:sz w:val="21"/>
+              </w:rPr>
+              <w:t xml:space="preserve">初始化时先注册监听后读 query，防抖把页码清了</w:t>
+            </w:r>
+          </w:p>
+        </w:tc>
+        <w:tc>
+          <w:tcPr>
+            <w:tcW w:type="dxa" w:w="2644"/>
+          </w:tcPr>
+          <w:p>
+            <w:pPr>
+              <w:jc w:val="left"/>
+              <w:spacing w:before="30" w:after="30" w:line="240" w:lineRule="auto"/>
+              <w:ind w:firstLineChars="0" w:firstLine="0"/>
+            </w:pPr>
+            <w:r>
+              <w:rPr>
+                <w:rFonts w:ascii="Times New Roman" w:hAnsi="Times New Roman" w:eastAsia="宋体"/>
+                <w:b w:val="0"/>
+                <w:sz w:val="21"/>
+              </w:rPr>
+              <w:t xml:space="preserve">调换初始化顺序</w:t>
+            </w:r>
+          </w:p>
+        </w:tc>
+      </w:tr>
+      <w:tr>
+        <w:trPr>
+          <w:cantSplit/>
+        </w:trPr>
+        <w:tc>
+          <w:tcPr>
+            <w:tcW w:type="dxa" w:w="765"/>
+          </w:tcPr>
+          <w:p>
+            <w:pPr>
+              <w:jc w:val="center"/>
+              <w:spacing w:before="30" w:after="30" w:line="240" w:lineRule="auto"/>
+              <w:ind w:firstLineChars="0" w:firstLine="0"/>
+            </w:pPr>
+            <w:r>
+              <w:rPr>
+                <w:rFonts w:ascii="Times New Roman" w:hAnsi="Times New Roman" w:eastAsia="宋体"/>
+                <w:b w:val="0"/>
+                <w:sz w:val="21"/>
+              </w:rPr>
+              <w:t xml:space="preserve">8</w:t>
+            </w:r>
+          </w:p>
+        </w:tc>
+        <w:tc>
+          <w:tcPr>
+            <w:tcW w:type="dxa" w:w="2442"/>
+          </w:tcPr>
+          <w:p>
+            <w:pPr>
+              <w:jc w:val="left"/>
+              <w:spacing w:before="30" w:after="30" w:line="240" w:lineRule="auto"/>
+              <w:ind w:firstLineChars="0" w:firstLine="0"/>
+            </w:pPr>
+            <w:r>
+              <w:rPr>
+                <w:rFonts w:ascii="Times New Roman" w:hAnsi="Times New Roman" w:eastAsia="宋体"/>
+                <w:b w:val="0"/>
+                <w:sz w:val="21"/>
+              </w:rPr>
+              <w:t xml:space="preserve">收藏夹里已下架商品整条消失</w:t>
+            </w:r>
+          </w:p>
+        </w:tc>
+        <w:tc>
+          <w:tcPr>
+            <w:tcW w:type="dxa" w:w="3004"/>
+          </w:tcPr>
+          <w:p>
+            <w:pPr>
+              <w:jc w:val="left"/>
+              <w:spacing w:before="30" w:after="30" w:line="240" w:lineRule="auto"/>
+              <w:ind w:firstLineChars="0" w:firstLine="0"/>
+            </w:pPr>
+            <w:r>
+              <w:rPr>
+                <w:rFonts w:ascii="Times New Roman" w:hAnsi="Times New Roman" w:eastAsia="宋体"/>
+                <w:b w:val="0"/>
+                <w:sz w:val="21"/>
+              </w:rPr>
+              <w:t xml:space="preserve">批量查询接口沿用「只返回在售」的过滤</w:t>
+            </w:r>
+          </w:p>
+        </w:tc>
+        <w:tc>
+          <w:tcPr>
+            <w:tcW w:type="dxa" w:w="2644"/>
+          </w:tcPr>
+          <w:p>
+            <w:pPr>
+              <w:jc w:val="left"/>
+              <w:spacing w:before="30" w:after="30" w:line="240" w:lineRule="auto"/>
+              <w:ind w:firstLineChars="0" w:firstLine="0"/>
+            </w:pPr>
+            <w:r>
+              <w:rPr>
+                <w:rFonts w:ascii="Times New Roman" w:hAnsi="Times New Roman" w:eastAsia="宋体"/>
+                <w:b w:val="0"/>
+                <w:sz w:val="21"/>
+              </w:rPr>
+              <w:t xml:space="preserve">新增 </w:t>
+            </w:r>
+            <w:r>
+              <w:rPr>
+                <w:rFonts w:ascii="Times New Roman" w:cs="Consolas" w:eastAsia="宋体" w:hAnsi="Times New Roman"/>
+                <w:b w:val="0"/>
+                <w:sz w:val="21"/>
+              </w:rPr>
+              <w:t xml:space="preserve">batch</w:t>
+            </w:r>
+            <w:r>
+              <w:rPr>
+                <w:rFonts w:ascii="Times New Roman" w:hAnsi="Times New Roman" w:eastAsia="宋体"/>
+                <w:b w:val="0"/>
+                <w:sz w:val="21"/>
+              </w:rPr>
+              <w:t xml:space="preserve"> 接口不按状态过滤，由前端标注失效原因</w:t>
             </w:r>
           </w:p>
         </w:tc>
       </w:tr>
     </w:tbl>
+    <w:p>
+      <w:pPr>
+        <w:spacing w:line="360" w:lineRule="auto"/>
+        <w:ind w:firstLine="480"/>
+        <w:jc w:val="both"/>
+      </w:pPr>
+      <w:r>
+        <w:rPr>
+          <w:rFonts w:ascii="Times New Roman" w:hAnsi="Times New Roman" w:eastAsia="宋体"/>
+          <w:b/>
+          <w:bCs/>
+          <w:sz w:val="24"/>
+        </w:rPr>
+        <w:t xml:space="preserve">共同点</w:t>
+      </w:r>
+      <w:r>
+        <w:rPr>
+          <w:rFonts w:ascii="Times New Roman" w:hAnsi="Times New Roman" w:eastAsia="宋体"/>
+          <w:sz w:val="24"/>
+        </w:rPr>
+        <w:t xml:space="preserve">：这些问题代码「看起来都对」，只有真正跑起来才发现。其中 2、4、6 是链路级缺陷，单看某一层完全正常。</w:t>
+      </w:r>
+    </w:p>
+    <w:p>
+      <w:pPr>
+        <w:pBdr>
+          <w:bottom w:val="single" w:color="BFBFBF" w:sz="6" w:space="1"/>
+        </w:pBdr>
+      </w:pPr>
+    </w:p>
     <w:p>
       <w:pPr>
         <w:pStyle w:val="Heading2"/>
@@ -5493,7 +7188,7 @@
           <w:b w:val="0"/>
           <w:sz w:val="28"/>
         </w:rPr>
-        <w:t xml:space="preserve">6. 原型访问方式</w:t>
+        <w:t xml:space="preserve">5. 运行验证</w:t>
       </w:r>
     </w:p>
     <w:p>
@@ -5504,51 +7199,896 @@
       </w:pPr>
       <w:r>
         <w:rPr>
-          <w:rFonts w:ascii="Times New Roman" w:cs="Consolas" w:eastAsia="宋体" w:hAnsi="Times New Roman"/>
-          <w:sz w:val="24"/>
-          <w:szCs w:val="21"/>
-        </w:rPr>
-        <w:t xml:space="preserve">cd src\scripts</w:t>
-      </w:r>
-      <w:r>
-        <w:rPr>
-          <w:rFonts w:ascii="Times New Roman" w:cs="Consolas" w:eastAsia="宋体" w:hAnsi="Times New Roman"/>
-          <w:sz w:val="24"/>
-          <w:szCs w:val="21"/>
-        </w:rPr>
-        <w:br/>
-      </w:r>
-      <w:r>
-        <w:rPr>
-          <w:rFonts w:ascii="Times New Roman" w:cs="Consolas" w:eastAsia="宋体" w:hAnsi="Times New Roman"/>
-          <w:sz w:val="24"/>
-          <w:szCs w:val="21"/>
-        </w:rPr>
-        <w:t xml:space="preserve">dev.bat start      :: 启动 Nacos + 六个服务</w:t>
-      </w:r>
-      <w:r>
-        <w:rPr>
-          <w:rFonts w:ascii="Times New Roman" w:cs="Consolas" w:eastAsia="宋体" w:hAnsi="Times New Roman"/>
-          <w:sz w:val="24"/>
-          <w:szCs w:val="21"/>
-        </w:rPr>
-        <w:br/>
-      </w:r>
-      <w:r>
-        <w:rPr>
-          <w:rFonts w:ascii="Times New Roman" w:cs="Consolas" w:eastAsia="宋体" w:hAnsi="Times New Roman"/>
-          <w:sz w:val="24"/>
-          <w:szCs w:val="21"/>
-        </w:rPr>
-        <w:t xml:space="preserve">dev.bat status     :: 查看端口与注册状态</w:t>
-      </w:r>
-      <w:r>
-        <w:rPr>
-          <w:rFonts w:ascii="Times New Roman" w:cs="Consolas" w:eastAsia="宋体" w:hAnsi="Times New Roman"/>
-          <w:sz w:val="24"/>
-          <w:szCs w:val="21"/>
-        </w:rPr>
-        <w:br/>
+          <w:rFonts w:ascii="Times New Roman" w:hAnsi="Times New Roman" w:eastAsia="宋体"/>
+          <w:sz w:val="24"/>
+        </w:rPr>
+        <w:t xml:space="preserve">本地环境启动 Nacos + MySQL + 六个 JVM 进程 + 前端，跑通完整链路：</w:t>
+      </w:r>
+    </w:p>
+    <w:p>
+      <w:pPr>
+        <w:spacing w:before="120" w:after="60" w:line="276" w:lineRule="auto"/>
+        <w:ind w:left="480" w:firstLine="0"/>
+        <w:jc w:val="center"/>
+      </w:pPr>
+      <w:r>
+        <w:rPr>
+          <w:rFonts w:ascii="Times New Roman" w:hAnsi="Times New Roman" w:eastAsia="宋体"/>
+          <w:b/>
+          <w:sz w:val="24"/>
+        </w:rPr>
+        <w:t>表 3-6 完整链路运行验证</w:t>
+      </w:r>
+    </w:p>
+    <w:tbl>
+      <w:tblPr>
+        <w:tblW w:type="dxa" w:w="8855"/>
+        <w:jc w:val="center"/>
+        <w:tblLayout w:type="fixed"/>
+        <w:tblBorders>
+          <w:top w:val="single" w:sz="12" w:color="000000" w:space="0"/>
+          <w:bottom w:val="single" w:sz="12" w:color="000000" w:space="0"/>
+          <w:left w:val="none" w:sz="0" w:space="0"/>
+          <w:right w:val="none" w:sz="0" w:space="0"/>
+          <w:insideH w:val="none" w:sz="0" w:space="0"/>
+          <w:insideV w:val="none" w:sz="0" w:space="0"/>
+        </w:tblBorders>
+      </w:tblPr>
+      <w:tblGrid>
+        <w:gridCol w:w="1389"/>
+        <w:gridCol w:w="1086"/>
+        <w:gridCol w:w="6378"/>
+      </w:tblGrid>
+      <w:tr>
+        <w:trPr>
+          <w:cantSplit/>
+          <w:tblHeader/>
+        </w:trPr>
+        <w:tc>
+          <w:tcPr>
+            <w:tcW w:type="dxa" w:w="1390"/>
+            <w:shd w:fill="F2F2F2" w:val="clear"/>
+            <w:tcBorders>
+              <w:bottom w:val="single" w:sz="6" w:space="0" w:color="000000"/>
+            </w:tcBorders>
+          </w:tcPr>
+          <w:p>
+            <w:pPr>
+              <w:keepNext/>
+              <w:jc w:val="center"/>
+              <w:spacing w:before="30" w:after="30" w:line="240" w:lineRule="auto"/>
+              <w:ind w:firstLineChars="0" w:firstLine="0"/>
+            </w:pPr>
+            <w:r>
+              <w:rPr>
+                <w:rFonts w:ascii="Times New Roman" w:hAnsi="Times New Roman" w:eastAsia="宋体"/>
+                <w:b/>
+                <w:bCs/>
+                <w:sz w:val="21"/>
+              </w:rPr>
+              <w:t xml:space="preserve">环节</w:t>
+            </w:r>
+          </w:p>
+        </w:tc>
+        <w:tc>
+          <w:tcPr>
+            <w:tcW w:type="dxa" w:w="1086"/>
+            <w:shd w:fill="F2F2F2" w:val="clear"/>
+            <w:tcBorders>
+              <w:bottom w:val="single" w:sz="6" w:space="0" w:color="000000"/>
+            </w:tcBorders>
+          </w:tcPr>
+          <w:p>
+            <w:pPr>
+              <w:keepNext/>
+              <w:jc w:val="left"/>
+              <w:spacing w:before="30" w:after="30" w:line="240" w:lineRule="auto"/>
+              <w:ind w:firstLineChars="0" w:firstLine="0"/>
+            </w:pPr>
+            <w:r>
+              <w:rPr>
+                <w:rFonts w:ascii="Times New Roman" w:hAnsi="Times New Roman" w:eastAsia="宋体"/>
+                <w:b/>
+                <w:bCs/>
+                <w:sz w:val="21"/>
+              </w:rPr>
+              <w:t xml:space="preserve">结果</w:t>
+            </w:r>
+          </w:p>
+        </w:tc>
+        <w:tc>
+          <w:tcPr>
+            <w:tcW w:type="dxa" w:w="6379"/>
+            <w:shd w:fill="F2F2F2" w:val="clear"/>
+            <w:tcBorders>
+              <w:bottom w:val="single" w:sz="6" w:space="0" w:color="000000"/>
+            </w:tcBorders>
+          </w:tcPr>
+          <w:p>
+            <w:pPr>
+              <w:keepNext/>
+              <w:jc w:val="left"/>
+              <w:spacing w:before="30" w:after="30" w:line="240" w:lineRule="auto"/>
+              <w:ind w:firstLineChars="0" w:firstLine="0"/>
+            </w:pPr>
+            <w:r>
+              <w:rPr>
+                <w:rFonts w:ascii="Times New Roman" w:hAnsi="Times New Roman" w:eastAsia="宋体"/>
+                <w:b/>
+                <w:bCs/>
+                <w:sz w:val="21"/>
+              </w:rPr>
+              <w:t xml:space="preserve">证据</w:t>
+            </w:r>
+          </w:p>
+        </w:tc>
+      </w:tr>
+      <w:tr>
+        <w:trPr>
+          <w:cantSplit/>
+        </w:trPr>
+        <w:tc>
+          <w:tcPr>
+            <w:tcW w:type="dxa" w:w="1390"/>
+          </w:tcPr>
+          <w:p>
+            <w:pPr>
+              <w:jc w:val="center"/>
+              <w:spacing w:before="30" w:after="30" w:line="240" w:lineRule="auto"/>
+              <w:ind w:firstLineChars="0" w:firstLine="0"/>
+            </w:pPr>
+            <w:r>
+              <w:rPr>
+                <w:rFonts w:ascii="Times New Roman" w:hAnsi="Times New Roman" w:eastAsia="宋体"/>
+                <w:b w:val="0"/>
+                <w:sz w:val="21"/>
+              </w:rPr>
+              <w:t xml:space="preserve">注册登录</w:t>
+            </w:r>
+          </w:p>
+        </w:tc>
+        <w:tc>
+          <w:tcPr>
+            <w:tcW w:type="dxa" w:w="1086"/>
+          </w:tcPr>
+          <w:p>
+            <w:pPr>
+              <w:jc w:val="left"/>
+              <w:spacing w:before="30" w:after="30" w:line="240" w:lineRule="auto"/>
+              <w:ind w:firstLineChars="0" w:firstLine="0"/>
+            </w:pPr>
+            <w:r>
+              <w:rPr>
+                <w:rFonts w:ascii="Times New Roman" w:hAnsi="Times New Roman" w:eastAsia="宋体"/>
+                <w:b w:val="0"/>
+                <w:sz w:val="21"/>
+              </w:rPr>
+              <w:t xml:space="preserve">通过</w:t>
+            </w:r>
+          </w:p>
+        </w:tc>
+        <w:tc>
+          <w:tcPr>
+            <w:tcW w:type="dxa" w:w="6379"/>
+          </w:tcPr>
+          <w:p>
+            <w:pPr>
+              <w:jc w:val="left"/>
+              <w:spacing w:before="30" w:after="30" w:line="240" w:lineRule="auto"/>
+              <w:ind w:firstLineChars="0" w:firstLine="0"/>
+            </w:pPr>
+            <w:r>
+              <w:rPr>
+                <w:rFonts w:ascii="Times New Roman" w:hAnsi="Times New Roman" w:eastAsia="宋体"/>
+                <w:b w:val="0"/>
+                <w:sz w:val="21"/>
+              </w:rPr>
+              <w:t xml:space="preserve">JWT 签发与校验正常</w:t>
+            </w:r>
+          </w:p>
+        </w:tc>
+      </w:tr>
+      <w:tr>
+        <w:trPr>
+          <w:cantSplit/>
+        </w:trPr>
+        <w:tc>
+          <w:tcPr>
+            <w:tcW w:type="dxa" w:w="1390"/>
+          </w:tcPr>
+          <w:p>
+            <w:pPr>
+              <w:jc w:val="center"/>
+              <w:spacing w:before="30" w:after="30" w:line="240" w:lineRule="auto"/>
+              <w:ind w:firstLineChars="0" w:firstLine="0"/>
+            </w:pPr>
+            <w:r>
+              <w:rPr>
+                <w:rFonts w:ascii="Times New Roman" w:hAnsi="Times New Roman" w:eastAsia="宋体"/>
+                <w:b w:val="0"/>
+                <w:sz w:val="21"/>
+              </w:rPr>
+              <w:t xml:space="preserve">加购</w:t>
+            </w:r>
+          </w:p>
+        </w:tc>
+        <w:tc>
+          <w:tcPr>
+            <w:tcW w:type="dxa" w:w="1086"/>
+          </w:tcPr>
+          <w:p>
+            <w:pPr>
+              <w:jc w:val="left"/>
+              <w:spacing w:before="30" w:after="30" w:line="240" w:lineRule="auto"/>
+              <w:ind w:firstLineChars="0" w:firstLine="0"/>
+            </w:pPr>
+            <w:r>
+              <w:rPr>
+                <w:rFonts w:ascii="Times New Roman" w:hAnsi="Times New Roman" w:eastAsia="宋体"/>
+                <w:b w:val="0"/>
+                <w:sz w:val="21"/>
+              </w:rPr>
+              <w:t xml:space="preserve">通过</w:t>
+            </w:r>
+          </w:p>
+        </w:tc>
+        <w:tc>
+          <w:tcPr>
+            <w:tcW w:type="dxa" w:w="6379"/>
+          </w:tcPr>
+          <w:p>
+            <w:pPr>
+              <w:jc w:val="left"/>
+              <w:spacing w:before="30" w:after="30" w:line="240" w:lineRule="auto"/>
+              <w:ind w:firstLineChars="0" w:firstLine="0"/>
+            </w:pPr>
+            <w:r>
+              <w:rPr>
+                <w:rFonts w:ascii="Times New Roman" w:hAnsi="Times New Roman" w:eastAsia="宋体"/>
+                <w:b w:val="0"/>
+                <w:sz w:val="21"/>
+              </w:rPr>
+              <w:t xml:space="preserve">购物车显示 3 件、¥177.00</w:t>
+            </w:r>
+          </w:p>
+        </w:tc>
+      </w:tr>
+      <w:tr>
+        <w:trPr>
+          <w:cantSplit/>
+        </w:trPr>
+        <w:tc>
+          <w:tcPr>
+            <w:tcW w:type="dxa" w:w="1390"/>
+          </w:tcPr>
+          <w:p>
+            <w:pPr>
+              <w:jc w:val="center"/>
+              <w:spacing w:before="30" w:after="30" w:line="240" w:lineRule="auto"/>
+              <w:ind w:firstLineChars="0" w:firstLine="0"/>
+            </w:pPr>
+            <w:r>
+              <w:rPr>
+                <w:rFonts w:ascii="Times New Roman" w:hAnsi="Times New Roman" w:eastAsia="宋体"/>
+                <w:b w:val="0"/>
+                <w:sz w:val="21"/>
+              </w:rPr>
+              <w:t xml:space="preserve">下单</w:t>
+            </w:r>
+          </w:p>
+        </w:tc>
+        <w:tc>
+          <w:tcPr>
+            <w:tcW w:type="dxa" w:w="1086"/>
+          </w:tcPr>
+          <w:p>
+            <w:pPr>
+              <w:jc w:val="left"/>
+              <w:spacing w:before="30" w:after="30" w:line="240" w:lineRule="auto"/>
+              <w:ind w:firstLineChars="0" w:firstLine="0"/>
+            </w:pPr>
+            <w:r>
+              <w:rPr>
+                <w:rFonts w:ascii="Times New Roman" w:hAnsi="Times New Roman" w:eastAsia="宋体"/>
+                <w:b w:val="0"/>
+                <w:sz w:val="21"/>
+              </w:rPr>
+              <w:t xml:space="preserve">通过</w:t>
+            </w:r>
+          </w:p>
+        </w:tc>
+        <w:tc>
+          <w:tcPr>
+            <w:tcW w:type="dxa" w:w="6379"/>
+          </w:tcPr>
+          <w:p>
+            <w:pPr>
+              <w:jc w:val="left"/>
+              <w:spacing w:before="30" w:after="30" w:line="240" w:lineRule="auto"/>
+              <w:ind w:firstLineChars="0" w:firstLine="0"/>
+            </w:pPr>
+            <w:r>
+              <w:rPr>
+                <w:rFonts w:ascii="Times New Roman" w:hAnsi="Times New Roman" w:eastAsia="宋体"/>
+                <w:b w:val="0"/>
+                <w:sz w:val="21"/>
+              </w:rPr>
+              <w:t xml:space="preserve">订单 20261027202933769688，库存预占</w:t>
+            </w:r>
+          </w:p>
+        </w:tc>
+      </w:tr>
+      <w:tr>
+        <w:trPr>
+          <w:cantSplit/>
+        </w:trPr>
+        <w:tc>
+          <w:tcPr>
+            <w:tcW w:type="dxa" w:w="1390"/>
+          </w:tcPr>
+          <w:p>
+            <w:pPr>
+              <w:jc w:val="center"/>
+              <w:spacing w:before="30" w:after="30" w:line="240" w:lineRule="auto"/>
+              <w:ind w:firstLineChars="0" w:firstLine="0"/>
+            </w:pPr>
+            <w:r>
+              <w:rPr>
+                <w:rFonts w:ascii="Times New Roman" w:hAnsi="Times New Roman" w:eastAsia="宋体"/>
+                <w:b w:val="0"/>
+                <w:sz w:val="21"/>
+              </w:rPr>
+              <w:t xml:space="preserve">支付</w:t>
+            </w:r>
+          </w:p>
+        </w:tc>
+        <w:tc>
+          <w:tcPr>
+            <w:tcW w:type="dxa" w:w="1086"/>
+          </w:tcPr>
+          <w:p>
+            <w:pPr>
+              <w:jc w:val="left"/>
+              <w:spacing w:before="30" w:after="30" w:line="240" w:lineRule="auto"/>
+              <w:ind w:firstLineChars="0" w:firstLine="0"/>
+            </w:pPr>
+            <w:r>
+              <w:rPr>
+                <w:rFonts w:ascii="Times New Roman" w:hAnsi="Times New Roman" w:eastAsia="宋体"/>
+                <w:b w:val="0"/>
+                <w:sz w:val="21"/>
+              </w:rPr>
+              <w:t xml:space="preserve">通过</w:t>
+            </w:r>
+          </w:p>
+        </w:tc>
+        <w:tc>
+          <w:tcPr>
+            <w:tcW w:type="dxa" w:w="6379"/>
+          </w:tcPr>
+          <w:p>
+            <w:pPr>
+              <w:jc w:val="left"/>
+              <w:spacing w:before="30" w:after="30" w:line="240" w:lineRule="auto"/>
+              <w:ind w:firstLineChars="0" w:firstLine="0"/>
+            </w:pPr>
+            <w:r>
+              <w:rPr>
+                <w:rFonts w:ascii="Times New Roman" w:hAnsi="Times New Roman" w:eastAsia="宋体"/>
+                <w:b w:val="0"/>
+                <w:sz w:val="21"/>
+              </w:rPr>
+              <w:t xml:space="preserve">支付单创建、MOCK 回调成功</w:t>
+            </w:r>
+          </w:p>
+        </w:tc>
+      </w:tr>
+      <w:tr>
+        <w:trPr>
+          <w:cantSplit/>
+        </w:trPr>
+        <w:tc>
+          <w:tcPr>
+            <w:tcW w:type="dxa" w:w="1390"/>
+          </w:tcPr>
+          <w:p>
+            <w:pPr>
+              <w:jc w:val="center"/>
+              <w:spacing w:before="30" w:after="30" w:line="240" w:lineRule="auto"/>
+              <w:ind w:firstLineChars="0" w:firstLine="0"/>
+            </w:pPr>
+            <w:r>
+              <w:rPr>
+                <w:rFonts w:ascii="Times New Roman" w:hAnsi="Times New Roman" w:eastAsia="宋体"/>
+                <w:b w:val="0"/>
+                <w:sz w:val="21"/>
+              </w:rPr>
+              <w:t xml:space="preserve">状态联动</w:t>
+            </w:r>
+          </w:p>
+        </w:tc>
+        <w:tc>
+          <w:tcPr>
+            <w:tcW w:type="dxa" w:w="1086"/>
+          </w:tcPr>
+          <w:p>
+            <w:pPr>
+              <w:jc w:val="left"/>
+              <w:spacing w:before="30" w:after="30" w:line="240" w:lineRule="auto"/>
+              <w:ind w:firstLineChars="0" w:firstLine="0"/>
+            </w:pPr>
+            <w:r>
+              <w:rPr>
+                <w:rFonts w:ascii="Times New Roman" w:hAnsi="Times New Roman" w:eastAsia="宋体"/>
+                <w:b w:val="0"/>
+                <w:sz w:val="21"/>
+              </w:rPr>
+              <w:t xml:space="preserve">通过</w:t>
+            </w:r>
+          </w:p>
+        </w:tc>
+        <w:tc>
+          <w:tcPr>
+            <w:tcW w:type="dxa" w:w="6379"/>
+          </w:tcPr>
+          <w:p>
+            <w:pPr>
+              <w:jc w:val="left"/>
+              <w:spacing w:before="30" w:after="30" w:line="240" w:lineRule="auto"/>
+              <w:ind w:firstLineChars="0" w:firstLine="0"/>
+            </w:pPr>
+            <w:r>
+              <w:rPr>
+                <w:rFonts w:ascii="Times New Roman" w:hAnsi="Times New Roman" w:eastAsia="宋体"/>
+                <w:b w:val="0"/>
+                <w:sz w:val="21"/>
+              </w:rPr>
+              <w:t xml:space="preserve">订单 PENDING_PAYMENT → PAID</w:t>
+            </w:r>
+          </w:p>
+        </w:tc>
+      </w:tr>
+      <w:tr>
+        <w:trPr>
+          <w:cantSplit/>
+        </w:trPr>
+        <w:tc>
+          <w:tcPr>
+            <w:tcW w:type="dxa" w:w="1390"/>
+          </w:tcPr>
+          <w:p>
+            <w:pPr>
+              <w:jc w:val="center"/>
+              <w:spacing w:before="30" w:after="30" w:line="240" w:lineRule="auto"/>
+              <w:ind w:firstLineChars="0" w:firstLine="0"/>
+            </w:pPr>
+            <w:r>
+              <w:rPr>
+                <w:rFonts w:ascii="Times New Roman" w:hAnsi="Times New Roman" w:eastAsia="宋体"/>
+                <w:b w:val="0"/>
+                <w:sz w:val="21"/>
+              </w:rPr>
+              <w:t xml:space="preserve">库存联动</w:t>
+            </w:r>
+          </w:p>
+        </w:tc>
+        <w:tc>
+          <w:tcPr>
+            <w:tcW w:type="dxa" w:w="1086"/>
+          </w:tcPr>
+          <w:p>
+            <w:pPr>
+              <w:jc w:val="left"/>
+              <w:spacing w:before="30" w:after="30" w:line="240" w:lineRule="auto"/>
+              <w:ind w:firstLineChars="0" w:firstLine="0"/>
+            </w:pPr>
+            <w:r>
+              <w:rPr>
+                <w:rFonts w:ascii="Times New Roman" w:hAnsi="Times New Roman" w:eastAsia="宋体"/>
+                <w:b w:val="0"/>
+                <w:sz w:val="21"/>
+              </w:rPr>
+              <w:t xml:space="preserve">通过</w:t>
+            </w:r>
+          </w:p>
+        </w:tc>
+        <w:tc>
+          <w:tcPr>
+            <w:tcW w:type="dxa" w:w="6379"/>
+          </w:tcPr>
+          <w:p>
+            <w:pPr>
+              <w:jc w:val="left"/>
+              <w:spacing w:before="30" w:after="30" w:line="240" w:lineRule="auto"/>
+              <w:ind w:firstLineChars="0" w:firstLine="0"/>
+            </w:pPr>
+            <w:r>
+              <w:rPr>
+                <w:rFonts w:ascii="Times New Roman" w:hAnsi="Times New Roman" w:eastAsia="宋体"/>
+                <w:b w:val="0"/>
+                <w:sz w:val="21"/>
+              </w:rPr>
+              <w:t xml:space="preserve">可售 10 → 7，锁定归零</w:t>
+            </w:r>
+          </w:p>
+        </w:tc>
+      </w:tr>
+      <w:tr>
+        <w:trPr>
+          <w:cantSplit/>
+        </w:trPr>
+        <w:tc>
+          <w:tcPr>
+            <w:tcW w:type="dxa" w:w="1390"/>
+          </w:tcPr>
+          <w:p>
+            <w:pPr>
+              <w:jc w:val="center"/>
+              <w:spacing w:before="30" w:after="30" w:line="240" w:lineRule="auto"/>
+              <w:ind w:firstLineChars="0" w:firstLine="0"/>
+            </w:pPr>
+            <w:r>
+              <w:rPr>
+                <w:rFonts w:ascii="Times New Roman" w:hAnsi="Times New Roman" w:eastAsia="宋体"/>
+                <w:b w:val="0"/>
+                <w:sz w:val="21"/>
+              </w:rPr>
+              <w:t xml:space="preserve">退款</w:t>
+            </w:r>
+          </w:p>
+        </w:tc>
+        <w:tc>
+          <w:tcPr>
+            <w:tcW w:type="dxa" w:w="1086"/>
+          </w:tcPr>
+          <w:p>
+            <w:pPr>
+              <w:jc w:val="left"/>
+              <w:spacing w:before="30" w:after="30" w:line="240" w:lineRule="auto"/>
+              <w:ind w:firstLineChars="0" w:firstLine="0"/>
+            </w:pPr>
+            <w:r>
+              <w:rPr>
+                <w:rFonts w:ascii="Times New Roman" w:hAnsi="Times New Roman" w:eastAsia="宋体"/>
+                <w:b w:val="0"/>
+                <w:sz w:val="21"/>
+              </w:rPr>
+              <w:t xml:space="preserve">通过</w:t>
+            </w:r>
+          </w:p>
+        </w:tc>
+        <w:tc>
+          <w:tcPr>
+            <w:tcW w:type="dxa" w:w="6379"/>
+          </w:tcPr>
+          <w:p>
+            <w:pPr>
+              <w:jc w:val="left"/>
+              <w:spacing w:before="30" w:after="30" w:line="240" w:lineRule="auto"/>
+              <w:ind w:firstLineChars="0" w:firstLine="0"/>
+            </w:pPr>
+            <w:r>
+              <w:rPr>
+                <w:rFonts w:ascii="Times New Roman" w:hAnsi="Times New Roman" w:eastAsia="宋体"/>
+                <w:b w:val="0"/>
+                <w:sz w:val="21"/>
+              </w:rPr>
+              <w:t xml:space="preserve">全额退款后订单 → REFUNDED，库存回补</w:t>
+            </w:r>
+          </w:p>
+        </w:tc>
+      </w:tr>
+      <w:tr>
+        <w:trPr>
+          <w:cantSplit/>
+        </w:trPr>
+        <w:tc>
+          <w:tcPr>
+            <w:tcW w:type="dxa" w:w="1390"/>
+          </w:tcPr>
+          <w:p>
+            <w:pPr>
+              <w:jc w:val="center"/>
+              <w:spacing w:before="30" w:after="30" w:line="240" w:lineRule="auto"/>
+              <w:ind w:firstLineChars="0" w:firstLine="0"/>
+            </w:pPr>
+            <w:r>
+              <w:rPr>
+                <w:rFonts w:ascii="Times New Roman" w:hAnsi="Times New Roman" w:eastAsia="宋体"/>
+                <w:b w:val="0"/>
+                <w:sz w:val="21"/>
+              </w:rPr>
+              <w:t xml:space="preserve">角权隔离</w:t>
+            </w:r>
+          </w:p>
+        </w:tc>
+        <w:tc>
+          <w:tcPr>
+            <w:tcW w:type="dxa" w:w="1086"/>
+          </w:tcPr>
+          <w:p>
+            <w:pPr>
+              <w:jc w:val="left"/>
+              <w:spacing w:before="30" w:after="30" w:line="240" w:lineRule="auto"/>
+              <w:ind w:firstLineChars="0" w:firstLine="0"/>
+            </w:pPr>
+            <w:r>
+              <w:rPr>
+                <w:rFonts w:ascii="Times New Roman" w:hAnsi="Times New Roman" w:eastAsia="宋体"/>
+                <w:b w:val="0"/>
+                <w:sz w:val="21"/>
+              </w:rPr>
+              <w:t xml:space="preserve">通过</w:t>
+            </w:r>
+          </w:p>
+        </w:tc>
+        <w:tc>
+          <w:tcPr>
+            <w:tcW w:type="dxa" w:w="6379"/>
+          </w:tcPr>
+          <w:p>
+            <w:pPr>
+              <w:jc w:val="left"/>
+              <w:spacing w:before="30" w:after="30" w:line="240" w:lineRule="auto"/>
+              <w:ind w:firstLineChars="0" w:firstLine="0"/>
+            </w:pPr>
+            <w:r>
+              <w:rPr>
+                <w:rFonts w:ascii="Times New Roman" w:hAnsi="Times New Roman" w:eastAsia="宋体"/>
+                <w:b w:val="0"/>
+                <w:sz w:val="21"/>
+              </w:rPr>
+              <w:t xml:space="preserve">卖家只见自己的商品与退款，管理员全量</w:t>
+            </w:r>
+          </w:p>
+        </w:tc>
+      </w:tr>
+      <w:tr>
+        <w:trPr>
+          <w:cantSplit/>
+        </w:trPr>
+        <w:tc>
+          <w:tcPr>
+            <w:tcW w:type="dxa" w:w="1390"/>
+          </w:tcPr>
+          <w:p>
+            <w:pPr>
+              <w:jc w:val="center"/>
+              <w:spacing w:before="30" w:after="30" w:line="240" w:lineRule="auto"/>
+              <w:ind w:firstLineChars="0" w:firstLine="0"/>
+            </w:pPr>
+            <w:r>
+              <w:rPr>
+                <w:rFonts w:ascii="Times New Roman" w:hAnsi="Times New Roman" w:eastAsia="宋体"/>
+                <w:b w:val="0"/>
+                <w:sz w:val="21"/>
+              </w:rPr>
+              <w:t xml:space="preserve">店铺停用</w:t>
+            </w:r>
+          </w:p>
+        </w:tc>
+        <w:tc>
+          <w:tcPr>
+            <w:tcW w:type="dxa" w:w="1086"/>
+          </w:tcPr>
+          <w:p>
+            <w:pPr>
+              <w:jc w:val="left"/>
+              <w:spacing w:before="30" w:after="30" w:line="240" w:lineRule="auto"/>
+              <w:ind w:firstLineChars="0" w:firstLine="0"/>
+            </w:pPr>
+            <w:r>
+              <w:rPr>
+                <w:rFonts w:ascii="Times New Roman" w:hAnsi="Times New Roman" w:eastAsia="宋体"/>
+                <w:b w:val="0"/>
+                <w:sz w:val="21"/>
+              </w:rPr>
+              <w:t xml:space="preserve">通过</w:t>
+            </w:r>
+          </w:p>
+        </w:tc>
+        <w:tc>
+          <w:tcPr>
+            <w:tcW w:type="dxa" w:w="6379"/>
+          </w:tcPr>
+          <w:p>
+            <w:pPr>
+              <w:jc w:val="left"/>
+              <w:spacing w:before="30" w:after="30" w:line="240" w:lineRule="auto"/>
+              <w:ind w:firstLineChars="0" w:firstLine="0"/>
+            </w:pPr>
+            <w:r>
+              <w:rPr>
+                <w:rFonts w:ascii="Times New Roman" w:hAnsi="Times New Roman" w:eastAsia="宋体"/>
+                <w:b w:val="0"/>
+                <w:sz w:val="21"/>
+              </w:rPr>
+              <w:t xml:space="preserve">商品变 SUSPENDED，买家不可见、下单返回 30006；恢复后重新上架</w:t>
+            </w:r>
+          </w:p>
+        </w:tc>
+      </w:tr>
+      <w:tr>
+        <w:trPr>
+          <w:cantSplit/>
+        </w:trPr>
+        <w:tc>
+          <w:tcPr>
+            <w:tcW w:type="dxa" w:w="1390"/>
+          </w:tcPr>
+          <w:p>
+            <w:pPr>
+              <w:jc w:val="center"/>
+              <w:spacing w:before="30" w:after="30" w:line="240" w:lineRule="auto"/>
+              <w:ind w:firstLineChars="0" w:firstLine="0"/>
+            </w:pPr>
+            <w:r>
+              <w:rPr>
+                <w:rFonts w:ascii="Times New Roman" w:hAnsi="Times New Roman" w:eastAsia="宋体"/>
+                <w:b w:val="0"/>
+                <w:sz w:val="21"/>
+              </w:rPr>
+              <w:t xml:space="preserve">搜索组合筛选</w:t>
+            </w:r>
+          </w:p>
+        </w:tc>
+        <w:tc>
+          <w:tcPr>
+            <w:tcW w:type="dxa" w:w="1086"/>
+          </w:tcPr>
+          <w:p>
+            <w:pPr>
+              <w:jc w:val="left"/>
+              <w:spacing w:before="30" w:after="30" w:line="240" w:lineRule="auto"/>
+              <w:ind w:firstLineChars="0" w:firstLine="0"/>
+            </w:pPr>
+            <w:r>
+              <w:rPr>
+                <w:rFonts w:ascii="Times New Roman" w:hAnsi="Times New Roman" w:eastAsia="宋体"/>
+                <w:b w:val="0"/>
+                <w:sz w:val="21"/>
+              </w:rPr>
+              <w:t xml:space="preserve">通过</w:t>
+            </w:r>
+          </w:p>
+        </w:tc>
+        <w:tc>
+          <w:tcPr>
+            <w:tcW w:type="dxa" w:w="6379"/>
+          </w:tcPr>
+          <w:p>
+            <w:pPr>
+              <w:jc w:val="left"/>
+              <w:spacing w:before="30" w:after="30" w:line="240" w:lineRule="auto"/>
+              <w:ind w:firstLineChars="0" w:firstLine="0"/>
+            </w:pPr>
+            <w:r>
+              <w:rPr>
+                <w:rFonts w:ascii="Times New Roman" w:hAnsi="Times New Roman" w:eastAsia="宋体"/>
+                <w:b w:val="0"/>
+                <w:sz w:val="21"/>
+              </w:rPr>
+              <w:t xml:space="preserve">关键词 + 分类 + 价格区间组合正确，刷新后条件保留</w:t>
+            </w:r>
+          </w:p>
+        </w:tc>
+      </w:tr>
+      <w:tr>
+        <w:trPr>
+          <w:cantSplit/>
+        </w:trPr>
+        <w:tc>
+          <w:tcPr>
+            <w:tcW w:type="dxa" w:w="1390"/>
+          </w:tcPr>
+          <w:p>
+            <w:pPr>
+              <w:jc w:val="center"/>
+              <w:spacing w:before="30" w:after="30" w:line="240" w:lineRule="auto"/>
+              <w:ind w:firstLineChars="0" w:firstLine="0"/>
+            </w:pPr>
+            <w:r>
+              <w:rPr>
+                <w:rFonts w:ascii="Times New Roman" w:hAnsi="Times New Roman" w:eastAsia="宋体"/>
+                <w:b w:val="0"/>
+                <w:sz w:val="21"/>
+              </w:rPr>
+              <w:t xml:space="preserve">收藏与足迹</w:t>
+            </w:r>
+          </w:p>
+        </w:tc>
+        <w:tc>
+          <w:tcPr>
+            <w:tcW w:type="dxa" w:w="1086"/>
+          </w:tcPr>
+          <w:p>
+            <w:pPr>
+              <w:jc w:val="left"/>
+              <w:spacing w:before="30" w:after="30" w:line="240" w:lineRule="auto"/>
+              <w:ind w:firstLineChars="0" w:firstLine="0"/>
+            </w:pPr>
+            <w:r>
+              <w:rPr>
+                <w:rFonts w:ascii="Times New Roman" w:hAnsi="Times New Roman" w:eastAsia="宋体"/>
+                <w:b w:val="0"/>
+                <w:sz w:val="21"/>
+              </w:rPr>
+              <w:t xml:space="preserve">通过</w:t>
+            </w:r>
+          </w:p>
+        </w:tc>
+        <w:tc>
+          <w:tcPr>
+            <w:tcW w:type="dxa" w:w="6379"/>
+          </w:tcPr>
+          <w:p>
+            <w:pPr>
+              <w:jc w:val="left"/>
+              <w:spacing w:before="30" w:after="30" w:line="240" w:lineRule="auto"/>
+              <w:ind w:firstLineChars="0" w:firstLine="0"/>
+            </w:pPr>
+            <w:r>
+              <w:rPr>
+                <w:rFonts w:ascii="Times New Roman" w:hAnsi="Times New Roman" w:eastAsia="宋体"/>
+                <w:b w:val="0"/>
+                <w:sz w:val="21"/>
+              </w:rPr>
+              <w:t xml:space="preserve">重复收藏幂等，失效商品置灰并标注原因</w:t>
+            </w:r>
+          </w:p>
+        </w:tc>
+      </w:tr>
+    </w:tbl>
+    <w:p>
+      <w:pPr>
+        <w:spacing w:line="360" w:lineRule="auto"/>
+        <w:ind w:left="480" w:firstLine="480"/>
+        <w:jc w:val="both"/>
+      </w:pPr>
+      <w:r>
+        <w:rPr>
+          <w:rFonts w:ascii="Times New Roman" w:hAnsi="Times New Roman" w:eastAsia="宋体"/>
+          <w:sz w:val="24"/>
+        </w:rPr>
+        <w:t xml:space="preserve">前八项是逐一点击界面并核对数据库与时序的实测记录；后三项按 </w:t>
+      </w:r>
+      <w:r>
+        <w:rPr>
+          <w:rFonts w:ascii="Times New Roman" w:cs="Consolas" w:eastAsia="宋体" w:hAnsi="Times New Roman"/>
+          <w:sz w:val="24"/>
+        </w:rPr>
+        <w:t xml:space="preserve">docs/08-任务核对-店铺搜索资料收藏.md</w:t>
+      </w:r>
+      <w:r>
+        <w:rPr>
+          <w:rFonts w:ascii="Times New Roman" w:hAnsi="Times New Roman" w:eastAsia="宋体"/>
+          <w:sz w:val="24"/>
+        </w:rPr>
+        <w:t xml:space="preserve"> 的逐条验收结论记录。本实验原型未对 #49~#52 的界面单独截图，正文第 2.4 节以文字描述界面结构。</w:t>
+      </w:r>
+    </w:p>
+    <w:p>
+      <w:pPr>
+        <w:pBdr>
+          <w:bottom w:val="single" w:color="BFBFBF" w:sz="6" w:space="1"/>
+        </w:pBdr>
+      </w:pPr>
+    </w:p>
+    <w:p>
+      <w:pPr>
+        <w:pStyle w:val="Heading2"/>
+        <w:keepNext/>
+        <w:spacing w:before="120" w:after="120" w:line="360" w:lineRule="auto"/>
+        <w:ind w:firstLine="0"/>
+        <w:jc w:val="left"/>
+      </w:pPr>
+      <w:r>
+        <w:rPr>
+          <w:rFonts w:ascii="Times New Roman" w:hAnsi="Times New Roman" w:eastAsia="黑体"/>
+          <w:b w:val="0"/>
+          <w:sz w:val="28"/>
+        </w:rPr>
+        <w:t xml:space="preserve">6. 原型访问方式</w:t>
       </w:r>
     </w:p>
     <w:p>
@@ -5559,10 +8099,51 @@
       </w:pPr>
       <w:r>
         <w:rPr>
-          <w:rFonts w:ascii="Times New Roman" w:hAnsi="Times New Roman" w:eastAsia="宋体"/>
-          <w:sz w:val="24"/>
-        </w:rPr>
-        <w:t xml:space="preserve">前端单独启动：</w:t>
+          <w:rFonts w:ascii="Times New Roman" w:cs="Consolas" w:eastAsia="宋体" w:hAnsi="Times New Roman"/>
+          <w:sz w:val="24"/>
+          <w:szCs w:val="21"/>
+        </w:rPr>
+        <w:t xml:space="preserve">cd src\scripts</w:t>
+      </w:r>
+      <w:r>
+        <w:rPr>
+          <w:rFonts w:ascii="Times New Roman" w:cs="Consolas" w:eastAsia="宋体" w:hAnsi="Times New Roman"/>
+          <w:sz w:val="24"/>
+          <w:szCs w:val="21"/>
+        </w:rPr>
+        <w:br/>
+      </w:r>
+      <w:r>
+        <w:rPr>
+          <w:rFonts w:ascii="Times New Roman" w:cs="Consolas" w:eastAsia="宋体" w:hAnsi="Times New Roman"/>
+          <w:sz w:val="24"/>
+          <w:szCs w:val="21"/>
+        </w:rPr>
+        <w:t xml:space="preserve">dev.bat start      :: 启动 Nacos + 六个服务</w:t>
+      </w:r>
+      <w:r>
+        <w:rPr>
+          <w:rFonts w:ascii="Times New Roman" w:cs="Consolas" w:eastAsia="宋体" w:hAnsi="Times New Roman"/>
+          <w:sz w:val="24"/>
+          <w:szCs w:val="21"/>
+        </w:rPr>
+        <w:br/>
+      </w:r>
+      <w:r>
+        <w:rPr>
+          <w:rFonts w:ascii="Times New Roman" w:cs="Consolas" w:eastAsia="宋体" w:hAnsi="Times New Roman"/>
+          <w:sz w:val="24"/>
+          <w:szCs w:val="21"/>
+        </w:rPr>
+        <w:t xml:space="preserve">dev.bat status     :: 查看端口与注册状态</w:t>
+      </w:r>
+      <w:r>
+        <w:rPr>
+          <w:rFonts w:ascii="Times New Roman" w:cs="Consolas" w:eastAsia="宋体" w:hAnsi="Times New Roman"/>
+          <w:sz w:val="24"/>
+          <w:szCs w:val="21"/>
+        </w:rPr>
+        <w:br/>
       </w:r>
     </w:p>
     <w:p>
@@ -5573,51 +8154,10 @@
       </w:pPr>
       <w:r>
         <w:rPr>
-          <w:rFonts w:ascii="Times New Roman" w:cs="Consolas" w:eastAsia="宋体" w:hAnsi="Times New Roman"/>
-          <w:sz w:val="24"/>
-          <w:szCs w:val="21"/>
-        </w:rPr>
-        <w:t xml:space="preserve">cd src\web</w:t>
-      </w:r>
-      <w:r>
-        <w:rPr>
-          <w:rFonts w:ascii="Times New Roman" w:cs="Consolas" w:eastAsia="宋体" w:hAnsi="Times New Roman"/>
-          <w:sz w:val="24"/>
-          <w:szCs w:val="21"/>
-        </w:rPr>
-        <w:br/>
-      </w:r>
-      <w:r>
-        <w:rPr>
-          <w:rFonts w:ascii="Times New Roman" w:cs="Consolas" w:eastAsia="宋体" w:hAnsi="Times New Roman"/>
-          <w:sz w:val="24"/>
-          <w:szCs w:val="21"/>
-        </w:rPr>
-        <w:t xml:space="preserve">pnpm install</w:t>
-      </w:r>
-      <w:r>
-        <w:rPr>
-          <w:rFonts w:ascii="Times New Roman" w:cs="Consolas" w:eastAsia="宋体" w:hAnsi="Times New Roman"/>
-          <w:sz w:val="24"/>
-          <w:szCs w:val="21"/>
-        </w:rPr>
-        <w:br/>
-      </w:r>
-      <w:r>
-        <w:rPr>
-          <w:rFonts w:ascii="Times New Roman" w:cs="Consolas" w:eastAsia="宋体" w:hAnsi="Times New Roman"/>
-          <w:sz w:val="24"/>
-          <w:szCs w:val="21"/>
-        </w:rPr>
-        <w:t xml:space="preserve">pnpm dev</w:t>
-      </w:r>
-      <w:r>
-        <w:rPr>
-          <w:rFonts w:ascii="Times New Roman" w:cs="Consolas" w:eastAsia="宋体" w:hAnsi="Times New Roman"/>
-          <w:sz w:val="24"/>
-          <w:szCs w:val="21"/>
-        </w:rPr>
-        <w:br/>
+          <w:rFonts w:ascii="Times New Roman" w:hAnsi="Times New Roman" w:eastAsia="宋体"/>
+          <w:sz w:val="24"/>
+        </w:rPr>
+        <w:t xml:space="preserve">前端单独启动：</w:t>
       </w:r>
     </w:p>
     <w:p>
@@ -5628,12 +8168,67 @@
       </w:pPr>
       <w:r>
         <w:rPr>
+          <w:rFonts w:ascii="Times New Roman" w:cs="Consolas" w:eastAsia="宋体" w:hAnsi="Times New Roman"/>
+          <w:sz w:val="24"/>
+          <w:szCs w:val="21"/>
+        </w:rPr>
+        <w:t xml:space="preserve">cd src\web</w:t>
+      </w:r>
+      <w:r>
+        <w:rPr>
+          <w:rFonts w:ascii="Times New Roman" w:cs="Consolas" w:eastAsia="宋体" w:hAnsi="Times New Roman"/>
+          <w:sz w:val="24"/>
+          <w:szCs w:val="21"/>
+        </w:rPr>
+        <w:br/>
+      </w:r>
+      <w:r>
+        <w:rPr>
+          <w:rFonts w:ascii="Times New Roman" w:cs="Consolas" w:eastAsia="宋体" w:hAnsi="Times New Roman"/>
+          <w:sz w:val="24"/>
+          <w:szCs w:val="21"/>
+        </w:rPr>
+        <w:t xml:space="preserve">pnpm install</w:t>
+      </w:r>
+      <w:r>
+        <w:rPr>
+          <w:rFonts w:ascii="Times New Roman" w:cs="Consolas" w:eastAsia="宋体" w:hAnsi="Times New Roman"/>
+          <w:sz w:val="24"/>
+          <w:szCs w:val="21"/>
+        </w:rPr>
+        <w:br/>
+      </w:r>
+      <w:r>
+        <w:rPr>
+          <w:rFonts w:ascii="Times New Roman" w:cs="Consolas" w:eastAsia="宋体" w:hAnsi="Times New Roman"/>
+          <w:sz w:val="24"/>
+          <w:szCs w:val="21"/>
+        </w:rPr>
+        <w:t xml:space="preserve">pnpm dev</w:t>
+      </w:r>
+      <w:r>
+        <w:rPr>
+          <w:rFonts w:ascii="Times New Roman" w:cs="Consolas" w:eastAsia="宋体" w:hAnsi="Times New Roman"/>
+          <w:sz w:val="24"/>
+          <w:szCs w:val="21"/>
+        </w:rPr>
+        <w:br/>
+      </w:r>
+    </w:p>
+    <w:p>
+      <w:pPr>
+        <w:spacing w:line="360" w:lineRule="auto"/>
+        <w:ind w:firstLine="480"/>
+        <w:jc w:val="both"/>
+      </w:pPr>
+      <w:r>
+        <w:rPr>
           <w:rFonts w:ascii="Times New Roman" w:hAnsi="Times New Roman" w:eastAsia="宋体"/>
           <w:sz w:val="24"/>
         </w:rPr>
         <w:t xml:space="preserve">访问 </w:t>
       </w:r>
-      <w:hyperlink w:history="1" r:id="rId4as6g4vh9jp4c6kujv9sp">
+      <w:hyperlink w:history="1" r:id="rIdp-zs8cgu3_m9pims6nu6i">
         <w:r>
           <w:t xml:space="preserve">http://localhost:5173</w:t>
         </w:r>
@@ -6054,6 +8649,12 @@
     </w:lvlOverride>
   </w:num>
   <w:num w:numId="2">
+    <w:abstractNumId w:val="3"/>
+    <w:lvlOverride w:ilvl="0">
+      <w:startOverride w:val="1"/>
+    </w:lvlOverride>
+  </w:num>
+  <w:num w:numId="3">
     <w:abstractNumId w:val="2"/>
     <w:lvlOverride w:ilvl="0">
       <w:startOverride w:val="1"/>
